--- a/Weekly Logs/Matt/Matt Baker - Week 14 Individual Logbook.docx
+++ b/Weekly Logs/Matt/Matt Baker - Week 14 Individual Logbook.docx
@@ -929,7 +929,7 @@
           <w:r>
             <w:fldChar w:fldCharType="separate"/>
           </w:r>
-          <w:hyperlink w:anchor="_Toc242688919" w:history="1">
+          <w:hyperlink w:anchor="_Toc242865851" w:history="1">
             <w:r>
               <w:rPr>
                 <w:rStyle w:val="Hyperlink"/>
@@ -956,7 +956,7 @@
                 <w:noProof/>
                 <w:webHidden/>
               </w:rPr>
-              <w:instrText xml:space="preserve"> PAGEREF _Toc242688919 \h </w:instrText>
+              <w:instrText xml:space="preserve"> PAGEREF _Toc242865851 \h </w:instrText>
             </w:r>
             <w:r>
               <w:rPr>
@@ -1000,7 +1000,7 @@
               <w:sz w:val="24"/>
             </w:rPr>
           </w:pPr>
-          <w:hyperlink w:anchor="_Toc242688920" w:history="1">
+          <w:hyperlink w:anchor="_Toc242865852" w:history="1">
             <w:r>
               <w:rPr>
                 <w:rStyle w:val="Hyperlink"/>
@@ -1027,7 +1027,7 @@
                 <w:noProof/>
                 <w:webHidden/>
               </w:rPr>
-              <w:instrText xml:space="preserve"> PAGEREF _Toc242688920 \h </w:instrText>
+              <w:instrText xml:space="preserve"> PAGEREF _Toc242865852 \h </w:instrText>
             </w:r>
             <w:r>
               <w:rPr>
@@ -1071,7 +1071,7 @@
               <w:sz w:val="24"/>
             </w:rPr>
           </w:pPr>
-          <w:hyperlink w:anchor="_Toc242688921" w:history="1">
+          <w:hyperlink w:anchor="_Toc242865853" w:history="1">
             <w:r>
               <w:rPr>
                 <w:rStyle w:val="Hyperlink"/>
@@ -1098,7 +1098,7 @@
                 <w:noProof/>
                 <w:webHidden/>
               </w:rPr>
-              <w:instrText xml:space="preserve"> PAGEREF _Toc242688921 \h </w:instrText>
+              <w:instrText xml:space="preserve"> PAGEREF _Toc242865853 \h </w:instrText>
             </w:r>
             <w:r>
               <w:rPr>
@@ -1142,7 +1142,7 @@
               <w:sz w:val="24"/>
             </w:rPr>
           </w:pPr>
-          <w:hyperlink w:anchor="_Toc242688922" w:history="1">
+          <w:hyperlink w:anchor="_Toc242865854" w:history="1">
             <w:r>
               <w:rPr>
                 <w:rStyle w:val="Hyperlink"/>
@@ -1169,7 +1169,7 @@
                 <w:noProof/>
                 <w:webHidden/>
               </w:rPr>
-              <w:instrText xml:space="preserve"> PAGEREF _Toc242688922 \h </w:instrText>
+              <w:instrText xml:space="preserve"> PAGEREF _Toc242865854 \h </w:instrText>
             </w:r>
             <w:r>
               <w:rPr>
@@ -1213,7 +1213,7 @@
               <w:sz w:val="24"/>
             </w:rPr>
           </w:pPr>
-          <w:hyperlink w:anchor="_Toc242688923" w:history="1">
+          <w:hyperlink w:anchor="_Toc242865855" w:history="1">
             <w:r>
               <w:rPr>
                 <w:rStyle w:val="Hyperlink"/>
@@ -1240,7 +1240,7 @@
                 <w:noProof/>
                 <w:webHidden/>
               </w:rPr>
-              <w:instrText xml:space="preserve"> PAGEREF _Toc242688923 \h </w:instrText>
+              <w:instrText xml:space="preserve"> PAGEREF _Toc242865855 \h </w:instrText>
             </w:r>
             <w:r>
               <w:rPr>
@@ -1260,7 +1260,7 @@
                 <w:noProof/>
                 <w:webHidden/>
               </w:rPr>
-              <w:t>4</w:t>
+              <w:t>3</w:t>
             </w:r>
             <w:r>
               <w:rPr>
@@ -1284,7 +1284,7 @@
               <w:sz w:val="24"/>
             </w:rPr>
           </w:pPr>
-          <w:hyperlink w:anchor="_Toc242688924" w:history="1">
+          <w:hyperlink w:anchor="_Toc242865856" w:history="1">
             <w:r>
               <w:rPr>
                 <w:rStyle w:val="Hyperlink"/>
@@ -1311,7 +1311,7 @@
                 <w:noProof/>
                 <w:webHidden/>
               </w:rPr>
-              <w:instrText xml:space="preserve"> PAGEREF _Toc242688924 \h </w:instrText>
+              <w:instrText xml:space="preserve"> PAGEREF _Toc242865856 \h </w:instrText>
             </w:r>
             <w:r>
               <w:rPr>
@@ -1331,7 +1331,7 @@
                 <w:noProof/>
                 <w:webHidden/>
               </w:rPr>
-              <w:t>4</w:t>
+              <w:t>3</w:t>
             </w:r>
             <w:r>
               <w:rPr>
@@ -1355,7 +1355,7 @@
               <w:sz w:val="24"/>
             </w:rPr>
           </w:pPr>
-          <w:hyperlink w:anchor="_Toc242688925" w:history="1">
+          <w:hyperlink w:anchor="_Toc242865857" w:history="1">
             <w:r>
               <w:rPr>
                 <w:rStyle w:val="Hyperlink"/>
@@ -1382,7 +1382,75 @@
                 <w:noProof/>
                 <w:webHidden/>
               </w:rPr>
-              <w:instrText xml:space="preserve"> PAGEREF _Toc242688925 \h </w:instrText>
+              <w:instrText xml:space="preserve"> PAGEREF _Toc242865857 \h </w:instrText>
+            </w:r>
+            <w:r>
+              <w:rPr>
+                <w:noProof/>
+                <w:webHidden/>
+              </w:rPr>
+            </w:r>
+            <w:r>
+              <w:rPr>
+                <w:noProof/>
+                <w:webHidden/>
+              </w:rPr>
+              <w:fldChar w:fldCharType="separate"/>
+            </w:r>
+            <w:r>
+              <w:rPr>
+                <w:noProof/>
+                <w:webHidden/>
+              </w:rPr>
+              <w:t>3</w:t>
+            </w:r>
+            <w:r>
+              <w:rPr>
+                <w:noProof/>
+                <w:webHidden/>
+              </w:rPr>
+              <w:fldChar w:fldCharType="end"/>
+            </w:r>
+          </w:hyperlink>
+        </w:p>
+        <w:p>
+          <w:pPr>
+            <w:pStyle w:val="TOC3"/>
+            <w:tabs>
+              <w:tab w:val="right" w:leader="dot" w:pos="9013"/>
+            </w:tabs>
+            <w:rPr>
+              <w:noProof/>
+            </w:rPr>
+          </w:pPr>
+          <w:hyperlink w:anchor="_Toc242865858" w:history="1">
+            <w:r>
+              <w:rPr>
+                <w:rStyle w:val="Hyperlink"/>
+                <w:noProof/>
+              </w:rPr>
+              <w:t>4-Prompt Chunk Wireshark LLM Augmentation</w:t>
+            </w:r>
+            <w:r>
+              <w:rPr>
+                <w:noProof/>
+                <w:webHidden/>
+              </w:rPr>
+              <w:tab/>
+            </w:r>
+            <w:r>
+              <w:rPr>
+                <w:noProof/>
+                <w:webHidden/>
+              </w:rPr>
+              <w:fldChar w:fldCharType="begin"/>
+            </w:r>
+            <w:r>
+              <w:rPr>
+                <w:noProof/>
+                <w:webHidden/>
+              </w:rPr>
+              <w:instrText xml:space="preserve"> PAGEREF _Toc242865858 \h </w:instrText>
             </w:r>
             <w:r>
               <w:rPr>
@@ -1426,7 +1494,7 @@
               <w:sz w:val="24"/>
             </w:rPr>
           </w:pPr>
-          <w:hyperlink w:anchor="_Toc242688926" w:history="1">
+          <w:hyperlink w:anchor="_Toc242865859" w:history="1">
             <w:r>
               <w:rPr>
                 <w:rStyle w:val="Hyperlink"/>
@@ -1453,7 +1521,7 @@
                 <w:noProof/>
                 <w:webHidden/>
               </w:rPr>
-              <w:instrText xml:space="preserve"> PAGEREF _Toc242688926 \h </w:instrText>
+              <w:instrText xml:space="preserve"> PAGEREF _Toc242865859 \h </w:instrText>
             </w:r>
             <w:r>
               <w:rPr>
@@ -1473,7 +1541,7 @@
                 <w:noProof/>
                 <w:webHidden/>
               </w:rPr>
-              <w:t>12</w:t>
+              <w:t>5</w:t>
             </w:r>
             <w:r>
               <w:rPr>
@@ -1497,7 +1565,7 @@
               <w:sz w:val="24"/>
             </w:rPr>
           </w:pPr>
-          <w:hyperlink w:anchor="_Toc242688927" w:history="1">
+          <w:hyperlink w:anchor="_Toc242865860" w:history="1">
             <w:r>
               <w:rPr>
                 <w:rStyle w:val="Hyperlink"/>
@@ -1524,7 +1592,7 @@
                 <w:noProof/>
                 <w:webHidden/>
               </w:rPr>
-              <w:instrText xml:space="preserve"> PAGEREF _Toc242688927 \h </w:instrText>
+              <w:instrText xml:space="preserve"> PAGEREF _Toc242865860 \h </w:instrText>
             </w:r>
             <w:r>
               <w:rPr>
@@ -1544,7 +1612,7 @@
                 <w:noProof/>
                 <w:webHidden/>
               </w:rPr>
-              <w:t>15</w:t>
+              <w:t>5</w:t>
             </w:r>
             <w:r>
               <w:rPr>
@@ -1737,7 +1805,7 @@
         <w:pStyle w:val="Heading1"/>
         <w:ind w:left="-5"/>
       </w:pPr>
-      <w:bookmarkStart w:id="0" w:name="_Toc242688919"/>
+      <w:bookmarkStart w:id="0" w:name="_Toc242865851"/>
       <w:r>
         <w:lastRenderedPageBreak/>
         <w:t>Hours Breakdown</w:t>
@@ -2543,7 +2611,7 @@
         <w:pStyle w:val="Heading1"/>
         <w:ind w:left="-5"/>
       </w:pPr>
-      <w:bookmarkStart w:id="1" w:name="_Toc242688920"/>
+      <w:bookmarkStart w:id="1" w:name="_Toc242865852"/>
       <w:r>
         <w:lastRenderedPageBreak/>
         <w:t>Completed Content/Documentation</w:t>
@@ -2554,7 +2622,7 @@
       <w:pPr>
         <w:pStyle w:val="Heading2"/>
       </w:pPr>
-      <w:bookmarkStart w:id="2" w:name="_Toc242688921"/>
+      <w:bookmarkStart w:id="2" w:name="_Toc242865853"/>
       <w:r>
         <w:t>Team Meeting</w:t>
       </w:r>
@@ -2619,11 +2687,49 @@
     <w:p>
       <w:pPr>
         <w:ind w:left="0" w:firstLine="0"/>
+      </w:pPr>
+      <w:r>
+        <w:t>Monday, 13 October</w:t>
+      </w:r>
+    </w:p>
+    <w:p>
+      <w:pPr>
+        <w:rPr>
+          <w:b/>
+          <w:bCs/>
+        </w:rPr>
+      </w:pPr>
+      <w:r>
+        <w:rPr>
+          <w:b/>
+          <w:bCs/>
+        </w:rPr>
+        <w:t xml:space="preserve">12:15 – </w:t>
+      </w:r>
+      <w:r>
+        <w:rPr>
+          <w:b/>
+          <w:bCs/>
+        </w:rPr>
+        <w:t>1:15 (1hr)</w:t>
+      </w:r>
+    </w:p>
+    <w:p>
+      <w:r>
+        <w:t xml:space="preserve">Meeting with all present, auditing weekly logs, consolidating hours into the group </w:t>
+      </w:r>
+      <w:r>
+        <w:t>weekly log, validating the notes taken during Bryce meeting.</w:t>
+      </w:r>
+    </w:p>
+    <w:p>
+      <w:pPr>
+        <w:ind w:left="0" w:firstLine="0"/>
         <w:rPr>
           <w:rStyle w:val="Heading2Char"/>
         </w:rPr>
       </w:pPr>
-      <w:bookmarkStart w:id="3" w:name="_Toc242688922"/>
+      <w:bookmarkStart w:id="3" w:name="_Toc242865854"/>
       <w:r>
         <w:rPr>
           <w:rStyle w:val="Heading2Char"/>
@@ -2698,7 +2804,7 @@
       <w:pPr>
         <w:pStyle w:val="Heading2"/>
       </w:pPr>
-      <w:bookmarkStart w:id="4" w:name="_Toc242688923"/>
+      <w:bookmarkStart w:id="4" w:name="_Toc242865855"/>
       <w:r>
         <w:t>Client Meetings</w:t>
       </w:r>
@@ -2708,7 +2814,7 @@
       <w:pPr>
         <w:pStyle w:val="Heading2"/>
       </w:pPr>
-      <w:bookmarkStart w:id="5" w:name="_Toc242688924"/>
+      <w:bookmarkStart w:id="5" w:name="_Toc242865856"/>
       <w:r>
         <w:t>Research</w:t>
       </w:r>
@@ -2718,7 +2824,7 @@
       <w:pPr>
         <w:pStyle w:val="Heading2"/>
       </w:pPr>
-      <w:bookmarkStart w:id="6" w:name="_Toc242688925"/>
+      <w:bookmarkStart w:id="6" w:name="_Toc242865857"/>
       <w:r>
         <w:t>Documentation</w:t>
       </w:r>
@@ -2816,20 +2922,21 @@
     <w:p/>
     <w:p/>
     <w:p/>
-    <w:p/>
-    <w:p/>
-    <w:p/>
+    <w:p>
+      <w:pPr>
+        <w:ind w:left="0" w:firstLine="0"/>
+      </w:pPr>
+    </w:p>
     <w:p>
       <w:pPr>
         <w:pStyle w:val="Heading3"/>
       </w:pPr>
+      <w:bookmarkStart w:id="7" w:name="_Toc242865858"/>
       <w:r>
         <w:lastRenderedPageBreak/>
-        <w:t xml:space="preserve">4-Prompt Chunk </w:t>
-      </w:r>
-      <w:r>
-        <w:t>Wireshark LLM Augmentation</w:t>
-      </w:r>
+        <w:t>4-Prompt Chunk Wireshark LLM Augmentation</w:t>
+      </w:r>
+      <w:bookmarkEnd w:id="7"/>
     </w:p>
     <w:p>
       <w:pPr>
@@ -2842,7 +2949,7 @@
         <w:t xml:space="preserve"> with chunk prompting into four sections</w:t>
       </w:r>
       <w:r>
-        <w:t>. All figures are averages (mean).</w:t>
+        <w:t>.</w:t>
       </w:r>
     </w:p>
     <w:tbl>
@@ -2859,10 +2966,6 @@
         <w:gridCol w:w="826"/>
         <w:gridCol w:w="858"/>
         <w:gridCol w:w="826"/>
-        <w:gridCol w:w="777"/>
-        <w:gridCol w:w="776"/>
-        <w:gridCol w:w="782"/>
-        <w:gridCol w:w="782"/>
       </w:tblGrid>
       <w:tr>
         <w:tc>
@@ -2880,7 +2983,7 @@
         </w:tc>
         <w:tc>
           <w:tcPr>
-            <w:tcW w:w="650" w:type="dxa"/>
+            <w:tcW w:w="573" w:type="dxa"/>
           </w:tcPr>
           <w:p>
             <w:pPr>
@@ -2893,7 +2996,7 @@
         </w:tc>
         <w:tc>
           <w:tcPr>
-            <w:tcW w:w="835" w:type="dxa"/>
+            <w:tcW w:w="830" w:type="dxa"/>
           </w:tcPr>
           <w:p>
             <w:pPr>
@@ -2906,7 +3009,7 @@
         </w:tc>
         <w:tc>
           <w:tcPr>
-            <w:tcW w:w="892" w:type="dxa"/>
+            <w:tcW w:w="826" w:type="dxa"/>
           </w:tcPr>
           <w:p>
             <w:pPr>
@@ -2919,7 +3022,7 @@
         </w:tc>
         <w:tc>
           <w:tcPr>
-            <w:tcW w:w="936" w:type="dxa"/>
+            <w:tcW w:w="858" w:type="dxa"/>
           </w:tcPr>
           <w:p>
             <w:pPr>
@@ -2932,7 +3035,7 @@
         </w:tc>
         <w:tc>
           <w:tcPr>
-            <w:tcW w:w="882" w:type="dxa"/>
+            <w:tcW w:w="826" w:type="dxa"/>
           </w:tcPr>
           <w:p>
             <w:pPr>
@@ -2940,58 +3043,6 @@
             </w:pPr>
             <w:r>
               <w:t>Total Tokens</w:t>
-            </w:r>
-          </w:p>
-        </w:tc>
-        <w:tc>
-          <w:tcPr>
-            <w:tcW w:w="817" w:type="dxa"/>
-          </w:tcPr>
-          <w:p>
-            <w:pPr>
-              <w:ind w:left="0" w:firstLine="0"/>
-            </w:pPr>
-            <w:r>
-              <w:t>GPU 1 VRAM (MiB)</w:t>
-            </w:r>
-          </w:p>
-        </w:tc>
-        <w:tc>
-          <w:tcPr>
-            <w:tcW w:w="776" w:type="dxa"/>
-          </w:tcPr>
-          <w:p>
-            <w:pPr>
-              <w:ind w:left="0" w:firstLine="0"/>
-            </w:pPr>
-            <w:r>
-              <w:t>GPU 2 VRAM (MiB)</w:t>
-            </w:r>
-          </w:p>
-        </w:tc>
-        <w:tc>
-          <w:tcPr>
-            <w:tcW w:w="783" w:type="dxa"/>
-          </w:tcPr>
-          <w:p>
-            <w:pPr>
-              <w:ind w:left="0" w:firstLine="0"/>
-            </w:pPr>
-            <w:r>
-              <w:t>GPU 1 Power (W)</w:t>
-            </w:r>
-          </w:p>
-        </w:tc>
-        <w:tc>
-          <w:tcPr>
-            <w:tcW w:w="459" w:type="dxa"/>
-          </w:tcPr>
-          <w:p>
-            <w:pPr>
-              <w:ind w:left="0" w:firstLine="0"/>
-            </w:pPr>
-            <w:r>
-              <w:t>GPU 2 Power (W)</w:t>
             </w:r>
           </w:p>
         </w:tc>
@@ -3012,7 +3063,7 @@
         </w:tc>
         <w:tc>
           <w:tcPr>
-            <w:tcW w:w="650" w:type="dxa"/>
+            <w:tcW w:w="573" w:type="dxa"/>
           </w:tcPr>
           <w:p>
             <w:pPr>
@@ -3025,7 +3076,7 @@
         </w:tc>
         <w:tc>
           <w:tcPr>
-            <w:tcW w:w="835" w:type="dxa"/>
+            <w:tcW w:w="830" w:type="dxa"/>
           </w:tcPr>
           <w:p>
             <w:pPr>
@@ -3038,7 +3089,7 @@
         </w:tc>
         <w:tc>
           <w:tcPr>
-            <w:tcW w:w="892" w:type="dxa"/>
+            <w:tcW w:w="826" w:type="dxa"/>
           </w:tcPr>
           <w:p>
             <w:pPr>
@@ -3051,7 +3102,7 @@
         </w:tc>
         <w:tc>
           <w:tcPr>
-            <w:tcW w:w="936" w:type="dxa"/>
+            <w:tcW w:w="858" w:type="dxa"/>
           </w:tcPr>
           <w:p>
             <w:pPr>
@@ -3064,7 +3115,7 @@
         </w:tc>
         <w:tc>
           <w:tcPr>
-            <w:tcW w:w="882" w:type="dxa"/>
+            <w:tcW w:w="826" w:type="dxa"/>
           </w:tcPr>
           <w:p>
             <w:pPr>
@@ -3073,46 +3124,6 @@
             <w:r>
               <w:t>48150</w:t>
             </w:r>
-          </w:p>
-        </w:tc>
-        <w:tc>
-          <w:tcPr>
-            <w:tcW w:w="817" w:type="dxa"/>
-          </w:tcPr>
-          <w:p>
-            <w:pPr>
-              <w:ind w:left="0" w:firstLine="0"/>
-            </w:pPr>
-          </w:p>
-        </w:tc>
-        <w:tc>
-          <w:tcPr>
-            <w:tcW w:w="776" w:type="dxa"/>
-          </w:tcPr>
-          <w:p>
-            <w:pPr>
-              <w:ind w:left="0" w:firstLine="0"/>
-            </w:pPr>
-          </w:p>
-        </w:tc>
-        <w:tc>
-          <w:tcPr>
-            <w:tcW w:w="783" w:type="dxa"/>
-          </w:tcPr>
-          <w:p>
-            <w:pPr>
-              <w:ind w:left="0" w:firstLine="0"/>
-            </w:pPr>
-          </w:p>
-        </w:tc>
-        <w:tc>
-          <w:tcPr>
-            <w:tcW w:w="459" w:type="dxa"/>
-          </w:tcPr>
-          <w:p>
-            <w:pPr>
-              <w:ind w:left="0" w:firstLine="0"/>
-            </w:pPr>
           </w:p>
         </w:tc>
       </w:tr>
@@ -3132,7 +3143,7 @@
         </w:tc>
         <w:tc>
           <w:tcPr>
-            <w:tcW w:w="650" w:type="dxa"/>
+            <w:tcW w:w="573" w:type="dxa"/>
           </w:tcPr>
           <w:p>
             <w:pPr>
@@ -3145,7 +3156,7 @@
         </w:tc>
         <w:tc>
           <w:tcPr>
-            <w:tcW w:w="835" w:type="dxa"/>
+            <w:tcW w:w="830" w:type="dxa"/>
           </w:tcPr>
           <w:p>
             <w:pPr>
@@ -3158,7 +3169,7 @@
         </w:tc>
         <w:tc>
           <w:tcPr>
-            <w:tcW w:w="892" w:type="dxa"/>
+            <w:tcW w:w="826" w:type="dxa"/>
           </w:tcPr>
           <w:p>
             <w:pPr>
@@ -3171,7 +3182,7 @@
         </w:tc>
         <w:tc>
           <w:tcPr>
-            <w:tcW w:w="936" w:type="dxa"/>
+            <w:tcW w:w="858" w:type="dxa"/>
           </w:tcPr>
           <w:p>
             <w:pPr>
@@ -3184,7 +3195,7 @@
         </w:tc>
         <w:tc>
           <w:tcPr>
-            <w:tcW w:w="882" w:type="dxa"/>
+            <w:tcW w:w="826" w:type="dxa"/>
           </w:tcPr>
           <w:p>
             <w:pPr>
@@ -3193,46 +3204,6 @@
             <w:r>
               <w:t>48459</w:t>
             </w:r>
-          </w:p>
-        </w:tc>
-        <w:tc>
-          <w:tcPr>
-            <w:tcW w:w="817" w:type="dxa"/>
-          </w:tcPr>
-          <w:p>
-            <w:pPr>
-              <w:ind w:left="0" w:firstLine="0"/>
-            </w:pPr>
-          </w:p>
-        </w:tc>
-        <w:tc>
-          <w:tcPr>
-            <w:tcW w:w="776" w:type="dxa"/>
-          </w:tcPr>
-          <w:p>
-            <w:pPr>
-              <w:ind w:left="0" w:firstLine="0"/>
-            </w:pPr>
-          </w:p>
-        </w:tc>
-        <w:tc>
-          <w:tcPr>
-            <w:tcW w:w="783" w:type="dxa"/>
-          </w:tcPr>
-          <w:p>
-            <w:pPr>
-              <w:ind w:left="0" w:firstLine="0"/>
-            </w:pPr>
-          </w:p>
-        </w:tc>
-        <w:tc>
-          <w:tcPr>
-            <w:tcW w:w="459" w:type="dxa"/>
-          </w:tcPr>
-          <w:p>
-            <w:pPr>
-              <w:ind w:left="0" w:firstLine="0"/>
-            </w:pPr>
           </w:p>
         </w:tc>
       </w:tr>
@@ -3252,7 +3223,7 @@
         </w:tc>
         <w:tc>
           <w:tcPr>
-            <w:tcW w:w="650" w:type="dxa"/>
+            <w:tcW w:w="573" w:type="dxa"/>
           </w:tcPr>
           <w:p>
             <w:pPr>
@@ -3265,7 +3236,7 @@
         </w:tc>
         <w:tc>
           <w:tcPr>
-            <w:tcW w:w="835" w:type="dxa"/>
+            <w:tcW w:w="830" w:type="dxa"/>
           </w:tcPr>
           <w:p>
             <w:pPr>
@@ -3278,7 +3249,7 @@
         </w:tc>
         <w:tc>
           <w:tcPr>
-            <w:tcW w:w="892" w:type="dxa"/>
+            <w:tcW w:w="826" w:type="dxa"/>
           </w:tcPr>
           <w:p>
             <w:pPr>
@@ -3291,7 +3262,7 @@
         </w:tc>
         <w:tc>
           <w:tcPr>
-            <w:tcW w:w="936" w:type="dxa"/>
+            <w:tcW w:w="858" w:type="dxa"/>
           </w:tcPr>
           <w:p>
             <w:pPr>
@@ -3304,7 +3275,7 @@
         </w:tc>
         <w:tc>
           <w:tcPr>
-            <w:tcW w:w="882" w:type="dxa"/>
+            <w:tcW w:w="826" w:type="dxa"/>
           </w:tcPr>
           <w:p>
             <w:pPr>
@@ -3313,46 +3284,6 @@
             <w:r>
               <w:t>48460</w:t>
             </w:r>
-          </w:p>
-        </w:tc>
-        <w:tc>
-          <w:tcPr>
-            <w:tcW w:w="817" w:type="dxa"/>
-          </w:tcPr>
-          <w:p>
-            <w:pPr>
-              <w:ind w:left="0" w:firstLine="0"/>
-            </w:pPr>
-          </w:p>
-        </w:tc>
-        <w:tc>
-          <w:tcPr>
-            <w:tcW w:w="776" w:type="dxa"/>
-          </w:tcPr>
-          <w:p>
-            <w:pPr>
-              <w:ind w:left="0" w:firstLine="0"/>
-            </w:pPr>
-          </w:p>
-        </w:tc>
-        <w:tc>
-          <w:tcPr>
-            <w:tcW w:w="783" w:type="dxa"/>
-          </w:tcPr>
-          <w:p>
-            <w:pPr>
-              <w:ind w:left="0" w:firstLine="0"/>
-            </w:pPr>
-          </w:p>
-        </w:tc>
-        <w:tc>
-          <w:tcPr>
-            <w:tcW w:w="459" w:type="dxa"/>
-          </w:tcPr>
-          <w:p>
-            <w:pPr>
-              <w:ind w:left="0" w:firstLine="0"/>
-            </w:pPr>
           </w:p>
         </w:tc>
       </w:tr>
@@ -3372,7 +3303,7 @@
         </w:tc>
         <w:tc>
           <w:tcPr>
-            <w:tcW w:w="650" w:type="dxa"/>
+            <w:tcW w:w="573" w:type="dxa"/>
           </w:tcPr>
           <w:p>
             <w:pPr>
@@ -3385,7 +3316,7 @@
         </w:tc>
         <w:tc>
           <w:tcPr>
-            <w:tcW w:w="835" w:type="dxa"/>
+            <w:tcW w:w="830" w:type="dxa"/>
           </w:tcPr>
           <w:p>
             <w:pPr>
@@ -3398,7 +3329,7 @@
         </w:tc>
         <w:tc>
           <w:tcPr>
-            <w:tcW w:w="892" w:type="dxa"/>
+            <w:tcW w:w="826" w:type="dxa"/>
           </w:tcPr>
           <w:p>
             <w:pPr>
@@ -3411,7 +3342,7 @@
         </w:tc>
         <w:tc>
           <w:tcPr>
-            <w:tcW w:w="936" w:type="dxa"/>
+            <w:tcW w:w="858" w:type="dxa"/>
           </w:tcPr>
           <w:p>
             <w:pPr>
@@ -3424,7 +3355,7 @@
         </w:tc>
         <w:tc>
           <w:tcPr>
-            <w:tcW w:w="882" w:type="dxa"/>
+            <w:tcW w:w="826" w:type="dxa"/>
           </w:tcPr>
           <w:p>
             <w:pPr>
@@ -3433,46 +3364,6 @@
             <w:r>
               <w:t>71302</w:t>
             </w:r>
-          </w:p>
-        </w:tc>
-        <w:tc>
-          <w:tcPr>
-            <w:tcW w:w="817" w:type="dxa"/>
-          </w:tcPr>
-          <w:p>
-            <w:pPr>
-              <w:ind w:left="0" w:firstLine="0"/>
-            </w:pPr>
-          </w:p>
-        </w:tc>
-        <w:tc>
-          <w:tcPr>
-            <w:tcW w:w="776" w:type="dxa"/>
-          </w:tcPr>
-          <w:p>
-            <w:pPr>
-              <w:ind w:left="0" w:firstLine="0"/>
-            </w:pPr>
-          </w:p>
-        </w:tc>
-        <w:tc>
-          <w:tcPr>
-            <w:tcW w:w="783" w:type="dxa"/>
-          </w:tcPr>
-          <w:p>
-            <w:pPr>
-              <w:ind w:left="0" w:firstLine="0"/>
-            </w:pPr>
-          </w:p>
-        </w:tc>
-        <w:tc>
-          <w:tcPr>
-            <w:tcW w:w="459" w:type="dxa"/>
-          </w:tcPr>
-          <w:p>
-            <w:pPr>
-              <w:ind w:left="0" w:firstLine="0"/>
-            </w:pPr>
           </w:p>
         </w:tc>
       </w:tr>
@@ -3492,7 +3383,7 @@
         </w:tc>
         <w:tc>
           <w:tcPr>
-            <w:tcW w:w="650" w:type="dxa"/>
+            <w:tcW w:w="573" w:type="dxa"/>
           </w:tcPr>
           <w:p>
             <w:pPr>
@@ -3505,7 +3396,7 @@
         </w:tc>
         <w:tc>
           <w:tcPr>
-            <w:tcW w:w="835" w:type="dxa"/>
+            <w:tcW w:w="830" w:type="dxa"/>
           </w:tcPr>
           <w:p>
             <w:pPr>
@@ -3518,7 +3409,7 @@
         </w:tc>
         <w:tc>
           <w:tcPr>
-            <w:tcW w:w="892" w:type="dxa"/>
+            <w:tcW w:w="826" w:type="dxa"/>
           </w:tcPr>
           <w:p>
             <w:pPr>
@@ -3531,7 +3422,7 @@
         </w:tc>
         <w:tc>
           <w:tcPr>
-            <w:tcW w:w="936" w:type="dxa"/>
+            <w:tcW w:w="858" w:type="dxa"/>
           </w:tcPr>
           <w:p>
             <w:pPr>
@@ -3544,7 +3435,7 @@
         </w:tc>
         <w:tc>
           <w:tcPr>
-            <w:tcW w:w="882" w:type="dxa"/>
+            <w:tcW w:w="826" w:type="dxa"/>
           </w:tcPr>
           <w:p>
             <w:pPr>
@@ -3553,46 +3444,6 @@
             <w:r>
               <w:t>71459</w:t>
             </w:r>
-          </w:p>
-        </w:tc>
-        <w:tc>
-          <w:tcPr>
-            <w:tcW w:w="817" w:type="dxa"/>
-          </w:tcPr>
-          <w:p>
-            <w:pPr>
-              <w:ind w:left="0" w:firstLine="0"/>
-            </w:pPr>
-          </w:p>
-        </w:tc>
-        <w:tc>
-          <w:tcPr>
-            <w:tcW w:w="776" w:type="dxa"/>
-          </w:tcPr>
-          <w:p>
-            <w:pPr>
-              <w:ind w:left="0" w:firstLine="0"/>
-            </w:pPr>
-          </w:p>
-        </w:tc>
-        <w:tc>
-          <w:tcPr>
-            <w:tcW w:w="783" w:type="dxa"/>
-          </w:tcPr>
-          <w:p>
-            <w:pPr>
-              <w:ind w:left="0" w:firstLine="0"/>
-            </w:pPr>
-          </w:p>
-        </w:tc>
-        <w:tc>
-          <w:tcPr>
-            <w:tcW w:w="459" w:type="dxa"/>
-          </w:tcPr>
-          <w:p>
-            <w:pPr>
-              <w:ind w:left="0" w:firstLine="0"/>
-            </w:pPr>
           </w:p>
         </w:tc>
       </w:tr>
@@ -3612,7 +3463,7 @@
         </w:tc>
         <w:tc>
           <w:tcPr>
-            <w:tcW w:w="650" w:type="dxa"/>
+            <w:tcW w:w="573" w:type="dxa"/>
           </w:tcPr>
           <w:p>
             <w:pPr>
@@ -3625,7 +3476,7 @@
         </w:tc>
         <w:tc>
           <w:tcPr>
-            <w:tcW w:w="835" w:type="dxa"/>
+            <w:tcW w:w="830" w:type="dxa"/>
           </w:tcPr>
           <w:p>
             <w:pPr>
@@ -3638,7 +3489,7 @@
         </w:tc>
         <w:tc>
           <w:tcPr>
-            <w:tcW w:w="892" w:type="dxa"/>
+            <w:tcW w:w="826" w:type="dxa"/>
           </w:tcPr>
           <w:p>
             <w:pPr>
@@ -3651,7 +3502,7 @@
         </w:tc>
         <w:tc>
           <w:tcPr>
-            <w:tcW w:w="936" w:type="dxa"/>
+            <w:tcW w:w="858" w:type="dxa"/>
           </w:tcPr>
           <w:p>
             <w:pPr>
@@ -3664,7 +3515,7 @@
         </w:tc>
         <w:tc>
           <w:tcPr>
-            <w:tcW w:w="882" w:type="dxa"/>
+            <w:tcW w:w="826" w:type="dxa"/>
           </w:tcPr>
           <w:p>
             <w:pPr>
@@ -3673,46 +3524,6 @@
             <w:r>
               <w:t>71527</w:t>
             </w:r>
-          </w:p>
-        </w:tc>
-        <w:tc>
-          <w:tcPr>
-            <w:tcW w:w="817" w:type="dxa"/>
-          </w:tcPr>
-          <w:p>
-            <w:pPr>
-              <w:ind w:left="0" w:firstLine="0"/>
-            </w:pPr>
-          </w:p>
-        </w:tc>
-        <w:tc>
-          <w:tcPr>
-            <w:tcW w:w="776" w:type="dxa"/>
-          </w:tcPr>
-          <w:p>
-            <w:pPr>
-              <w:ind w:left="0" w:firstLine="0"/>
-            </w:pPr>
-          </w:p>
-        </w:tc>
-        <w:tc>
-          <w:tcPr>
-            <w:tcW w:w="783" w:type="dxa"/>
-          </w:tcPr>
-          <w:p>
-            <w:pPr>
-              <w:ind w:left="0" w:firstLine="0"/>
-            </w:pPr>
-          </w:p>
-        </w:tc>
-        <w:tc>
-          <w:tcPr>
-            <w:tcW w:w="459" w:type="dxa"/>
-          </w:tcPr>
-          <w:p>
-            <w:pPr>
-              <w:ind w:left="0" w:firstLine="0"/>
-            </w:pPr>
           </w:p>
         </w:tc>
       </w:tr>
@@ -3732,7 +3543,7 @@
         </w:tc>
         <w:tc>
           <w:tcPr>
-            <w:tcW w:w="650" w:type="dxa"/>
+            <w:tcW w:w="573" w:type="dxa"/>
           </w:tcPr>
           <w:p>
             <w:pPr>
@@ -3745,7 +3556,7 @@
         </w:tc>
         <w:tc>
           <w:tcPr>
-            <w:tcW w:w="835" w:type="dxa"/>
+            <w:tcW w:w="830" w:type="dxa"/>
           </w:tcPr>
           <w:p>
             <w:pPr>
@@ -3758,7 +3569,7 @@
         </w:tc>
         <w:tc>
           <w:tcPr>
-            <w:tcW w:w="892" w:type="dxa"/>
+            <w:tcW w:w="826" w:type="dxa"/>
           </w:tcPr>
           <w:p>
             <w:pPr>
@@ -3771,7 +3582,7 @@
         </w:tc>
         <w:tc>
           <w:tcPr>
-            <w:tcW w:w="936" w:type="dxa"/>
+            <w:tcW w:w="858" w:type="dxa"/>
           </w:tcPr>
           <w:p>
             <w:pPr>
@@ -3784,7 +3595,7 @@
         </w:tc>
         <w:tc>
           <w:tcPr>
-            <w:tcW w:w="882" w:type="dxa"/>
+            <w:tcW w:w="826" w:type="dxa"/>
           </w:tcPr>
           <w:p>
             <w:pPr>
@@ -3793,46 +3604,6 @@
             <w:r>
               <w:t>71226</w:t>
             </w:r>
-          </w:p>
-        </w:tc>
-        <w:tc>
-          <w:tcPr>
-            <w:tcW w:w="817" w:type="dxa"/>
-          </w:tcPr>
-          <w:p>
-            <w:pPr>
-              <w:ind w:left="0" w:firstLine="0"/>
-            </w:pPr>
-          </w:p>
-        </w:tc>
-        <w:tc>
-          <w:tcPr>
-            <w:tcW w:w="776" w:type="dxa"/>
-          </w:tcPr>
-          <w:p>
-            <w:pPr>
-              <w:ind w:left="0" w:firstLine="0"/>
-            </w:pPr>
-          </w:p>
-        </w:tc>
-        <w:tc>
-          <w:tcPr>
-            <w:tcW w:w="783" w:type="dxa"/>
-          </w:tcPr>
-          <w:p>
-            <w:pPr>
-              <w:ind w:left="0" w:firstLine="0"/>
-            </w:pPr>
-          </w:p>
-        </w:tc>
-        <w:tc>
-          <w:tcPr>
-            <w:tcW w:w="459" w:type="dxa"/>
-          </w:tcPr>
-          <w:p>
-            <w:pPr>
-              <w:ind w:left="0" w:firstLine="0"/>
-            </w:pPr>
           </w:p>
         </w:tc>
       </w:tr>
@@ -3852,7 +3623,7 @@
         </w:tc>
         <w:tc>
           <w:tcPr>
-            <w:tcW w:w="650" w:type="dxa"/>
+            <w:tcW w:w="573" w:type="dxa"/>
           </w:tcPr>
           <w:p>
             <w:pPr>
@@ -3865,7 +3636,7 @@
         </w:tc>
         <w:tc>
           <w:tcPr>
-            <w:tcW w:w="835" w:type="dxa"/>
+            <w:tcW w:w="830" w:type="dxa"/>
           </w:tcPr>
           <w:p>
             <w:pPr>
@@ -3878,7 +3649,7 @@
         </w:tc>
         <w:tc>
           <w:tcPr>
-            <w:tcW w:w="892" w:type="dxa"/>
+            <w:tcW w:w="826" w:type="dxa"/>
           </w:tcPr>
           <w:p>
             <w:pPr>
@@ -3891,7 +3662,7 @@
         </w:tc>
         <w:tc>
           <w:tcPr>
-            <w:tcW w:w="936" w:type="dxa"/>
+            <w:tcW w:w="858" w:type="dxa"/>
           </w:tcPr>
           <w:p>
             <w:pPr>
@@ -3904,7 +3675,7 @@
         </w:tc>
         <w:tc>
           <w:tcPr>
-            <w:tcW w:w="882" w:type="dxa"/>
+            <w:tcW w:w="826" w:type="dxa"/>
           </w:tcPr>
           <w:p>
             <w:pPr>
@@ -3913,46 +3684,6 @@
             <w:r>
               <w:t>71928</w:t>
             </w:r>
-          </w:p>
-        </w:tc>
-        <w:tc>
-          <w:tcPr>
-            <w:tcW w:w="817" w:type="dxa"/>
-          </w:tcPr>
-          <w:p>
-            <w:pPr>
-              <w:ind w:left="0" w:firstLine="0"/>
-            </w:pPr>
-          </w:p>
-        </w:tc>
-        <w:tc>
-          <w:tcPr>
-            <w:tcW w:w="776" w:type="dxa"/>
-          </w:tcPr>
-          <w:p>
-            <w:pPr>
-              <w:ind w:left="0" w:firstLine="0"/>
-            </w:pPr>
-          </w:p>
-        </w:tc>
-        <w:tc>
-          <w:tcPr>
-            <w:tcW w:w="783" w:type="dxa"/>
-          </w:tcPr>
-          <w:p>
-            <w:pPr>
-              <w:ind w:left="0" w:firstLine="0"/>
-            </w:pPr>
-          </w:p>
-        </w:tc>
-        <w:tc>
-          <w:tcPr>
-            <w:tcW w:w="459" w:type="dxa"/>
-          </w:tcPr>
-          <w:p>
-            <w:pPr>
-              <w:ind w:left="0" w:firstLine="0"/>
-            </w:pPr>
           </w:p>
         </w:tc>
       </w:tr>
@@ -3972,7 +3703,7 @@
         </w:tc>
         <w:tc>
           <w:tcPr>
-            <w:tcW w:w="650" w:type="dxa"/>
+            <w:tcW w:w="573" w:type="dxa"/>
           </w:tcPr>
           <w:p>
             <w:pPr>
@@ -3985,7 +3716,7 @@
         </w:tc>
         <w:tc>
           <w:tcPr>
-            <w:tcW w:w="835" w:type="dxa"/>
+            <w:tcW w:w="830" w:type="dxa"/>
           </w:tcPr>
           <w:p>
             <w:pPr>
@@ -3998,7 +3729,7 @@
         </w:tc>
         <w:tc>
           <w:tcPr>
-            <w:tcW w:w="892" w:type="dxa"/>
+            <w:tcW w:w="826" w:type="dxa"/>
           </w:tcPr>
           <w:p>
             <w:pPr>
@@ -4011,7 +3742,7 @@
         </w:tc>
         <w:tc>
           <w:tcPr>
-            <w:tcW w:w="936" w:type="dxa"/>
+            <w:tcW w:w="858" w:type="dxa"/>
           </w:tcPr>
           <w:p>
             <w:pPr>
@@ -4024,7 +3755,7 @@
         </w:tc>
         <w:tc>
           <w:tcPr>
-            <w:tcW w:w="882" w:type="dxa"/>
+            <w:tcW w:w="826" w:type="dxa"/>
           </w:tcPr>
           <w:p>
             <w:pPr>
@@ -4033,46 +3764,6 @@
             <w:r>
               <w:t>71853</w:t>
             </w:r>
-          </w:p>
-        </w:tc>
-        <w:tc>
-          <w:tcPr>
-            <w:tcW w:w="817" w:type="dxa"/>
-          </w:tcPr>
-          <w:p>
-            <w:pPr>
-              <w:ind w:left="0" w:firstLine="0"/>
-            </w:pPr>
-          </w:p>
-        </w:tc>
-        <w:tc>
-          <w:tcPr>
-            <w:tcW w:w="776" w:type="dxa"/>
-          </w:tcPr>
-          <w:p>
-            <w:pPr>
-              <w:ind w:left="0" w:firstLine="0"/>
-            </w:pPr>
-          </w:p>
-        </w:tc>
-        <w:tc>
-          <w:tcPr>
-            <w:tcW w:w="783" w:type="dxa"/>
-          </w:tcPr>
-          <w:p>
-            <w:pPr>
-              <w:ind w:left="0" w:firstLine="0"/>
-            </w:pPr>
-          </w:p>
-        </w:tc>
-        <w:tc>
-          <w:tcPr>
-            <w:tcW w:w="459" w:type="dxa"/>
-          </w:tcPr>
-          <w:p>
-            <w:pPr>
-              <w:ind w:left="0" w:firstLine="0"/>
-            </w:pPr>
           </w:p>
         </w:tc>
       </w:tr>
@@ -4086,11 +3777,22 @@
         <w:t>Nvidia</w:t>
       </w:r>
       <w:r>
-        <w:t xml:space="preserve"> smi metric recording script, and terminal three (3) monitors the script output.</w:t>
-      </w:r>
-    </w:p>
-    <w:p>
-      <w:r>
+        <w:t xml:space="preserve"> </w:t>
+      </w:r>
+      <w:proofErr w:type="spellStart"/>
+      <w:r>
+        <w:t>smi</w:t>
+      </w:r>
+      <w:proofErr w:type="spellEnd"/>
+      <w:r>
+        <w:t xml:space="preserve"> metric recording script, and terminal three (3) monitors the script output.</w:t>
+      </w:r>
+    </w:p>
+    <w:p>
+      <w:r>
+        <w:rPr>
+          <w:noProof/>
+        </w:rPr>
         <w:drawing>
           <wp:inline distT="0" distB="0" distL="0" distR="0" wp14:anchorId="6E14FDAD" wp14:editId="12EEFECD">
             <wp:extent cx="5729605" cy="3731260"/>
@@ -4135,31 +3837,11 @@
     </w:p>
     <w:p>
       <w:pPr>
-        <w:pStyle w:val="Heading2"/>
-      </w:pPr>
-      <w:bookmarkStart w:id="7" w:name="_Toc242688926"/>
+        <w:ind w:left="0" w:firstLine="0"/>
+      </w:pPr>
       <w:r>
         <w:lastRenderedPageBreak/>
-        <w:t>Testing</w:t>
-      </w:r>
-      <w:bookmarkEnd w:id="7"/>
-    </w:p>
-    <w:p>
-      <w:pPr>
-        <w:pStyle w:val="Heading2"/>
-      </w:pPr>
-      <w:bookmarkStart w:id="8" w:name="_Toc242688927"/>
-      <w:r>
-        <w:t>Development</w:t>
-      </w:r>
-      <w:bookmarkEnd w:id="8"/>
-    </w:p>
-    <w:p>
-      <w:pPr>
-        <w:ind w:left="0" w:firstLine="0"/>
-      </w:pPr>
-      <w:r>
-        <w:t>Monday, 12 October</w:t>
+        <w:t>Wednesday, October 14</w:t>
       </w:r>
     </w:p>
     <w:p>
@@ -4175,6 +3857,454 @@
           <w:b/>
           <w:bCs/>
         </w:rPr>
+        <w:t xml:space="preserve">10:45 – </w:t>
+      </w:r>
+      <w:r>
+        <w:rPr>
+          <w:b/>
+          <w:bCs/>
+        </w:rPr>
+        <w:t>1:00 (2hrs 15min)</w:t>
+      </w:r>
+    </w:p>
+    <w:p>
+      <w:pPr>
+        <w:ind w:left="0" w:firstLine="0"/>
+      </w:pPr>
+      <w:r>
+        <w:t>Working on the client closeout report</w:t>
+      </w:r>
+      <w:r>
+        <w:t>, adding manuals for all 3 DFIR LLM automation scripts.</w:t>
+      </w:r>
+      <w:r>
+        <w:t xml:space="preserve"> Part of this process was simulating the requirements to install and run the scripts from start to finish, including installing dependencies within a virtual environment.</w:t>
+      </w:r>
+      <w:r>
+        <w:t xml:space="preserve"> This required copying all tools</w:t>
+      </w:r>
+      <w:r>
+        <w:t xml:space="preserve"> and an example file for each</w:t>
+      </w:r>
+      <w:r>
+        <w:t xml:space="preserve"> into new directories.</w:t>
+      </w:r>
+    </w:p>
+    <w:p>
+      <w:pPr>
+        <w:ind w:left="0" w:firstLine="0"/>
+      </w:pPr>
+      <w:r>
+        <w:t>These are the pages I produced:</w:t>
+      </w:r>
+    </w:p>
+    <w:p>
+      <w:pPr>
+        <w:ind w:left="0" w:firstLine="0"/>
+      </w:pPr>
+      <w:r>
+        <w:drawing>
+          <wp:inline distT="0" distB="0" distL="0" distR="0" wp14:anchorId="2CC921EC" wp14:editId="1A69AA45">
+            <wp:extent cx="2129051" cy="3011063"/>
+            <wp:effectExtent l="0" t="0" r="5080" b="0"/>
+            <wp:docPr id="872174441" name="Picture 1"/>
+            <wp:cNvGraphicFramePr>
+              <a:graphicFrameLocks xmlns:a="http://schemas.openxmlformats.org/drawingml/2006/main" noChangeAspect="1"/>
+            </wp:cNvGraphicFramePr>
+            <a:graphic xmlns:a="http://schemas.openxmlformats.org/drawingml/2006/main">
+              <a:graphicData uri="http://schemas.openxmlformats.org/drawingml/2006/picture">
+                <pic:pic xmlns:pic="http://schemas.openxmlformats.org/drawingml/2006/picture">
+                  <pic:nvPicPr>
+                    <pic:cNvPr id="872174441" name=""/>
+                    <pic:cNvPicPr/>
+                  </pic:nvPicPr>
+                  <pic:blipFill>
+                    <a:blip r:embed="rId10"/>
+                    <a:stretch>
+                      <a:fillRect/>
+                    </a:stretch>
+                  </pic:blipFill>
+                  <pic:spPr>
+                    <a:xfrm>
+                      <a:off x="0" y="0"/>
+                      <a:ext cx="2148179" cy="3038115"/>
+                    </a:xfrm>
+                    <a:prstGeom prst="rect">
+                      <a:avLst/>
+                    </a:prstGeom>
+                  </pic:spPr>
+                </pic:pic>
+              </a:graphicData>
+            </a:graphic>
+          </wp:inline>
+        </w:drawing>
+      </w:r>
+      <w:r>
+        <w:rPr>
+          <w:noProof/>
+        </w:rPr>
+        <w:t xml:space="preserve"> </w:t>
+      </w:r>
+      <w:r>
+        <w:drawing>
+          <wp:inline distT="0" distB="0" distL="0" distR="0" wp14:anchorId="18DA1E0B" wp14:editId="63CE3B50">
+            <wp:extent cx="2053989" cy="2914694"/>
+            <wp:effectExtent l="0" t="0" r="3810" b="0"/>
+            <wp:docPr id="1511677382" name="Picture 1"/>
+            <wp:cNvGraphicFramePr>
+              <a:graphicFrameLocks xmlns:a="http://schemas.openxmlformats.org/drawingml/2006/main" noChangeAspect="1"/>
+            </wp:cNvGraphicFramePr>
+            <a:graphic xmlns:a="http://schemas.openxmlformats.org/drawingml/2006/main">
+              <a:graphicData uri="http://schemas.openxmlformats.org/drawingml/2006/picture">
+                <pic:pic xmlns:pic="http://schemas.openxmlformats.org/drawingml/2006/picture">
+                  <pic:nvPicPr>
+                    <pic:cNvPr id="1511677382" name=""/>
+                    <pic:cNvPicPr/>
+                  </pic:nvPicPr>
+                  <pic:blipFill>
+                    <a:blip r:embed="rId11"/>
+                    <a:stretch>
+                      <a:fillRect/>
+                    </a:stretch>
+                  </pic:blipFill>
+                  <pic:spPr>
+                    <a:xfrm>
+                      <a:off x="0" y="0"/>
+                      <a:ext cx="2079444" cy="2950816"/>
+                    </a:xfrm>
+                    <a:prstGeom prst="rect">
+                      <a:avLst/>
+                    </a:prstGeom>
+                  </pic:spPr>
+                </pic:pic>
+              </a:graphicData>
+            </a:graphic>
+          </wp:inline>
+        </w:drawing>
+      </w:r>
+    </w:p>
+    <w:p>
+      <w:pPr>
+        <w:ind w:left="0" w:firstLine="0"/>
+        <w:rPr>
+          <w:noProof/>
+        </w:rPr>
+      </w:pPr>
+      <w:r>
+        <w:drawing>
+          <wp:inline distT="0" distB="0" distL="0" distR="0" wp14:anchorId="46E709BD" wp14:editId="7C6982BD">
+            <wp:extent cx="1854310" cy="2621274"/>
+            <wp:effectExtent l="0" t="0" r="0" b="8255"/>
+            <wp:docPr id="1501675500" name="Picture 1"/>
+            <wp:cNvGraphicFramePr>
+              <a:graphicFrameLocks xmlns:a="http://schemas.openxmlformats.org/drawingml/2006/main" noChangeAspect="1"/>
+            </wp:cNvGraphicFramePr>
+            <a:graphic xmlns:a="http://schemas.openxmlformats.org/drawingml/2006/main">
+              <a:graphicData uri="http://schemas.openxmlformats.org/drawingml/2006/picture">
+                <pic:pic xmlns:pic="http://schemas.openxmlformats.org/drawingml/2006/picture">
+                  <pic:nvPicPr>
+                    <pic:cNvPr id="1501675500" name=""/>
+                    <pic:cNvPicPr/>
+                  </pic:nvPicPr>
+                  <pic:blipFill>
+                    <a:blip r:embed="rId12"/>
+                    <a:stretch>
+                      <a:fillRect/>
+                    </a:stretch>
+                  </pic:blipFill>
+                  <pic:spPr>
+                    <a:xfrm>
+                      <a:off x="0" y="0"/>
+                      <a:ext cx="1884862" cy="2664462"/>
+                    </a:xfrm>
+                    <a:prstGeom prst="rect">
+                      <a:avLst/>
+                    </a:prstGeom>
+                  </pic:spPr>
+                </pic:pic>
+              </a:graphicData>
+            </a:graphic>
+          </wp:inline>
+        </w:drawing>
+      </w:r>
+      <w:r>
+        <w:rPr>
+          <w:noProof/>
+        </w:rPr>
+        <w:t xml:space="preserve"> </w:t>
+      </w:r>
+      <w:r>
+        <w:drawing>
+          <wp:inline distT="0" distB="0" distL="0" distR="0" wp14:anchorId="57564B83" wp14:editId="3059DBB4">
+            <wp:extent cx="1843131" cy="2603425"/>
+            <wp:effectExtent l="0" t="0" r="5080" b="6985"/>
+            <wp:docPr id="25632015" name="Picture 1"/>
+            <wp:cNvGraphicFramePr>
+              <a:graphicFrameLocks xmlns:a="http://schemas.openxmlformats.org/drawingml/2006/main" noChangeAspect="1"/>
+            </wp:cNvGraphicFramePr>
+            <a:graphic xmlns:a="http://schemas.openxmlformats.org/drawingml/2006/main">
+              <a:graphicData uri="http://schemas.openxmlformats.org/drawingml/2006/picture">
+                <pic:pic xmlns:pic="http://schemas.openxmlformats.org/drawingml/2006/picture">
+                  <pic:nvPicPr>
+                    <pic:cNvPr id="25632015" name=""/>
+                    <pic:cNvPicPr/>
+                  </pic:nvPicPr>
+                  <pic:blipFill>
+                    <a:blip r:embed="rId13"/>
+                    <a:stretch>
+                      <a:fillRect/>
+                    </a:stretch>
+                  </pic:blipFill>
+                  <pic:spPr>
+                    <a:xfrm>
+                      <a:off x="0" y="0"/>
+                      <a:ext cx="1863986" cy="2632882"/>
+                    </a:xfrm>
+                    <a:prstGeom prst="rect">
+                      <a:avLst/>
+                    </a:prstGeom>
+                  </pic:spPr>
+                </pic:pic>
+              </a:graphicData>
+            </a:graphic>
+          </wp:inline>
+        </w:drawing>
+      </w:r>
+      <w:r>
+        <w:drawing>
+          <wp:inline distT="0" distB="0" distL="0" distR="0" wp14:anchorId="3305B5FA" wp14:editId="03CB49C6">
+            <wp:extent cx="1890215" cy="2677471"/>
+            <wp:effectExtent l="0" t="0" r="0" b="8890"/>
+            <wp:docPr id="752158289" name="Picture 1"/>
+            <wp:cNvGraphicFramePr>
+              <a:graphicFrameLocks xmlns:a="http://schemas.openxmlformats.org/drawingml/2006/main" noChangeAspect="1"/>
+            </wp:cNvGraphicFramePr>
+            <a:graphic xmlns:a="http://schemas.openxmlformats.org/drawingml/2006/main">
+              <a:graphicData uri="http://schemas.openxmlformats.org/drawingml/2006/picture">
+                <pic:pic xmlns:pic="http://schemas.openxmlformats.org/drawingml/2006/picture">
+                  <pic:nvPicPr>
+                    <pic:cNvPr id="752158289" name=""/>
+                    <pic:cNvPicPr/>
+                  </pic:nvPicPr>
+                  <pic:blipFill>
+                    <a:blip r:embed="rId14"/>
+                    <a:stretch>
+                      <a:fillRect/>
+                    </a:stretch>
+                  </pic:blipFill>
+                  <pic:spPr>
+                    <a:xfrm>
+                      <a:off x="0" y="0"/>
+                      <a:ext cx="1906427" cy="2700435"/>
+                    </a:xfrm>
+                    <a:prstGeom prst="rect">
+                      <a:avLst/>
+                    </a:prstGeom>
+                  </pic:spPr>
+                </pic:pic>
+              </a:graphicData>
+            </a:graphic>
+          </wp:inline>
+        </w:drawing>
+      </w:r>
+    </w:p>
+    <w:p>
+      <w:pPr>
+        <w:ind w:left="0" w:firstLine="0"/>
+        <w:rPr>
+          <w:noProof/>
+        </w:rPr>
+      </w:pPr>
+    </w:p>
+    <w:p>
+      <w:pPr>
+        <w:ind w:left="0" w:firstLine="0"/>
+        <w:rPr>
+          <w:noProof/>
+        </w:rPr>
+      </w:pPr>
+    </w:p>
+    <w:p>
+      <w:pPr>
+        <w:ind w:left="0" w:firstLine="0"/>
+      </w:pPr>
+    </w:p>
+    <w:p>
+      <w:pPr>
+        <w:ind w:left="0" w:firstLine="0"/>
+      </w:pPr>
+    </w:p>
+    <w:p>
+      <w:pPr>
+        <w:ind w:left="0" w:firstLine="0"/>
+      </w:pPr>
+    </w:p>
+    <w:p>
+      <w:pPr>
+        <w:ind w:left="0" w:firstLine="0"/>
+      </w:pPr>
+    </w:p>
+    <w:p>
+      <w:pPr>
+        <w:ind w:left="0" w:firstLine="0"/>
+      </w:pPr>
+    </w:p>
+    <w:p>
+      <w:pPr>
+        <w:ind w:left="0" w:firstLine="0"/>
+      </w:pPr>
+    </w:p>
+    <w:p>
+      <w:pPr>
+        <w:ind w:left="0" w:firstLine="0"/>
+      </w:pPr>
+    </w:p>
+    <w:p>
+      <w:pPr>
+        <w:ind w:left="0" w:firstLine="0"/>
+      </w:pPr>
+    </w:p>
+    <w:p>
+      <w:pPr>
+        <w:ind w:left="0" w:firstLine="0"/>
+      </w:pPr>
+    </w:p>
+    <w:p>
+      <w:pPr>
+        <w:ind w:left="0" w:firstLine="0"/>
+      </w:pPr>
+    </w:p>
+    <w:p>
+      <w:pPr>
+        <w:ind w:left="0" w:firstLine="0"/>
+      </w:pPr>
+    </w:p>
+    <w:p>
+      <w:pPr>
+        <w:ind w:left="0" w:firstLine="0"/>
+      </w:pPr>
+    </w:p>
+    <w:p>
+      <w:pPr>
+        <w:ind w:left="0" w:firstLine="0"/>
+      </w:pPr>
+    </w:p>
+    <w:p>
+      <w:pPr>
+        <w:ind w:left="0" w:firstLine="0"/>
+      </w:pPr>
+    </w:p>
+    <w:p>
+      <w:pPr>
+        <w:ind w:left="0" w:firstLine="0"/>
+      </w:pPr>
+    </w:p>
+    <w:p>
+      <w:pPr>
+        <w:ind w:left="0" w:firstLine="0"/>
+      </w:pPr>
+    </w:p>
+    <w:p>
+      <w:pPr>
+        <w:ind w:left="0" w:firstLine="0"/>
+      </w:pPr>
+    </w:p>
+    <w:p>
+      <w:pPr>
+        <w:ind w:left="0" w:firstLine="0"/>
+      </w:pPr>
+    </w:p>
+    <w:p>
+      <w:pPr>
+        <w:ind w:left="0" w:firstLine="0"/>
+      </w:pPr>
+    </w:p>
+    <w:p>
+      <w:pPr>
+        <w:ind w:left="0" w:firstLine="0"/>
+      </w:pPr>
+    </w:p>
+    <w:p>
+      <w:pPr>
+        <w:ind w:left="0" w:firstLine="0"/>
+      </w:pPr>
+    </w:p>
+    <w:p>
+      <w:pPr>
+        <w:ind w:left="0" w:firstLine="0"/>
+      </w:pPr>
+    </w:p>
+    <w:p>
+      <w:pPr>
+        <w:ind w:left="0" w:firstLine="0"/>
+      </w:pPr>
+    </w:p>
+    <w:p>
+      <w:pPr>
+        <w:ind w:left="0" w:firstLine="0"/>
+      </w:pPr>
+    </w:p>
+    <w:p>
+      <w:pPr>
+        <w:ind w:left="0" w:firstLine="0"/>
+      </w:pPr>
+    </w:p>
+    <w:p>
+      <w:pPr>
+        <w:ind w:left="0" w:firstLine="0"/>
+      </w:pPr>
+    </w:p>
+    <w:p>
+      <w:pPr>
+        <w:ind w:left="0" w:firstLine="0"/>
+      </w:pPr>
+    </w:p>
+    <w:p>
+      <w:pPr>
+        <w:ind w:left="0" w:firstLine="0"/>
+      </w:pPr>
+    </w:p>
+    <w:p>
+      <w:pPr>
+        <w:pStyle w:val="Heading2"/>
+      </w:pPr>
+      <w:bookmarkStart w:id="8" w:name="_Toc242865859"/>
+      <w:r>
+        <w:t>Testing</w:t>
+      </w:r>
+      <w:bookmarkEnd w:id="8"/>
+    </w:p>
+    <w:p>
+      <w:pPr>
+        <w:pStyle w:val="Heading2"/>
+      </w:pPr>
+      <w:bookmarkStart w:id="9" w:name="_Toc242865860"/>
+      <w:r>
+        <w:t>Development</w:t>
+      </w:r>
+      <w:bookmarkEnd w:id="9"/>
+    </w:p>
+    <w:p>
+      <w:pPr>
+        <w:ind w:left="0" w:firstLine="0"/>
+      </w:pPr>
+      <w:r>
+        <w:t>Monday, 12 October</w:t>
+      </w:r>
+    </w:p>
+    <w:p>
+      <w:pPr>
+        <w:ind w:left="0" w:firstLine="0"/>
+        <w:rPr>
+          <w:b/>
+          <w:bCs/>
+        </w:rPr>
+      </w:pPr>
+      <w:r>
+        <w:rPr>
+          <w:b/>
+          <w:bCs/>
+        </w:rPr>
         <w:t>12:30 – 1:</w:t>
       </w:r>
       <w:r>
@@ -4239,6 +4369,9 @@
       <w:r>
         <w:t>s</w:t>
       </w:r>
+      <w:r>
+        <w:t>, these are mine.</w:t>
+      </w:r>
     </w:p>
     <w:p>
       <w:pPr>
@@ -4248,6 +4381,10 @@
         </w:rPr>
       </w:pPr>
       <w:r>
+        <w:rPr>
+          <w:noProof/>
+        </w:rPr>
+        <w:lastRenderedPageBreak/>
         <w:drawing>
           <wp:inline distT="0" distB="0" distL="0" distR="0" wp14:anchorId="70E2FEC4" wp14:editId="17B4C2A4">
             <wp:extent cx="2393007" cy="2399902"/>
@@ -4264,7 +4401,7 @@
                     <pic:cNvPicPr/>
                   </pic:nvPicPr>
                   <pic:blipFill>
-                    <a:blip r:embed="rId10"/>
+                    <a:blip r:embed="rId15"/>
                     <a:stretch>
                       <a:fillRect/>
                     </a:stretch>
@@ -4310,7 +4447,7 @@
                     <pic:cNvPicPr/>
                   </pic:nvPicPr>
                   <pic:blipFill>
-                    <a:blip r:embed="rId11"/>
+                    <a:blip r:embed="rId16"/>
                     <a:stretch>
                       <a:fillRect/>
                     </a:stretch>
@@ -4334,6 +4471,9 @@
     <w:p>
       <w:pPr>
         <w:ind w:left="0" w:firstLine="0"/>
+        <w:rPr>
+          <w:noProof/>
+        </w:rPr>
       </w:pPr>
       <w:r>
         <w:rPr>
@@ -4355,7 +4495,7 @@
                     <pic:cNvPicPr/>
                   </pic:nvPicPr>
                   <pic:blipFill>
-                    <a:blip r:embed="rId12"/>
+                    <a:blip r:embed="rId17"/>
                     <a:stretch>
                       <a:fillRect/>
                     </a:stretch>
@@ -4382,11 +4522,16 @@
         <w:t xml:space="preserve"> </w:t>
       </w:r>
     </w:p>
+    <w:p>
+      <w:pPr>
+        <w:ind w:left="0" w:firstLine="0"/>
+      </w:pPr>
+    </w:p>
     <w:sectPr>
-      <w:headerReference w:type="default" r:id="rId13"/>
-      <w:footerReference w:type="even" r:id="rId14"/>
-      <w:footerReference w:type="default" r:id="rId15"/>
-      <w:footerReference w:type="first" r:id="rId16"/>
+      <w:headerReference w:type="default" r:id="rId18"/>
+      <w:footerReference w:type="even" r:id="rId19"/>
+      <w:footerReference w:type="default" r:id="rId20"/>
+      <w:footerReference w:type="first" r:id="rId21"/>
       <w:pgSz w:w="11906" w:h="16838"/>
       <w:pgMar w:top="1483" w:right="1448" w:bottom="1544" w:left="1435" w:header="720" w:footer="730" w:gutter="0"/>
       <w:pgNumType w:start="0"/>
@@ -5786,6 +5931,19 @@
       <w:lang w:eastAsia="en-US"/>
     </w:rPr>
   </w:style>
+  <w:style w:type="paragraph" w:styleId="TOC3">
+    <w:name w:val="toc 3"/>
+    <w:basedOn w:val="Normal"/>
+    <w:next w:val="Normal"/>
+    <w:autoRedefine/>
+    <w:uiPriority w:val="39"/>
+    <w:unhideWhenUsed/>
+    <w:rsid w:val="002B3597"/>
+    <w:pPr>
+      <w:spacing w:after="100"/>
+      <w:ind w:left="440"/>
+    </w:pPr>
+  </w:style>
 </w:styles>
 </file>
 

--- a/Weekly Logs/Matt/Matt Baker - Week 14 Individual Logbook.docx
+++ b/Weekly Logs/Matt/Matt Baker - Week 14 Individual Logbook.docx
@@ -3777,15 +3777,7 @@
         <w:t>Nvidia</w:t>
       </w:r>
       <w:r>
-        <w:t xml:space="preserve"> </w:t>
-      </w:r>
-      <w:proofErr w:type="spellStart"/>
-      <w:r>
-        <w:t>smi</w:t>
-      </w:r>
-      <w:proofErr w:type="spellEnd"/>
-      <w:r>
-        <w:t xml:space="preserve"> metric recording script, and terminal three (3) monitors the script output.</w:t>
+        <w:t xml:space="preserve"> smi metric recording script, and terminal three (3) monitors the script output.</w:t>
       </w:r>
     </w:p>
     <w:p>
@@ -3903,6 +3895,9 @@
         <w:ind w:left="0" w:firstLine="0"/>
       </w:pPr>
       <w:r>
+        <w:rPr>
+          <w:noProof/>
+        </w:rPr>
         <w:drawing>
           <wp:inline distT="0" distB="0" distL="0" distR="0" wp14:anchorId="2CC921EC" wp14:editId="1A69AA45">
             <wp:extent cx="2129051" cy="3011063"/>
@@ -3946,6 +3941,9 @@
         <w:t xml:space="preserve"> </w:t>
       </w:r>
       <w:r>
+        <w:rPr>
+          <w:noProof/>
+        </w:rPr>
         <w:drawing>
           <wp:inline distT="0" distB="0" distL="0" distR="0" wp14:anchorId="18DA1E0B" wp14:editId="63CE3B50">
             <wp:extent cx="2053989" cy="2914694"/>
@@ -3991,6 +3989,9 @@
         </w:rPr>
       </w:pPr>
       <w:r>
+        <w:rPr>
+          <w:noProof/>
+        </w:rPr>
         <w:drawing>
           <wp:inline distT="0" distB="0" distL="0" distR="0" wp14:anchorId="46E709BD" wp14:editId="7C6982BD">
             <wp:extent cx="1854310" cy="2621274"/>
@@ -4034,6 +4035,9 @@
         <w:t xml:space="preserve"> </w:t>
       </w:r>
       <w:r>
+        <w:rPr>
+          <w:noProof/>
+        </w:rPr>
         <w:drawing>
           <wp:inline distT="0" distB="0" distL="0" distR="0" wp14:anchorId="57564B83" wp14:editId="3059DBB4">
             <wp:extent cx="1843131" cy="2603425"/>
@@ -4071,6 +4075,9 @@
         </w:drawing>
       </w:r>
       <w:r>
+        <w:rPr>
+          <w:noProof/>
+        </w:rPr>
         <w:drawing>
           <wp:inline distT="0" distB="0" distL="0" distR="0" wp14:anchorId="3305B5FA" wp14:editId="03CB49C6">
             <wp:extent cx="1890215" cy="2677471"/>
@@ -4127,169 +4134,32 @@
     <w:p>
       <w:pPr>
         <w:ind w:left="0" w:firstLine="0"/>
+        <w:rPr>
+          <w:noProof/>
+        </w:rPr>
       </w:pPr>
     </w:p>
     <w:p>
       <w:pPr>
         <w:ind w:left="0" w:firstLine="0"/>
+        <w:rPr>
+          <w:noProof/>
+        </w:rPr>
       </w:pPr>
     </w:p>
     <w:p>
       <w:pPr>
         <w:ind w:left="0" w:firstLine="0"/>
-      </w:pPr>
-    </w:p>
-    <w:p>
-      <w:pPr>
-        <w:ind w:left="0" w:firstLine="0"/>
-      </w:pPr>
-    </w:p>
-    <w:p>
-      <w:pPr>
-        <w:ind w:left="0" w:firstLine="0"/>
-      </w:pPr>
-    </w:p>
-    <w:p>
-      <w:pPr>
-        <w:ind w:left="0" w:firstLine="0"/>
-      </w:pPr>
-    </w:p>
-    <w:p>
-      <w:pPr>
-        <w:ind w:left="0" w:firstLine="0"/>
-      </w:pPr>
-    </w:p>
-    <w:p>
-      <w:pPr>
-        <w:ind w:left="0" w:firstLine="0"/>
-      </w:pPr>
-    </w:p>
-    <w:p>
-      <w:pPr>
-        <w:ind w:left="0" w:firstLine="0"/>
-      </w:pPr>
-    </w:p>
-    <w:p>
-      <w:pPr>
-        <w:ind w:left="0" w:firstLine="0"/>
-      </w:pPr>
-    </w:p>
-    <w:p>
-      <w:pPr>
-        <w:ind w:left="0" w:firstLine="0"/>
-      </w:pPr>
-    </w:p>
-    <w:p>
-      <w:pPr>
-        <w:ind w:left="0" w:firstLine="0"/>
-      </w:pPr>
-    </w:p>
-    <w:p>
-      <w:pPr>
-        <w:ind w:left="0" w:firstLine="0"/>
-      </w:pPr>
-    </w:p>
-    <w:p>
-      <w:pPr>
-        <w:ind w:left="0" w:firstLine="0"/>
-      </w:pPr>
-    </w:p>
-    <w:p>
-      <w:pPr>
-        <w:ind w:left="0" w:firstLine="0"/>
-      </w:pPr>
-    </w:p>
-    <w:p>
-      <w:pPr>
-        <w:ind w:left="0" w:firstLine="0"/>
-      </w:pPr>
-    </w:p>
-    <w:p>
-      <w:pPr>
-        <w:ind w:left="0" w:firstLine="0"/>
-      </w:pPr>
-    </w:p>
-    <w:p>
-      <w:pPr>
-        <w:ind w:left="0" w:firstLine="0"/>
-      </w:pPr>
-    </w:p>
-    <w:p>
-      <w:pPr>
-        <w:ind w:left="0" w:firstLine="0"/>
-      </w:pPr>
-    </w:p>
-    <w:p>
-      <w:pPr>
-        <w:ind w:left="0" w:firstLine="0"/>
-      </w:pPr>
-    </w:p>
-    <w:p>
-      <w:pPr>
-        <w:ind w:left="0" w:firstLine="0"/>
-      </w:pPr>
-    </w:p>
-    <w:p>
-      <w:pPr>
-        <w:ind w:left="0" w:firstLine="0"/>
-      </w:pPr>
-    </w:p>
-    <w:p>
-      <w:pPr>
-        <w:ind w:left="0" w:firstLine="0"/>
-      </w:pPr>
-    </w:p>
-    <w:p>
-      <w:pPr>
-        <w:ind w:left="0" w:firstLine="0"/>
-      </w:pPr>
-    </w:p>
-    <w:p>
-      <w:pPr>
-        <w:ind w:left="0" w:firstLine="0"/>
-      </w:pPr>
-    </w:p>
-    <w:p>
-      <w:pPr>
-        <w:ind w:left="0" w:firstLine="0"/>
-      </w:pPr>
-    </w:p>
-    <w:p>
-      <w:pPr>
-        <w:ind w:left="0" w:firstLine="0"/>
-      </w:pPr>
-    </w:p>
-    <w:p>
-      <w:pPr>
-        <w:ind w:left="0" w:firstLine="0"/>
-      </w:pPr>
-    </w:p>
-    <w:p>
-      <w:pPr>
-        <w:pStyle w:val="Heading2"/>
-      </w:pPr>
-      <w:bookmarkStart w:id="8" w:name="_Toc242865859"/>
-      <w:r>
-        <w:t>Testing</w:t>
-      </w:r>
-      <w:bookmarkEnd w:id="8"/>
-    </w:p>
-    <w:p>
-      <w:pPr>
-        <w:pStyle w:val="Heading2"/>
-      </w:pPr>
-      <w:bookmarkStart w:id="9" w:name="_Toc242865860"/>
-      <w:r>
-        <w:t>Development</w:t>
-      </w:r>
-      <w:bookmarkEnd w:id="9"/>
-    </w:p>
-    <w:p>
-      <w:pPr>
-        <w:ind w:left="0" w:firstLine="0"/>
-      </w:pPr>
-      <w:r>
-        <w:t>Monday, 12 October</w:t>
+        <w:rPr>
+          <w:noProof/>
+        </w:rPr>
+      </w:pPr>
+      <w:r>
+        <w:rPr>
+          <w:noProof/>
+        </w:rPr>
+        <w:lastRenderedPageBreak/>
+        <w:t>Thursday, October 15</w:t>
       </w:r>
     </w:p>
     <w:p>
@@ -4298,62 +4168,1675 @@
         <w:rPr>
           <w:b/>
           <w:bCs/>
+          <w:noProof/>
         </w:rPr>
       </w:pPr>
       <w:r>
         <w:rPr>
           <w:b/>
           <w:bCs/>
-        </w:rPr>
-        <w:t>12:30 – 1:</w:t>
-      </w:r>
-      <w:r>
+          <w:noProof/>
+        </w:rPr>
+        <w:t xml:space="preserve">11:30 - </w:t>
+      </w:r>
+    </w:p>
+    <w:p>
+      <w:pPr>
+        <w:ind w:left="0" w:firstLine="0"/>
+        <w:rPr>
+          <w:noProof/>
+        </w:rPr>
+      </w:pPr>
+      <w:r>
+        <w:rPr>
+          <w:noProof/>
+        </w:rPr>
+        <w:t>Working on research report.</w:t>
+      </w:r>
+      <w:r>
+        <w:rPr>
+          <w:noProof/>
+        </w:rPr>
+        <w:t xml:space="preserve"> </w:t>
+      </w:r>
+      <w:r>
+        <w:rPr>
+          <w:noProof/>
+        </w:rPr>
+        <w:t>Recording documented findings.</w:t>
+      </w:r>
+      <w:r>
+        <w:rPr>
+          <w:noProof/>
+        </w:rPr>
+        <w:t xml:space="preserve"> Producing reccomendations for the client.</w:t>
+      </w:r>
+      <w:r>
+        <w:rPr>
+          <w:noProof/>
+        </w:rPr>
+        <w:t xml:space="preserve"> </w:t>
+      </w:r>
+      <w:r>
+        <w:rPr>
+          <w:noProof/>
+        </w:rPr>
+        <w:t>Recorded size difference in pcap vs csv, moved latest test cases to git.</w:t>
+      </w:r>
+    </w:p>
+    <w:p>
+      <w:pPr>
+        <w:ind w:left="0" w:firstLine="0"/>
+        <w:rPr>
+          <w:noProof/>
+        </w:rPr>
+      </w:pPr>
+    </w:p>
+    <w:p>
+      <w:pPr>
+        <w:ind w:left="0" w:firstLine="0"/>
+        <w:rPr>
+          <w:noProof/>
+        </w:rPr>
+      </w:pPr>
+    </w:p>
+    <w:p>
+      <w:pPr>
+        <w:ind w:left="0" w:firstLine="0"/>
+        <w:rPr>
+          <w:noProof/>
+        </w:rPr>
+      </w:pPr>
+    </w:p>
+    <w:p>
+      <w:pPr>
+        <w:ind w:left="0" w:firstLine="0"/>
+        <w:rPr>
+          <w:noProof/>
+        </w:rPr>
+      </w:pPr>
+    </w:p>
+    <w:p>
+      <w:pPr>
+        <w:ind w:left="0" w:firstLine="0"/>
+        <w:rPr>
+          <w:noProof/>
+        </w:rPr>
+      </w:pPr>
+    </w:p>
+    <w:p>
+      <w:pPr>
+        <w:ind w:left="0" w:firstLine="0"/>
+        <w:rPr>
+          <w:noProof/>
+        </w:rPr>
+      </w:pPr>
+    </w:p>
+    <w:p>
+      <w:pPr>
+        <w:ind w:left="0" w:firstLine="0"/>
+        <w:rPr>
+          <w:noProof/>
+        </w:rPr>
+      </w:pPr>
+    </w:p>
+    <w:p>
+      <w:pPr>
+        <w:ind w:left="0" w:firstLine="0"/>
+        <w:rPr>
+          <w:noProof/>
+        </w:rPr>
+      </w:pPr>
+    </w:p>
+    <w:p>
+      <w:pPr>
+        <w:ind w:left="0" w:firstLine="0"/>
+        <w:rPr>
+          <w:noProof/>
+        </w:rPr>
+      </w:pPr>
+    </w:p>
+    <w:p>
+      <w:pPr>
+        <w:ind w:left="0" w:firstLine="0"/>
+        <w:rPr>
+          <w:noProof/>
+        </w:rPr>
+      </w:pPr>
+    </w:p>
+    <w:p>
+      <w:pPr>
+        <w:ind w:left="0" w:firstLine="0"/>
+        <w:rPr>
+          <w:noProof/>
+        </w:rPr>
+      </w:pPr>
+    </w:p>
+    <w:p>
+      <w:pPr>
+        <w:ind w:left="0" w:firstLine="0"/>
+        <w:rPr>
+          <w:noProof/>
+        </w:rPr>
+      </w:pPr>
+    </w:p>
+    <w:p>
+      <w:pPr>
+        <w:ind w:left="0" w:firstLine="0"/>
+        <w:rPr>
+          <w:noProof/>
+        </w:rPr>
+      </w:pPr>
+    </w:p>
+    <w:p>
+      <w:pPr>
+        <w:ind w:left="0" w:firstLine="0"/>
+        <w:rPr>
+          <w:noProof/>
+        </w:rPr>
+      </w:pPr>
+    </w:p>
+    <w:p>
+      <w:pPr>
+        <w:ind w:left="0" w:firstLine="0"/>
+        <w:rPr>
+          <w:noProof/>
+        </w:rPr>
+      </w:pPr>
+    </w:p>
+    <w:p>
+      <w:pPr>
+        <w:ind w:left="0" w:firstLine="0"/>
+        <w:rPr>
+          <w:noProof/>
+        </w:rPr>
+      </w:pPr>
+    </w:p>
+    <w:p>
+      <w:pPr>
+        <w:ind w:left="0" w:firstLine="0"/>
+        <w:rPr>
+          <w:noProof/>
+        </w:rPr>
+      </w:pPr>
+    </w:p>
+    <w:p>
+      <w:pPr>
+        <w:ind w:left="0" w:firstLine="0"/>
+        <w:rPr>
+          <w:noProof/>
+        </w:rPr>
+      </w:pPr>
+    </w:p>
+    <w:p>
+      <w:pPr>
+        <w:ind w:left="0" w:firstLine="0"/>
+        <w:rPr>
+          <w:noProof/>
+        </w:rPr>
+      </w:pPr>
+    </w:p>
+    <w:p>
+      <w:pPr>
+        <w:ind w:left="0" w:firstLine="0"/>
+        <w:rPr>
+          <w:noProof/>
+        </w:rPr>
+      </w:pPr>
+    </w:p>
+    <w:p>
+      <w:pPr>
+        <w:ind w:left="0" w:firstLine="0"/>
+        <w:rPr>
+          <w:noProof/>
+        </w:rPr>
+      </w:pPr>
+    </w:p>
+    <w:p>
+      <w:pPr>
+        <w:ind w:left="0" w:firstLine="0"/>
+        <w:rPr>
+          <w:noProof/>
+        </w:rPr>
+      </w:pPr>
+    </w:p>
+    <w:p>
+      <w:pPr>
+        <w:ind w:left="0" w:firstLine="0"/>
+        <w:rPr>
+          <w:noProof/>
+        </w:rPr>
+      </w:pPr>
+    </w:p>
+    <w:p>
+      <w:pPr>
+        <w:ind w:left="0" w:firstLine="0"/>
+        <w:rPr>
+          <w:noProof/>
+        </w:rPr>
+      </w:pPr>
+    </w:p>
+    <w:p>
+      <w:pPr>
+        <w:ind w:left="0" w:firstLine="0"/>
+        <w:rPr>
+          <w:noProof/>
+        </w:rPr>
+      </w:pPr>
+    </w:p>
+    <w:p>
+      <w:pPr>
+        <w:ind w:left="0" w:firstLine="0"/>
+      </w:pPr>
+    </w:p>
+    <w:p>
+      <w:pPr>
+        <w:ind w:left="0" w:firstLine="0"/>
+      </w:pPr>
+    </w:p>
+    <w:p>
+      <w:pPr>
+        <w:pStyle w:val="Heading2"/>
+      </w:pPr>
+      <w:bookmarkStart w:id="8" w:name="_Toc242865859"/>
+      <w:r>
+        <w:lastRenderedPageBreak/>
+        <w:t>Testing</w:t>
+      </w:r>
+      <w:bookmarkEnd w:id="8"/>
+    </w:p>
+    <w:p>
+      <w:r>
+        <w:t>Wednesday, October 14</w:t>
+      </w:r>
+    </w:p>
+    <w:p>
+      <w:pPr>
         <w:rPr>
           <w:b/>
           <w:bCs/>
         </w:rPr>
-        <w:t>45</w:t>
-      </w:r>
+      </w:pPr>
       <w:r>
         <w:rPr>
           <w:b/>
           <w:bCs/>
         </w:rPr>
-        <w:t>PM</w:t>
+        <w:t xml:space="preserve">4:30 </w:t>
       </w:r>
       <w:r>
         <w:rPr>
           <w:b/>
           <w:bCs/>
         </w:rPr>
-        <w:t xml:space="preserve"> (</w:t>
+        <w:t>–</w:t>
       </w:r>
       <w:r>
         <w:rPr>
           <w:b/>
           <w:bCs/>
         </w:rPr>
-        <w:t>1hr</w:t>
+        <w:t xml:space="preserve"> </w:t>
       </w:r>
       <w:r>
         <w:rPr>
           <w:b/>
           <w:bCs/>
         </w:rPr>
-        <w:t xml:space="preserve"> 15min</w:t>
+        <w:t>7:00</w:t>
       </w:r>
       <w:r>
         <w:rPr>
           <w:b/>
           <w:bCs/>
         </w:rPr>
+        <w:t xml:space="preserve"> (2hrs </w:t>
+      </w:r>
+      <w:r>
+        <w:rPr>
+          <w:b/>
+          <w:bCs/>
+        </w:rPr>
+        <w:t>30</w:t>
+      </w:r>
+      <w:r>
+        <w:rPr>
+          <w:b/>
+          <w:bCs/>
+        </w:rPr>
+        <w:t xml:space="preserve"> min</w:t>
+      </w:r>
+      <w:r>
+        <w:rPr>
+          <w:b/>
+          <w:bCs/>
+        </w:rPr>
         <w:t>)</w:t>
       </w:r>
     </w:p>
     <w:p>
+      <w:r>
+        <w:t>Testing for any observable differences in token cost/time/</w:t>
+      </w:r>
+      <w:r>
+        <w:t xml:space="preserve">report </w:t>
+      </w:r>
+      <w:r>
+        <w:t>quality between Silent</w:t>
+      </w:r>
+      <w:r>
+        <w:t>C</w:t>
+      </w:r>
+      <w:r>
+        <w:t>artographer</w:t>
+      </w:r>
+      <w:r>
+        <w:t xml:space="preserve">V1 </w:t>
+      </w:r>
+      <w:r>
+        <w:t xml:space="preserve">with thinking enabled vs thinking disabled. </w:t>
+      </w:r>
+      <w:r>
+        <w:t>SilentCartographerV2 will have thinking hidden but enabled (--hidethinking)</w:t>
+      </w:r>
+      <w:r>
+        <w:t>.</w:t>
+      </w:r>
+      <w:r>
+        <w:t xml:space="preserve"> Added cleanup of residual TOON file</w:t>
+      </w:r>
+      <w:r>
+        <w:t>, changed specification of xml when asking for input.</w:t>
+      </w:r>
+      <w:r>
+        <w:t xml:space="preserve"> Recorded data in my tests and examined differences in produced </w:t>
+      </w:r>
+      <w:r>
+        <w:t>reports.</w:t>
+      </w:r>
+      <w:r>
+        <w:t xml:space="preserve"> Wrote the findings into the research report.s</w:t>
+      </w:r>
+    </w:p>
+    <w:p>
+      <w:r>
+        <w:t>Tests were ran against a human readable output of an nmap scan.</w:t>
+      </w:r>
+      <w:r>
+        <w:t xml:space="preserve"> Much shorter than an xml.</w:t>
+      </w:r>
+    </w:p>
+    <w:p/>
+    <w:p>
+      <w:pPr>
+        <w:rPr>
+          <w:b/>
+          <w:bCs/>
+        </w:rPr>
+      </w:pPr>
+      <w:r>
+        <w:rPr>
+          <w:b/>
+          <w:bCs/>
+        </w:rPr>
+        <w:t>SCV</w:t>
+      </w:r>
+      <w:r>
+        <w:rPr>
+          <w:b/>
+          <w:bCs/>
+        </w:rPr>
+        <w:t>1</w:t>
+      </w:r>
+      <w:r>
+        <w:rPr>
+          <w:b/>
+          <w:bCs/>
+        </w:rPr>
+        <w:t xml:space="preserve"> (Thinking </w:t>
+      </w:r>
+      <w:r>
+        <w:rPr>
+          <w:b/>
+          <w:bCs/>
+        </w:rPr>
+        <w:t>disabled</w:t>
+      </w:r>
+      <w:r>
+        <w:rPr>
+          <w:b/>
+          <w:bCs/>
+        </w:rPr>
+        <w:t>)</w:t>
+      </w:r>
+    </w:p>
+    <w:tbl>
+      <w:tblPr>
+        <w:tblStyle w:val="TableGrid0"/>
+        <w:tblW w:w="0" w:type="auto"/>
+        <w:tblInd w:w="39" w:type="dxa"/>
+        <w:tblLook w:val="04A0" w:firstRow="1" w:lastRow="0" w:firstColumn="1" w:lastColumn="0" w:noHBand="0" w:noVBand="1"/>
+      </w:tblPr>
+      <w:tblGrid>
+        <w:gridCol w:w="2417"/>
+        <w:gridCol w:w="573"/>
+        <w:gridCol w:w="830"/>
+        <w:gridCol w:w="826"/>
+        <w:gridCol w:w="858"/>
+        <w:gridCol w:w="826"/>
+      </w:tblGrid>
+      <w:tr>
+        <w:tc>
+          <w:tcPr>
+            <w:tcW w:w="1944" w:type="dxa"/>
+          </w:tcPr>
+          <w:p>
+            <w:pPr>
+              <w:ind w:left="0" w:firstLine="0"/>
+            </w:pPr>
+            <w:r>
+              <w:t>Input Data</w:t>
+            </w:r>
+          </w:p>
+        </w:tc>
+        <w:tc>
+          <w:tcPr>
+            <w:tcW w:w="573" w:type="dxa"/>
+          </w:tcPr>
+          <w:p>
+            <w:pPr>
+              <w:ind w:left="0" w:firstLine="0"/>
+            </w:pPr>
+            <w:r>
+              <w:t>Test</w:t>
+            </w:r>
+          </w:p>
+        </w:tc>
+        <w:tc>
+          <w:tcPr>
+            <w:tcW w:w="830" w:type="dxa"/>
+          </w:tcPr>
+          <w:p>
+            <w:pPr>
+              <w:ind w:left="0" w:firstLine="0"/>
+            </w:pPr>
+            <w:r>
+              <w:t>Time (s)</w:t>
+            </w:r>
+          </w:p>
+        </w:tc>
+        <w:tc>
+          <w:tcPr>
+            <w:tcW w:w="826" w:type="dxa"/>
+          </w:tcPr>
+          <w:p>
+            <w:pPr>
+              <w:ind w:left="0" w:firstLine="0"/>
+            </w:pPr>
+            <w:r>
+              <w:t>Input Tokens</w:t>
+            </w:r>
+          </w:p>
+        </w:tc>
+        <w:tc>
+          <w:tcPr>
+            <w:tcW w:w="858" w:type="dxa"/>
+          </w:tcPr>
+          <w:p>
+            <w:pPr>
+              <w:ind w:left="0" w:firstLine="0"/>
+            </w:pPr>
+            <w:r>
+              <w:t>Output Tokens</w:t>
+            </w:r>
+          </w:p>
+        </w:tc>
+        <w:tc>
+          <w:tcPr>
+            <w:tcW w:w="826" w:type="dxa"/>
+          </w:tcPr>
+          <w:p>
+            <w:pPr>
+              <w:ind w:left="0" w:firstLine="0"/>
+            </w:pPr>
+            <w:r>
+              <w:t>Total Tokens</w:t>
+            </w:r>
+          </w:p>
+        </w:tc>
+      </w:tr>
+      <w:tr>
+        <w:tc>
+          <w:tcPr>
+            <w:tcW w:w="1944" w:type="dxa"/>
+          </w:tcPr>
+          <w:p>
+            <w:pPr>
+              <w:ind w:left="0" w:firstLine="0"/>
+            </w:pPr>
+            <w:r>
+              <w:t>northStarServiceScan.txt</w:t>
+            </w:r>
+          </w:p>
+        </w:tc>
+        <w:tc>
+          <w:tcPr>
+            <w:tcW w:w="573" w:type="dxa"/>
+          </w:tcPr>
+          <w:p>
+            <w:pPr>
+              <w:ind w:left="0" w:firstLine="0"/>
+            </w:pPr>
+            <w:r>
+              <w:t>1</w:t>
+            </w:r>
+          </w:p>
+        </w:tc>
+        <w:tc>
+          <w:tcPr>
+            <w:tcW w:w="830" w:type="dxa"/>
+          </w:tcPr>
+          <w:p>
+            <w:pPr>
+              <w:ind w:left="0" w:firstLine="0"/>
+            </w:pPr>
+            <w:r>
+              <w:t>77.15</w:t>
+            </w:r>
+          </w:p>
+        </w:tc>
+        <w:tc>
+          <w:tcPr>
+            <w:tcW w:w="826" w:type="dxa"/>
+          </w:tcPr>
+          <w:p>
+            <w:pPr>
+              <w:ind w:left="0" w:firstLine="0"/>
+            </w:pPr>
+            <w:r>
+              <w:t>3473</w:t>
+            </w:r>
+          </w:p>
+        </w:tc>
+        <w:tc>
+          <w:tcPr>
+            <w:tcW w:w="858" w:type="dxa"/>
+          </w:tcPr>
+          <w:p>
+            <w:pPr>
+              <w:ind w:left="0" w:firstLine="0"/>
+            </w:pPr>
+            <w:r>
+              <w:t>2863</w:t>
+            </w:r>
+          </w:p>
+        </w:tc>
+        <w:tc>
+          <w:tcPr>
+            <w:tcW w:w="826" w:type="dxa"/>
+          </w:tcPr>
+          <w:p>
+            <w:pPr>
+              <w:ind w:left="0" w:firstLine="0"/>
+            </w:pPr>
+            <w:r>
+              <w:t>6336</w:t>
+            </w:r>
+          </w:p>
+        </w:tc>
+      </w:tr>
+      <w:tr>
+        <w:tc>
+          <w:tcPr>
+            <w:tcW w:w="1944" w:type="dxa"/>
+          </w:tcPr>
+          <w:p>
+            <w:pPr>
+              <w:ind w:left="0" w:firstLine="0"/>
+            </w:pPr>
+            <w:r>
+              <w:t>northStarServiceScan.txt</w:t>
+            </w:r>
+          </w:p>
+        </w:tc>
+        <w:tc>
+          <w:tcPr>
+            <w:tcW w:w="573" w:type="dxa"/>
+          </w:tcPr>
+          <w:p>
+            <w:pPr>
+              <w:ind w:left="0" w:firstLine="0"/>
+            </w:pPr>
+            <w:r>
+              <w:t>2</w:t>
+            </w:r>
+          </w:p>
+        </w:tc>
+        <w:tc>
+          <w:tcPr>
+            <w:tcW w:w="830" w:type="dxa"/>
+          </w:tcPr>
+          <w:p>
+            <w:pPr>
+              <w:ind w:left="0" w:firstLine="0"/>
+            </w:pPr>
+            <w:r>
+              <w:t>54.79</w:t>
+            </w:r>
+          </w:p>
+        </w:tc>
+        <w:tc>
+          <w:tcPr>
+            <w:tcW w:w="826" w:type="dxa"/>
+          </w:tcPr>
+          <w:p>
+            <w:pPr>
+              <w:ind w:left="0" w:firstLine="0"/>
+            </w:pPr>
+            <w:r>
+              <w:t>3676</w:t>
+            </w:r>
+          </w:p>
+        </w:tc>
+        <w:tc>
+          <w:tcPr>
+            <w:tcW w:w="858" w:type="dxa"/>
+          </w:tcPr>
+          <w:p>
+            <w:pPr>
+              <w:ind w:left="0" w:firstLine="0"/>
+            </w:pPr>
+            <w:r>
+              <w:t>3110</w:t>
+            </w:r>
+          </w:p>
+        </w:tc>
+        <w:tc>
+          <w:tcPr>
+            <w:tcW w:w="826" w:type="dxa"/>
+          </w:tcPr>
+          <w:p>
+            <w:pPr>
+              <w:ind w:left="0" w:firstLine="0"/>
+            </w:pPr>
+            <w:r>
+              <w:t>6786</w:t>
+            </w:r>
+          </w:p>
+        </w:tc>
+      </w:tr>
+      <w:tr>
+        <w:tc>
+          <w:tcPr>
+            <w:tcW w:w="1944" w:type="dxa"/>
+          </w:tcPr>
+          <w:p>
+            <w:pPr>
+              <w:ind w:left="0" w:firstLine="0"/>
+            </w:pPr>
+            <w:r>
+              <w:t>northStarServiceScan.txt</w:t>
+            </w:r>
+          </w:p>
+        </w:tc>
+        <w:tc>
+          <w:tcPr>
+            <w:tcW w:w="573" w:type="dxa"/>
+          </w:tcPr>
+          <w:p>
+            <w:pPr>
+              <w:ind w:left="0" w:firstLine="0"/>
+            </w:pPr>
+            <w:r>
+              <w:t>3</w:t>
+            </w:r>
+          </w:p>
+        </w:tc>
+        <w:tc>
+          <w:tcPr>
+            <w:tcW w:w="830" w:type="dxa"/>
+          </w:tcPr>
+          <w:p>
+            <w:pPr>
+              <w:ind w:left="0" w:firstLine="0"/>
+            </w:pPr>
+            <w:r>
+              <w:t>52.60</w:t>
+            </w:r>
+          </w:p>
+        </w:tc>
+        <w:tc>
+          <w:tcPr>
+            <w:tcW w:w="826" w:type="dxa"/>
+          </w:tcPr>
+          <w:p>
+            <w:pPr>
+              <w:ind w:left="0" w:firstLine="0"/>
+            </w:pPr>
+            <w:r>
+              <w:t>3676</w:t>
+            </w:r>
+          </w:p>
+        </w:tc>
+        <w:tc>
+          <w:tcPr>
+            <w:tcW w:w="858" w:type="dxa"/>
+          </w:tcPr>
+          <w:p>
+            <w:pPr>
+              <w:ind w:left="0" w:firstLine="0"/>
+            </w:pPr>
+            <w:r>
+              <w:t>3164</w:t>
+            </w:r>
+          </w:p>
+        </w:tc>
+        <w:tc>
+          <w:tcPr>
+            <w:tcW w:w="826" w:type="dxa"/>
+          </w:tcPr>
+          <w:p>
+            <w:pPr>
+              <w:ind w:left="0" w:firstLine="0"/>
+            </w:pPr>
+            <w:r>
+              <w:t>6840</w:t>
+            </w:r>
+          </w:p>
+        </w:tc>
+      </w:tr>
+    </w:tbl>
+    <w:p>
       <w:pPr>
         <w:ind w:left="0" w:firstLine="0"/>
       </w:pPr>
+    </w:p>
+    <w:p>
+      <w:pPr>
+        <w:rPr>
+          <w:b/>
+          <w:bCs/>
+        </w:rPr>
+      </w:pPr>
+      <w:r>
+        <w:rPr>
+          <w:b/>
+          <w:bCs/>
+        </w:rPr>
+        <w:t>SCV</w:t>
+      </w:r>
+      <w:r>
+        <w:rPr>
+          <w:b/>
+          <w:bCs/>
+        </w:rPr>
+        <w:t>2</w:t>
+      </w:r>
+      <w:r>
+        <w:rPr>
+          <w:b/>
+          <w:bCs/>
+        </w:rPr>
+        <w:t xml:space="preserve"> (Thinking </w:t>
+      </w:r>
+      <w:r>
+        <w:rPr>
+          <w:b/>
+          <w:bCs/>
+        </w:rPr>
+        <w:t>ena</w:t>
+      </w:r>
+      <w:r>
+        <w:rPr>
+          <w:b/>
+          <w:bCs/>
+        </w:rPr>
+        <w:t>bled)</w:t>
+      </w:r>
+    </w:p>
+    <w:tbl>
+      <w:tblPr>
+        <w:tblStyle w:val="TableGrid0"/>
+        <w:tblW w:w="0" w:type="auto"/>
+        <w:tblInd w:w="39" w:type="dxa"/>
+        <w:tblLook w:val="04A0" w:firstRow="1" w:lastRow="0" w:firstColumn="1" w:lastColumn="0" w:noHBand="0" w:noVBand="1"/>
+      </w:tblPr>
+      <w:tblGrid>
+        <w:gridCol w:w="2417"/>
+        <w:gridCol w:w="573"/>
+        <w:gridCol w:w="830"/>
+        <w:gridCol w:w="826"/>
+        <w:gridCol w:w="858"/>
+        <w:gridCol w:w="826"/>
+      </w:tblGrid>
+      <w:tr>
+        <w:tc>
+          <w:tcPr>
+            <w:tcW w:w="1944" w:type="dxa"/>
+          </w:tcPr>
+          <w:p>
+            <w:pPr>
+              <w:ind w:left="0" w:firstLine="0"/>
+            </w:pPr>
+            <w:r>
+              <w:t>Input Data</w:t>
+            </w:r>
+          </w:p>
+        </w:tc>
+        <w:tc>
+          <w:tcPr>
+            <w:tcW w:w="573" w:type="dxa"/>
+          </w:tcPr>
+          <w:p>
+            <w:pPr>
+              <w:ind w:left="0" w:firstLine="0"/>
+            </w:pPr>
+            <w:r>
+              <w:t>Test</w:t>
+            </w:r>
+          </w:p>
+        </w:tc>
+        <w:tc>
+          <w:tcPr>
+            <w:tcW w:w="830" w:type="dxa"/>
+          </w:tcPr>
+          <w:p>
+            <w:pPr>
+              <w:ind w:left="0" w:firstLine="0"/>
+            </w:pPr>
+            <w:r>
+              <w:t>Time (s)</w:t>
+            </w:r>
+          </w:p>
+        </w:tc>
+        <w:tc>
+          <w:tcPr>
+            <w:tcW w:w="826" w:type="dxa"/>
+          </w:tcPr>
+          <w:p>
+            <w:pPr>
+              <w:ind w:left="0" w:firstLine="0"/>
+            </w:pPr>
+            <w:r>
+              <w:t>Input Tokens</w:t>
+            </w:r>
+          </w:p>
+        </w:tc>
+        <w:tc>
+          <w:tcPr>
+            <w:tcW w:w="858" w:type="dxa"/>
+          </w:tcPr>
+          <w:p>
+            <w:pPr>
+              <w:ind w:left="0" w:firstLine="0"/>
+            </w:pPr>
+            <w:r>
+              <w:t>Output Tokens</w:t>
+            </w:r>
+          </w:p>
+        </w:tc>
+        <w:tc>
+          <w:tcPr>
+            <w:tcW w:w="826" w:type="dxa"/>
+          </w:tcPr>
+          <w:p>
+            <w:pPr>
+              <w:ind w:left="0" w:firstLine="0"/>
+            </w:pPr>
+            <w:r>
+              <w:t>Total Tokens</w:t>
+            </w:r>
+          </w:p>
+        </w:tc>
+      </w:tr>
+      <w:tr>
+        <w:tc>
+          <w:tcPr>
+            <w:tcW w:w="1944" w:type="dxa"/>
+          </w:tcPr>
+          <w:p>
+            <w:pPr>
+              <w:ind w:left="0" w:firstLine="0"/>
+            </w:pPr>
+            <w:r>
+              <w:t>northStarServiceScan.txt</w:t>
+            </w:r>
+          </w:p>
+        </w:tc>
+        <w:tc>
+          <w:tcPr>
+            <w:tcW w:w="573" w:type="dxa"/>
+          </w:tcPr>
+          <w:p>
+            <w:pPr>
+              <w:ind w:left="0" w:firstLine="0"/>
+            </w:pPr>
+            <w:r>
+              <w:t>1</w:t>
+            </w:r>
+          </w:p>
+        </w:tc>
+        <w:tc>
+          <w:tcPr>
+            <w:tcW w:w="830" w:type="dxa"/>
+          </w:tcPr>
+          <w:p>
+            <w:pPr>
+              <w:ind w:left="0" w:firstLine="0"/>
+            </w:pPr>
+            <w:r>
+              <w:t>94.05</w:t>
+            </w:r>
+          </w:p>
+        </w:tc>
+        <w:tc>
+          <w:tcPr>
+            <w:tcW w:w="826" w:type="dxa"/>
+          </w:tcPr>
+          <w:p>
+            <w:pPr>
+              <w:ind w:left="0" w:firstLine="0"/>
+            </w:pPr>
+            <w:r>
+              <w:t>3440</w:t>
+            </w:r>
+          </w:p>
+        </w:tc>
+        <w:tc>
+          <w:tcPr>
+            <w:tcW w:w="858" w:type="dxa"/>
+          </w:tcPr>
+          <w:p>
+            <w:pPr>
+              <w:ind w:left="0" w:firstLine="0"/>
+            </w:pPr>
+            <w:r>
+              <w:t>5609</w:t>
+            </w:r>
+          </w:p>
+        </w:tc>
+        <w:tc>
+          <w:tcPr>
+            <w:tcW w:w="826" w:type="dxa"/>
+          </w:tcPr>
+          <w:p>
+            <w:pPr>
+              <w:ind w:left="0" w:firstLine="0"/>
+            </w:pPr>
+            <w:r>
+              <w:t>9049</w:t>
+            </w:r>
+          </w:p>
+        </w:tc>
+      </w:tr>
+      <w:tr>
+        <w:tc>
+          <w:tcPr>
+            <w:tcW w:w="1944" w:type="dxa"/>
+          </w:tcPr>
+          <w:p>
+            <w:pPr>
+              <w:ind w:left="0" w:firstLine="0"/>
+            </w:pPr>
+            <w:r>
+              <w:t>northStarServiceScan.txt</w:t>
+            </w:r>
+          </w:p>
+        </w:tc>
+        <w:tc>
+          <w:tcPr>
+            <w:tcW w:w="573" w:type="dxa"/>
+          </w:tcPr>
+          <w:p>
+            <w:pPr>
+              <w:ind w:left="0" w:firstLine="0"/>
+            </w:pPr>
+            <w:r>
+              <w:t>2</w:t>
+            </w:r>
+          </w:p>
+        </w:tc>
+        <w:tc>
+          <w:tcPr>
+            <w:tcW w:w="830" w:type="dxa"/>
+          </w:tcPr>
+          <w:p>
+            <w:pPr>
+              <w:ind w:left="0" w:firstLine="0"/>
+            </w:pPr>
+            <w:r>
+              <w:t>90.95</w:t>
+            </w:r>
+          </w:p>
+        </w:tc>
+        <w:tc>
+          <w:tcPr>
+            <w:tcW w:w="826" w:type="dxa"/>
+          </w:tcPr>
+          <w:p>
+            <w:pPr>
+              <w:ind w:left="0" w:firstLine="0"/>
+            </w:pPr>
+            <w:r>
+              <w:t>3440</w:t>
+            </w:r>
+          </w:p>
+        </w:tc>
+        <w:tc>
+          <w:tcPr>
+            <w:tcW w:w="858" w:type="dxa"/>
+          </w:tcPr>
+          <w:p>
+            <w:pPr>
+              <w:ind w:left="0" w:firstLine="0"/>
+            </w:pPr>
+            <w:r>
+              <w:t>5574</w:t>
+            </w:r>
+          </w:p>
+        </w:tc>
+        <w:tc>
+          <w:tcPr>
+            <w:tcW w:w="826" w:type="dxa"/>
+          </w:tcPr>
+          <w:p>
+            <w:pPr>
+              <w:ind w:left="0" w:firstLine="0"/>
+            </w:pPr>
+            <w:r>
+              <w:t>9014</w:t>
+            </w:r>
+          </w:p>
+        </w:tc>
+      </w:tr>
+      <w:tr>
+        <w:tc>
+          <w:tcPr>
+            <w:tcW w:w="1944" w:type="dxa"/>
+          </w:tcPr>
+          <w:p>
+            <w:pPr>
+              <w:ind w:left="0" w:firstLine="0"/>
+            </w:pPr>
+            <w:r>
+              <w:t>northStarServiceScan.txt</w:t>
+            </w:r>
+          </w:p>
+        </w:tc>
+        <w:tc>
+          <w:tcPr>
+            <w:tcW w:w="573" w:type="dxa"/>
+          </w:tcPr>
+          <w:p>
+            <w:pPr>
+              <w:ind w:left="0" w:firstLine="0"/>
+            </w:pPr>
+            <w:r>
+              <w:t>3</w:t>
+            </w:r>
+          </w:p>
+        </w:tc>
+        <w:tc>
+          <w:tcPr>
+            <w:tcW w:w="830" w:type="dxa"/>
+          </w:tcPr>
+          <w:p>
+            <w:pPr>
+              <w:ind w:left="0" w:firstLine="0"/>
+            </w:pPr>
+            <w:r>
+              <w:t>91.44</w:t>
+            </w:r>
+          </w:p>
+        </w:tc>
+        <w:tc>
+          <w:tcPr>
+            <w:tcW w:w="826" w:type="dxa"/>
+          </w:tcPr>
+          <w:p>
+            <w:pPr>
+              <w:ind w:left="0" w:firstLine="0"/>
+            </w:pPr>
+            <w:r>
+              <w:t>3440</w:t>
+            </w:r>
+          </w:p>
+        </w:tc>
+        <w:tc>
+          <w:tcPr>
+            <w:tcW w:w="858" w:type="dxa"/>
+          </w:tcPr>
+          <w:p>
+            <w:pPr>
+              <w:ind w:left="0" w:firstLine="0"/>
+            </w:pPr>
+            <w:r>
+              <w:t>5602</w:t>
+            </w:r>
+          </w:p>
+        </w:tc>
+        <w:tc>
+          <w:tcPr>
+            <w:tcW w:w="826" w:type="dxa"/>
+          </w:tcPr>
+          <w:p>
+            <w:pPr>
+              <w:ind w:left="0" w:firstLine="0"/>
+            </w:pPr>
+            <w:r>
+              <w:t>9042</w:t>
+            </w:r>
+          </w:p>
+        </w:tc>
+      </w:tr>
+    </w:tbl>
+    <w:p>
+      <w:pPr>
+        <w:pStyle w:val="TNR"/>
+      </w:pPr>
+    </w:p>
+    <w:p>
+      <w:pPr>
+        <w:pStyle w:val="TNR"/>
+      </w:pPr>
+      <w:r>
+        <w:t xml:space="preserve">There is a clear increase of ~30% in the report generation time, and a similar increase in the number of output tokens allocated to produce the </w:t>
+      </w:r>
+      <w:r>
+        <w:t>report.</w:t>
+      </w:r>
+    </w:p>
+    <w:p>
+      <w:pPr>
+        <w:ind w:left="0" w:firstLine="0"/>
+        <w:rPr>
+          <w:b/>
+          <w:bCs/>
+          <w:sz w:val="24"/>
+        </w:rPr>
+      </w:pPr>
+    </w:p>
+    <w:p>
+      <w:pPr>
+        <w:ind w:left="0" w:firstLine="0"/>
+        <w:rPr>
+          <w:b/>
+          <w:bCs/>
+          <w:sz w:val="24"/>
+        </w:rPr>
+      </w:pPr>
+    </w:p>
+    <w:p>
+      <w:pPr>
+        <w:ind w:left="0" w:firstLine="0"/>
+        <w:rPr>
+          <w:b/>
+          <w:bCs/>
+          <w:sz w:val="24"/>
+        </w:rPr>
+      </w:pPr>
+    </w:p>
+    <w:p>
+      <w:pPr>
+        <w:ind w:left="0" w:firstLine="0"/>
+        <w:rPr>
+          <w:b/>
+          <w:bCs/>
+          <w:sz w:val="24"/>
+        </w:rPr>
+      </w:pPr>
+    </w:p>
+    <w:p>
+      <w:pPr>
+        <w:ind w:left="0" w:firstLine="0"/>
+        <w:rPr>
+          <w:b/>
+          <w:bCs/>
+          <w:sz w:val="24"/>
+        </w:rPr>
+      </w:pPr>
+    </w:p>
+    <w:p>
+      <w:pPr>
+        <w:ind w:left="0" w:firstLine="0"/>
+        <w:rPr>
+          <w:b/>
+          <w:bCs/>
+          <w:sz w:val="24"/>
+        </w:rPr>
+      </w:pPr>
+    </w:p>
+    <w:p>
+      <w:pPr>
+        <w:ind w:left="0" w:firstLine="0"/>
+        <w:rPr>
+          <w:b/>
+          <w:bCs/>
+          <w:sz w:val="24"/>
+        </w:rPr>
+      </w:pPr>
+      <w:r>
+        <w:rPr>
+          <w:b/>
+          <w:bCs/>
+          <w:sz w:val="24"/>
+        </w:rPr>
+        <w:lastRenderedPageBreak/>
+        <w:t>Quality</w:t>
+      </w:r>
+    </w:p>
+    <w:p>
+      <w:pPr>
+        <w:rPr>
+          <w:b/>
+          <w:bCs/>
+        </w:rPr>
+      </w:pPr>
+      <w:r>
+        <w:rPr>
+          <w:b/>
+          <w:bCs/>
+        </w:rPr>
+        <w:t xml:space="preserve">LLM misspelled </w:t>
+      </w:r>
+      <w:r>
+        <w:rPr>
+          <w:b/>
+          <w:bCs/>
+        </w:rPr>
+        <w:t>M</w:t>
+      </w:r>
+      <w:r>
+        <w:rPr>
+          <w:b/>
+          <w:bCs/>
+        </w:rPr>
+        <w:t>etasploitable</w:t>
+      </w:r>
+    </w:p>
+    <w:p>
+      <w:r>
+        <w:t>Although we cannot unequivocally assign enabled thinking as the cause for the typo, it is worth hypothesising so. This is because “thinking” forces the LLM to look over the same data multiple times, multiple reprocesses increase the risk that data is corrupted/modified by hallucination</w:t>
+      </w:r>
+      <w:r>
+        <w:t>, even with our model’s low temperature</w:t>
+      </w:r>
+      <w:r>
+        <w:t xml:space="preserve"> setting</w:t>
+      </w:r>
+      <w:r>
+        <w:t>.</w:t>
+      </w:r>
+    </w:p>
+    <w:p>
+      <w:r>
+        <w:rPr>
+          <w:noProof/>
+        </w:rPr>
+        <w:drawing>
+          <wp:inline distT="0" distB="0" distL="0" distR="0" wp14:anchorId="60F2EB6A" wp14:editId="16C440B1">
+            <wp:extent cx="4400751" cy="2258171"/>
+            <wp:effectExtent l="0" t="0" r="0" b="8890"/>
+            <wp:docPr id="2053425356" name="Picture 1"/>
+            <wp:cNvGraphicFramePr>
+              <a:graphicFrameLocks xmlns:a="http://schemas.openxmlformats.org/drawingml/2006/main" noChangeAspect="1"/>
+            </wp:cNvGraphicFramePr>
+            <a:graphic xmlns:a="http://schemas.openxmlformats.org/drawingml/2006/main">
+              <a:graphicData uri="http://schemas.openxmlformats.org/drawingml/2006/picture">
+                <pic:pic xmlns:pic="http://schemas.openxmlformats.org/drawingml/2006/picture">
+                  <pic:nvPicPr>
+                    <pic:cNvPr id="2053425356" name=""/>
+                    <pic:cNvPicPr/>
+                  </pic:nvPicPr>
+                  <pic:blipFill>
+                    <a:blip r:embed="rId15"/>
+                    <a:stretch>
+                      <a:fillRect/>
+                    </a:stretch>
+                  </pic:blipFill>
+                  <pic:spPr>
+                    <a:xfrm>
+                      <a:off x="0" y="0"/>
+                      <a:ext cx="4412665" cy="2264284"/>
+                    </a:xfrm>
+                    <a:prstGeom prst="rect">
+                      <a:avLst/>
+                    </a:prstGeom>
+                  </pic:spPr>
+                </pic:pic>
+              </a:graphicData>
+            </a:graphic>
+          </wp:inline>
+        </w:drawing>
+      </w:r>
+    </w:p>
+    <w:p/>
+    <w:p/>
+    <w:p/>
+    <w:p/>
+    <w:p/>
+    <w:p/>
+    <w:p/>
+    <w:p/>
+    <w:p/>
+    <w:p/>
+    <w:p/>
+    <w:p/>
+    <w:p/>
+    <w:p/>
+    <w:p/>
+    <w:p/>
+    <w:p/>
+    <w:p>
+      <w:r>
+        <w:lastRenderedPageBreak/>
+        <w:t xml:space="preserve">One extremely interesting finding is that ALL of the reports generated with thinking disabled all </w:t>
+      </w:r>
+      <w:r>
+        <w:t xml:space="preserve">erroneously </w:t>
+      </w:r>
+      <w:r>
+        <w:t>consider host .22 to have port 5900 (VNC service) and Apache Tomcat 8180 open (1, 2).</w:t>
+      </w:r>
+    </w:p>
+    <w:p>
+      <w:pPr>
+        <w:pStyle w:val="Caption"/>
+        <w:keepNext/>
+      </w:pPr>
+      <w:r>
+        <w:t xml:space="preserve">Figure </w:t>
+      </w:r>
+      <w:fldSimple w:instr=" SEQ Figure \* ARABIC ">
+        <w:r>
+          <w:rPr>
+            <w:noProof/>
+          </w:rPr>
+          <w:t>1</w:t>
+        </w:r>
+      </w:fldSimple>
+      <w:r>
+        <w:t xml:space="preserve"> - Report Generated with Thinking off</w:t>
+      </w:r>
+    </w:p>
+    <w:p>
+      <w:r>
+        <w:rPr>
+          <w:noProof/>
+        </w:rPr>
+        <w:drawing>
+          <wp:inline distT="0" distB="0" distL="0" distR="0" wp14:anchorId="2386251E" wp14:editId="2469C220">
+            <wp:extent cx="4723074" cy="2577983"/>
+            <wp:effectExtent l="0" t="0" r="1905" b="0"/>
+            <wp:docPr id="1892649265" name="Picture 1"/>
+            <wp:cNvGraphicFramePr>
+              <a:graphicFrameLocks xmlns:a="http://schemas.openxmlformats.org/drawingml/2006/main" noChangeAspect="1"/>
+            </wp:cNvGraphicFramePr>
+            <a:graphic xmlns:a="http://schemas.openxmlformats.org/drawingml/2006/main">
+              <a:graphicData uri="http://schemas.openxmlformats.org/drawingml/2006/picture">
+                <pic:pic xmlns:pic="http://schemas.openxmlformats.org/drawingml/2006/picture">
+                  <pic:nvPicPr>
+                    <pic:cNvPr id="1892649265" name=""/>
+                    <pic:cNvPicPr/>
+                  </pic:nvPicPr>
+                  <pic:blipFill>
+                    <a:blip r:embed="rId16"/>
+                    <a:stretch>
+                      <a:fillRect/>
+                    </a:stretch>
+                  </pic:blipFill>
+                  <pic:spPr>
+                    <a:xfrm>
+                      <a:off x="0" y="0"/>
+                      <a:ext cx="4726497" cy="2579851"/>
+                    </a:xfrm>
+                    <a:prstGeom prst="rect">
+                      <a:avLst/>
+                    </a:prstGeom>
+                  </pic:spPr>
+                </pic:pic>
+              </a:graphicData>
+            </a:graphic>
+          </wp:inline>
+        </w:drawing>
+      </w:r>
+    </w:p>
+    <w:p>
+      <w:r>
+        <w:t>The reason why is bec</w:t>
+      </w:r>
+      <w:r>
+        <w:t>ause the script prompt chunks by splitting this 82-line source scan in half (highlighted). The scan for host .21 (metasploitable) (1) is cut off during this process (2). Because this data appears in the second chunk above host .22’s scan (5), it is associated with the orphaned service info (4), (5) by the LLM. Even though the raw data</w:t>
+      </w:r>
+      <w:r>
+        <w:t xml:space="preserve"> from the Nmap scan</w:t>
+      </w:r>
+      <w:r>
+        <w:t xml:space="preserve"> actually points differently.</w:t>
+      </w:r>
+    </w:p>
+    <w:p>
+      <w:r>
+        <w:rPr>
+          <w:noProof/>
+        </w:rPr>
+        <w:drawing>
+          <wp:inline distT="0" distB="0" distL="0" distR="0" wp14:anchorId="181B0E53" wp14:editId="4D969391">
+            <wp:extent cx="4826441" cy="4143369"/>
+            <wp:effectExtent l="0" t="0" r="0" b="0"/>
+            <wp:docPr id="1516933031" name="Picture 1"/>
+            <wp:cNvGraphicFramePr>
+              <a:graphicFrameLocks xmlns:a="http://schemas.openxmlformats.org/drawingml/2006/main" noChangeAspect="1"/>
+            </wp:cNvGraphicFramePr>
+            <a:graphic xmlns:a="http://schemas.openxmlformats.org/drawingml/2006/main">
+              <a:graphicData uri="http://schemas.openxmlformats.org/drawingml/2006/picture">
+                <pic:pic xmlns:pic="http://schemas.openxmlformats.org/drawingml/2006/picture">
+                  <pic:nvPicPr>
+                    <pic:cNvPr id="1516933031" name=""/>
+                    <pic:cNvPicPr/>
+                  </pic:nvPicPr>
+                  <pic:blipFill>
+                    <a:blip r:embed="rId17"/>
+                    <a:stretch>
+                      <a:fillRect/>
+                    </a:stretch>
+                  </pic:blipFill>
+                  <pic:spPr>
+                    <a:xfrm>
+                      <a:off x="0" y="0"/>
+                      <a:ext cx="4847477" cy="4161428"/>
+                    </a:xfrm>
+                    <a:prstGeom prst="rect">
+                      <a:avLst/>
+                    </a:prstGeom>
+                  </pic:spPr>
+                </pic:pic>
+              </a:graphicData>
+            </a:graphic>
+          </wp:inline>
+        </w:drawing>
+      </w:r>
+    </w:p>
+    <w:p>
+      <w:r>
+        <w:lastRenderedPageBreak/>
+        <w:t xml:space="preserve">The script with thinking enabled on its prompts however is able to piece together and recontextualize the chunks more accurately. </w:t>
+      </w:r>
+      <w:r>
+        <w:t xml:space="preserve">This is evident in ALL of the reports I generated. </w:t>
+      </w:r>
+      <w:r>
+        <w:t>They are all able to assign the exposed services to the host that the original Nmap scan identified.</w:t>
+      </w:r>
+      <w:r>
+        <w:t xml:space="preserve"> This finding is worth writing about and demonstrating to the client as a limitation of AI when working with local AI on DFIR datasets.</w:t>
+      </w:r>
+    </w:p>
+    <w:p>
+      <w:pPr>
+        <w:pStyle w:val="Caption"/>
+        <w:keepNext/>
+      </w:pPr>
+      <w:r>
+        <w:t xml:space="preserve">Figure </w:t>
+      </w:r>
+      <w:fldSimple w:instr=" SEQ Figure \* ARABIC ">
+        <w:r>
+          <w:rPr>
+            <w:noProof/>
+          </w:rPr>
+          <w:t>2</w:t>
+        </w:r>
+      </w:fldSimple>
+      <w:r>
+        <w:t xml:space="preserve"> - Report Generated with Thinking on</w:t>
+      </w:r>
+    </w:p>
+    <w:p>
+      <w:r>
+        <w:rPr>
+          <w:noProof/>
+        </w:rPr>
+        <w:drawing>
+          <wp:inline distT="0" distB="0" distL="0" distR="0" wp14:anchorId="5BE635E1" wp14:editId="5BA264CD">
+            <wp:extent cx="5729605" cy="3475355"/>
+            <wp:effectExtent l="0" t="0" r="4445" b="0"/>
+            <wp:docPr id="1654753205" name="Picture 1"/>
+            <wp:cNvGraphicFramePr>
+              <a:graphicFrameLocks xmlns:a="http://schemas.openxmlformats.org/drawingml/2006/main" noChangeAspect="1"/>
+            </wp:cNvGraphicFramePr>
+            <a:graphic xmlns:a="http://schemas.openxmlformats.org/drawingml/2006/main">
+              <a:graphicData uri="http://schemas.openxmlformats.org/drawingml/2006/picture">
+                <pic:pic xmlns:pic="http://schemas.openxmlformats.org/drawingml/2006/picture">
+                  <pic:nvPicPr>
+                    <pic:cNvPr id="1654753205" name=""/>
+                    <pic:cNvPicPr/>
+                  </pic:nvPicPr>
+                  <pic:blipFill>
+                    <a:blip r:embed="rId18"/>
+                    <a:stretch>
+                      <a:fillRect/>
+                    </a:stretch>
+                  </pic:blipFill>
+                  <pic:spPr>
+                    <a:xfrm>
+                      <a:off x="0" y="0"/>
+                      <a:ext cx="5729605" cy="3475355"/>
+                    </a:xfrm>
+                    <a:prstGeom prst="rect">
+                      <a:avLst/>
+                    </a:prstGeom>
+                  </pic:spPr>
+                </pic:pic>
+              </a:graphicData>
+            </a:graphic>
+          </wp:inline>
+        </w:drawing>
+      </w:r>
+    </w:p>
+    <w:p/>
+    <w:p/>
+    <w:p>
+      <w:pPr>
+        <w:ind w:left="0" w:firstLine="0"/>
+      </w:pPr>
+    </w:p>
+    <w:p/>
+    <w:p/>
+    <w:p/>
+    <w:p/>
+    <w:p/>
+    <w:p/>
+    <w:p/>
+    <w:p/>
+    <w:p/>
+    <w:p/>
+    <w:p>
+      <w:pPr>
+        <w:ind w:left="0" w:firstLine="0"/>
+      </w:pPr>
+    </w:p>
+    <w:p>
+      <w:pPr>
+        <w:pStyle w:val="Heading2"/>
+      </w:pPr>
+      <w:bookmarkStart w:id="9" w:name="_Toc242865860"/>
+      <w:r>
+        <w:lastRenderedPageBreak/>
+        <w:t>Development</w:t>
+      </w:r>
+      <w:bookmarkEnd w:id="9"/>
+    </w:p>
+    <w:p>
+      <w:pPr>
+        <w:ind w:left="0" w:firstLine="0"/>
+      </w:pPr>
+      <w:r>
+        <w:t>Monday, 12 October</w:t>
+      </w:r>
+    </w:p>
+    <w:p>
+      <w:pPr>
+        <w:ind w:left="0" w:firstLine="0"/>
+        <w:rPr>
+          <w:b/>
+          <w:bCs/>
+        </w:rPr>
+      </w:pPr>
+      <w:r>
+        <w:rPr>
+          <w:b/>
+          <w:bCs/>
+        </w:rPr>
+        <w:t>12:30 – 1:</w:t>
+      </w:r>
+      <w:r>
+        <w:rPr>
+          <w:b/>
+          <w:bCs/>
+        </w:rPr>
+        <w:t>45</w:t>
+      </w:r>
+      <w:r>
+        <w:rPr>
+          <w:b/>
+          <w:bCs/>
+        </w:rPr>
+        <w:t>PM</w:t>
+      </w:r>
+      <w:r>
+        <w:rPr>
+          <w:b/>
+          <w:bCs/>
+        </w:rPr>
+        <w:t xml:space="preserve"> (</w:t>
+      </w:r>
+      <w:r>
+        <w:rPr>
+          <w:b/>
+          <w:bCs/>
+        </w:rPr>
+        <w:t>1hr</w:t>
+      </w:r>
+      <w:r>
+        <w:rPr>
+          <w:b/>
+          <w:bCs/>
+        </w:rPr>
+        <w:t xml:space="preserve"> 15min</w:t>
+      </w:r>
+      <w:r>
+        <w:rPr>
+          <w:b/>
+          <w:bCs/>
+        </w:rPr>
+        <w:t>)</w:t>
+      </w:r>
+    </w:p>
+    <w:p>
+      <w:pPr>
+        <w:ind w:left="0" w:firstLine="0"/>
+      </w:pPr>
       <w:r>
         <w:t>Designing a team logo</w:t>
       </w:r>
@@ -4384,7 +5867,6 @@
         <w:rPr>
           <w:noProof/>
         </w:rPr>
-        <w:lastRenderedPageBreak/>
         <w:drawing>
           <wp:inline distT="0" distB="0" distL="0" distR="0" wp14:anchorId="70E2FEC4" wp14:editId="17B4C2A4">
             <wp:extent cx="2393007" cy="2399902"/>
@@ -4401,7 +5883,7 @@
                     <pic:cNvPicPr/>
                   </pic:nvPicPr>
                   <pic:blipFill>
-                    <a:blip r:embed="rId15"/>
+                    <a:blip r:embed="rId19"/>
                     <a:stretch>
                       <a:fillRect/>
                     </a:stretch>
@@ -4447,7 +5929,7 @@
                     <pic:cNvPicPr/>
                   </pic:nvPicPr>
                   <pic:blipFill>
-                    <a:blip r:embed="rId16"/>
+                    <a:blip r:embed="rId20"/>
                     <a:stretch>
                       <a:fillRect/>
                     </a:stretch>
@@ -4495,7 +5977,7 @@
                     <pic:cNvPicPr/>
                   </pic:nvPicPr>
                   <pic:blipFill>
-                    <a:blip r:embed="rId17"/>
+                    <a:blip r:embed="rId21"/>
                     <a:stretch>
                       <a:fillRect/>
                     </a:stretch>
@@ -4528,10 +6010,10 @@
       </w:pPr>
     </w:p>
     <w:sectPr>
-      <w:headerReference w:type="default" r:id="rId18"/>
-      <w:footerReference w:type="even" r:id="rId19"/>
-      <w:footerReference w:type="default" r:id="rId20"/>
-      <w:footerReference w:type="first" r:id="rId21"/>
+      <w:headerReference w:type="default" r:id="rId22"/>
+      <w:footerReference w:type="even" r:id="rId23"/>
+      <w:footerReference w:type="default" r:id="rId24"/>
+      <w:footerReference w:type="first" r:id="rId25"/>
       <w:pgSz w:w="11906" w:h="16838"/>
       <w:pgMar w:top="1483" w:right="1448" w:bottom="1544" w:left="1435" w:header="720" w:footer="730" w:gutter="0"/>
       <w:pgNumType w:start="0"/>
@@ -5944,6 +7426,26 @@
       <w:ind w:left="440"/>
     </w:pPr>
   </w:style>
+  <w:style w:type="paragraph" w:styleId="Caption">
+    <w:name w:val="caption"/>
+    <w:basedOn w:val="Normal"/>
+    <w:next w:val="Normal"/>
+    <w:uiPriority w:val="35"/>
+    <w:semiHidden/>
+    <w:unhideWhenUsed/>
+    <w:qFormat/>
+    <w:rsid w:val="00FE2E20"/>
+    <w:pPr>
+      <w:spacing w:after="200" w:line="240" w:lineRule="auto"/>
+    </w:pPr>
+    <w:rPr>
+      <w:i/>
+      <w:iCs/>
+      <w:color w:val="0E2841" w:themeColor="text2"/>
+      <w:sz w:val="18"/>
+      <w:szCs w:val="18"/>
+    </w:rPr>
+  </w:style>
 </w:styles>
 </file>
 

--- a/Weekly Logs/Matt/Matt Baker - Week 14 Individual Logbook.docx
+++ b/Weekly Logs/Matt/Matt Baker - Week 14 Individual Logbook.docx
@@ -929,7 +929,7 @@
           <w:r>
             <w:fldChar w:fldCharType="separate"/>
           </w:r>
-          <w:hyperlink w:anchor="_Toc242865851" w:history="1">
+          <w:hyperlink w:anchor="_Toc243065255" w:history="1">
             <w:r>
               <w:rPr>
                 <w:rStyle w:val="Hyperlink"/>
@@ -956,7 +956,7 @@
                 <w:noProof/>
                 <w:webHidden/>
               </w:rPr>
-              <w:instrText xml:space="preserve"> PAGEREF _Toc242865851 \h </w:instrText>
+              <w:instrText xml:space="preserve"> PAGEREF _Toc243065255 \h </w:instrText>
             </w:r>
             <w:r>
               <w:rPr>
@@ -1000,7 +1000,7 @@
               <w:sz w:val="24"/>
             </w:rPr>
           </w:pPr>
-          <w:hyperlink w:anchor="_Toc242865852" w:history="1">
+          <w:hyperlink w:anchor="_Toc243065256" w:history="1">
             <w:r>
               <w:rPr>
                 <w:rStyle w:val="Hyperlink"/>
@@ -1027,7 +1027,7 @@
                 <w:noProof/>
                 <w:webHidden/>
               </w:rPr>
-              <w:instrText xml:space="preserve"> PAGEREF _Toc242865852 \h </w:instrText>
+              <w:instrText xml:space="preserve"> PAGEREF _Toc243065256 \h </w:instrText>
             </w:r>
             <w:r>
               <w:rPr>
@@ -1071,7 +1071,7 @@
               <w:sz w:val="24"/>
             </w:rPr>
           </w:pPr>
-          <w:hyperlink w:anchor="_Toc242865853" w:history="1">
+          <w:hyperlink w:anchor="_Toc243065257" w:history="1">
             <w:r>
               <w:rPr>
                 <w:rStyle w:val="Hyperlink"/>
@@ -1098,7 +1098,7 @@
                 <w:noProof/>
                 <w:webHidden/>
               </w:rPr>
-              <w:instrText xml:space="preserve"> PAGEREF _Toc242865853 \h </w:instrText>
+              <w:instrText xml:space="preserve"> PAGEREF _Toc243065257 \h </w:instrText>
             </w:r>
             <w:r>
               <w:rPr>
@@ -1142,7 +1142,7 @@
               <w:sz w:val="24"/>
             </w:rPr>
           </w:pPr>
-          <w:hyperlink w:anchor="_Toc242865854" w:history="1">
+          <w:hyperlink w:anchor="_Toc243065258" w:history="1">
             <w:r>
               <w:rPr>
                 <w:rStyle w:val="Hyperlink"/>
@@ -1169,7 +1169,7 @@
                 <w:noProof/>
                 <w:webHidden/>
               </w:rPr>
-              <w:instrText xml:space="preserve"> PAGEREF _Toc242865854 \h </w:instrText>
+              <w:instrText xml:space="preserve"> PAGEREF _Toc243065258 \h </w:instrText>
             </w:r>
             <w:r>
               <w:rPr>
@@ -1213,7 +1213,7 @@
               <w:sz w:val="24"/>
             </w:rPr>
           </w:pPr>
-          <w:hyperlink w:anchor="_Toc242865855" w:history="1">
+          <w:hyperlink w:anchor="_Toc243065259" w:history="1">
             <w:r>
               <w:rPr>
                 <w:rStyle w:val="Hyperlink"/>
@@ -1240,7 +1240,7 @@
                 <w:noProof/>
                 <w:webHidden/>
               </w:rPr>
-              <w:instrText xml:space="preserve"> PAGEREF _Toc242865855 \h </w:instrText>
+              <w:instrText xml:space="preserve"> PAGEREF _Toc243065259 \h </w:instrText>
             </w:r>
             <w:r>
               <w:rPr>
@@ -1260,7 +1260,7 @@
                 <w:noProof/>
                 <w:webHidden/>
               </w:rPr>
-              <w:t>3</w:t>
+              <w:t>4</w:t>
             </w:r>
             <w:r>
               <w:rPr>
@@ -1284,7 +1284,7 @@
               <w:sz w:val="24"/>
             </w:rPr>
           </w:pPr>
-          <w:hyperlink w:anchor="_Toc242865856" w:history="1">
+          <w:hyperlink w:anchor="_Toc243065260" w:history="1">
             <w:r>
               <w:rPr>
                 <w:rStyle w:val="Hyperlink"/>
@@ -1311,7 +1311,7 @@
                 <w:noProof/>
                 <w:webHidden/>
               </w:rPr>
-              <w:instrText xml:space="preserve"> PAGEREF _Toc242865856 \h </w:instrText>
+              <w:instrText xml:space="preserve"> PAGEREF _Toc243065260 \h </w:instrText>
             </w:r>
             <w:r>
               <w:rPr>
@@ -1331,7 +1331,7 @@
                 <w:noProof/>
                 <w:webHidden/>
               </w:rPr>
-              <w:t>3</w:t>
+              <w:t>4</w:t>
             </w:r>
             <w:r>
               <w:rPr>
@@ -1355,7 +1355,7 @@
               <w:sz w:val="24"/>
             </w:rPr>
           </w:pPr>
-          <w:hyperlink w:anchor="_Toc242865857" w:history="1">
+          <w:hyperlink w:anchor="_Toc243065261" w:history="1">
             <w:r>
               <w:rPr>
                 <w:rStyle w:val="Hyperlink"/>
@@ -1382,7 +1382,7 @@
                 <w:noProof/>
                 <w:webHidden/>
               </w:rPr>
-              <w:instrText xml:space="preserve"> PAGEREF _Toc242865857 \h </w:instrText>
+              <w:instrText xml:space="preserve"> PAGEREF _Toc243065261 \h </w:instrText>
             </w:r>
             <w:r>
               <w:rPr>
@@ -1402,7 +1402,7 @@
                 <w:noProof/>
                 <w:webHidden/>
               </w:rPr>
-              <w:t>3</w:t>
+              <w:t>4</w:t>
             </w:r>
             <w:r>
               <w:rPr>
@@ -1420,10 +1420,13 @@
               <w:tab w:val="right" w:leader="dot" w:pos="9013"/>
             </w:tabs>
             <w:rPr>
+              <w:rFonts w:asciiTheme="minorHAnsi" w:eastAsiaTheme="minorEastAsia" w:hAnsiTheme="minorHAnsi" w:cstheme="minorBidi"/>
               <w:noProof/>
+              <w:color w:val="auto"/>
+              <w:sz w:val="24"/>
             </w:rPr>
           </w:pPr>
-          <w:hyperlink w:anchor="_Toc242865858" w:history="1">
+          <w:hyperlink w:anchor="_Toc243065262" w:history="1">
             <w:r>
               <w:rPr>
                 <w:rStyle w:val="Hyperlink"/>
@@ -1450,7 +1453,7 @@
                 <w:noProof/>
                 <w:webHidden/>
               </w:rPr>
-              <w:instrText xml:space="preserve"> PAGEREF _Toc242865858 \h </w:instrText>
+              <w:instrText xml:space="preserve"> PAGEREF _Toc243065262 \h </w:instrText>
             </w:r>
             <w:r>
               <w:rPr>
@@ -1494,7 +1497,7 @@
               <w:sz w:val="24"/>
             </w:rPr>
           </w:pPr>
-          <w:hyperlink w:anchor="_Toc242865859" w:history="1">
+          <w:hyperlink w:anchor="_Toc243065263" w:history="1">
             <w:r>
               <w:rPr>
                 <w:rStyle w:val="Hyperlink"/>
@@ -1521,7 +1524,7 @@
                 <w:noProof/>
                 <w:webHidden/>
               </w:rPr>
-              <w:instrText xml:space="preserve"> PAGEREF _Toc242865859 \h </w:instrText>
+              <w:instrText xml:space="preserve"> PAGEREF _Toc243065263 \h </w:instrText>
             </w:r>
             <w:r>
               <w:rPr>
@@ -1541,7 +1544,7 @@
                 <w:noProof/>
                 <w:webHidden/>
               </w:rPr>
-              <w:t>5</w:t>
+              <w:t>8</w:t>
             </w:r>
             <w:r>
               <w:rPr>
@@ -1565,7 +1568,7 @@
               <w:sz w:val="24"/>
             </w:rPr>
           </w:pPr>
-          <w:hyperlink w:anchor="_Toc242865860" w:history="1">
+          <w:hyperlink w:anchor="_Toc243065264" w:history="1">
             <w:r>
               <w:rPr>
                 <w:rStyle w:val="Hyperlink"/>
@@ -1592,7 +1595,7 @@
                 <w:noProof/>
                 <w:webHidden/>
               </w:rPr>
-              <w:instrText xml:space="preserve"> PAGEREF _Toc242865860 \h </w:instrText>
+              <w:instrText xml:space="preserve"> PAGEREF _Toc243065264 \h </w:instrText>
             </w:r>
             <w:r>
               <w:rPr>
@@ -1612,7 +1615,7 @@
                 <w:noProof/>
                 <w:webHidden/>
               </w:rPr>
-              <w:t>5</w:t>
+              <w:t>16</w:t>
             </w:r>
             <w:r>
               <w:rPr>
@@ -1805,7 +1808,7 @@
         <w:pStyle w:val="Heading1"/>
         <w:ind w:left="-5"/>
       </w:pPr>
-      <w:bookmarkStart w:id="0" w:name="_Toc242865851"/>
+      <w:bookmarkStart w:id="0" w:name="_Toc243065255"/>
       <w:r>
         <w:lastRenderedPageBreak/>
         <w:t>Hours Breakdown</w:t>
@@ -1975,7 +1978,7 @@
       </w:tr>
       <w:tr>
         <w:trPr>
-          <w:trHeight w:val="485"/>
+          <w:trHeight w:val="621"/>
         </w:trPr>
         <w:tc>
           <w:tcPr>
@@ -2016,10 +2019,10 @@
               <w:ind w:left="0" w:firstLine="0"/>
             </w:pPr>
             <w:r>
-              <w:t>3</w:t>
-            </w:r>
-            <w:r>
-              <w:t>hrs</w:t>
+              <w:t>2hrs 45</w:t>
+            </w:r>
+            <w:r>
+              <w:t>min</w:t>
             </w:r>
           </w:p>
         </w:tc>
@@ -2067,10 +2070,10 @@
               <w:ind w:left="0" w:firstLine="0"/>
             </w:pPr>
             <w:r>
-              <w:t>1hr 30</w:t>
-            </w:r>
-            <w:r>
-              <w:t>min</w:t>
+              <w:t>1hr</w:t>
+            </w:r>
+            <w:r>
+              <w:t xml:space="preserve"> 15min</w:t>
             </w:r>
           </w:p>
         </w:tc>
@@ -2118,7 +2121,13 @@
               <w:ind w:left="0" w:firstLine="0"/>
             </w:pPr>
             <w:r>
-              <w:t>2hrs 30min</w:t>
+              <w:t xml:space="preserve">1hr </w:t>
+            </w:r>
+            <w:r>
+              <w:t>45</w:t>
+            </w:r>
+            <w:r>
+              <w:t xml:space="preserve"> min</w:t>
             </w:r>
           </w:p>
         </w:tc>
@@ -2172,7 +2181,19 @@
               <w:rPr>
                 <w:sz w:val="24"/>
               </w:rPr>
-              <w:t>1hr 30min</w:t>
+              <w:t xml:space="preserve">5hrs </w:t>
+            </w:r>
+            <w:r>
+              <w:rPr>
+                <w:sz w:val="24"/>
+              </w:rPr>
+              <w:t>45</w:t>
+            </w:r>
+            <w:r>
+              <w:rPr>
+                <w:sz w:val="24"/>
+              </w:rPr>
+              <w:t>min</w:t>
             </w:r>
           </w:p>
         </w:tc>
@@ -2220,7 +2241,16 @@
               <w:ind w:left="0" w:firstLine="0"/>
             </w:pPr>
             <w:r>
-              <w:t>18hrs 45min</w:t>
+              <w:t>1</w:t>
+            </w:r>
+            <w:r>
+              <w:t>3</w:t>
+            </w:r>
+            <w:r>
+              <w:t>hrs</w:t>
+            </w:r>
+            <w:r>
+              <w:t xml:space="preserve"> 15min</w:t>
             </w:r>
           </w:p>
         </w:tc>
@@ -2433,7 +2463,7 @@
               <w:spacing w:after="0" w:line="259" w:lineRule="auto"/>
             </w:pPr>
             <w:r>
-              <w:t>30hrs 15 min</w:t>
+              <w:t>27hrs 45min</w:t>
             </w:r>
           </w:p>
         </w:tc>
@@ -2611,7 +2641,7 @@
         <w:pStyle w:val="Heading1"/>
         <w:ind w:left="-5"/>
       </w:pPr>
-      <w:bookmarkStart w:id="1" w:name="_Toc242865852"/>
+      <w:bookmarkStart w:id="1" w:name="_Toc243065256"/>
       <w:r>
         <w:lastRenderedPageBreak/>
         <w:t>Completed Content/Documentation</w:t>
@@ -2622,7 +2652,7 @@
       <w:pPr>
         <w:pStyle w:val="Heading2"/>
       </w:pPr>
-      <w:bookmarkStart w:id="2" w:name="_Toc242865853"/>
+      <w:bookmarkStart w:id="2" w:name="_Toc243065257"/>
       <w:r>
         <w:t>Team Meeting</w:t>
       </w:r>
@@ -2689,7 +2719,10 @@
         <w:ind w:left="0" w:firstLine="0"/>
       </w:pPr>
       <w:r>
-        <w:t>Monday, 13 October</w:t>
+        <w:t>Tuesday</w:t>
+      </w:r>
+      <w:r>
+        <w:t>, 13 October</w:t>
       </w:r>
     </w:p>
     <w:p>
@@ -2729,7 +2762,7 @@
           <w:rStyle w:val="Heading2Char"/>
         </w:rPr>
       </w:pPr>
-      <w:bookmarkStart w:id="3" w:name="_Toc242865854"/>
+      <w:bookmarkStart w:id="3" w:name="_Toc243065258"/>
       <w:r>
         <w:rPr>
           <w:rStyle w:val="Heading2Char"/>
@@ -2802,10 +2835,152 @@
     </w:p>
     <w:p>
       <w:pPr>
+        <w:ind w:left="0" w:firstLine="0"/>
+      </w:pPr>
+      <w:r>
+        <w:t>Friday, 1</w:t>
+      </w:r>
+      <w:r>
+        <w:t>6 October</w:t>
+      </w:r>
+    </w:p>
+    <w:p>
+      <w:pPr>
+        <w:ind w:left="0" w:firstLine="0"/>
+        <w:rPr>
+          <w:b/>
+          <w:bCs/>
+        </w:rPr>
+      </w:pPr>
+      <w:r>
+        <w:rPr>
+          <w:b/>
+          <w:bCs/>
+        </w:rPr>
+        <w:t xml:space="preserve">10:30 – </w:t>
+      </w:r>
+      <w:r>
+        <w:rPr>
+          <w:b/>
+          <w:bCs/>
+        </w:rPr>
+        <w:t>12:</w:t>
+      </w:r>
+      <w:r>
+        <w:rPr>
+          <w:b/>
+          <w:bCs/>
+        </w:rPr>
+        <w:t>15</w:t>
+      </w:r>
+      <w:r>
+        <w:rPr>
+          <w:b/>
+          <w:bCs/>
+        </w:rPr>
+        <w:t xml:space="preserve"> (1hr </w:t>
+      </w:r>
+      <w:r>
+        <w:rPr>
+          <w:b/>
+          <w:bCs/>
+        </w:rPr>
+        <w:t>45</w:t>
+      </w:r>
+      <w:r>
+        <w:rPr>
+          <w:b/>
+          <w:bCs/>
+        </w:rPr>
+        <w:t>min)</w:t>
+      </w:r>
+    </w:p>
+    <w:p>
+      <w:pPr>
+        <w:ind w:left="0" w:firstLine="0"/>
+      </w:pPr>
+      <w:r>
+        <w:t>Meeting with Bryce with all present</w:t>
+      </w:r>
+      <w:r>
+        <w:t>.</w:t>
+      </w:r>
+      <w:r>
+        <w:t xml:space="preserve"> We discuss team members </w:t>
+      </w:r>
+      <w:r>
+        <w:t>having assignments to finish taking precedence over capstone.</w:t>
+      </w:r>
+      <w:r>
+        <w:t xml:space="preserve"> </w:t>
+      </w:r>
+      <w:r>
+        <w:t xml:space="preserve">Our spot in schedule for final panel, qualifications, CVs, report chunking, extrapolating </w:t>
+      </w:r>
+      <w:r>
+        <w:t>this</w:t>
+      </w:r>
+      <w:r>
+        <w:t xml:space="preserve"> and other data into the “for further research” section.</w:t>
+      </w:r>
+    </w:p>
+    <w:p>
+      <w:pPr>
+        <w:ind w:left="0" w:firstLine="0"/>
+      </w:pPr>
+    </w:p>
+    <w:p>
+      <w:pPr>
+        <w:ind w:left="0" w:firstLine="0"/>
+      </w:pPr>
+    </w:p>
+    <w:p>
+      <w:pPr>
+        <w:ind w:left="0" w:firstLine="0"/>
+      </w:pPr>
+    </w:p>
+    <w:p>
+      <w:pPr>
+        <w:ind w:left="0" w:firstLine="0"/>
+      </w:pPr>
+    </w:p>
+    <w:p>
+      <w:pPr>
+        <w:ind w:left="0" w:firstLine="0"/>
+      </w:pPr>
+    </w:p>
+    <w:p>
+      <w:pPr>
+        <w:ind w:left="0" w:firstLine="0"/>
+      </w:pPr>
+    </w:p>
+    <w:p>
+      <w:pPr>
+        <w:ind w:left="0" w:firstLine="0"/>
+      </w:pPr>
+    </w:p>
+    <w:p>
+      <w:pPr>
+        <w:ind w:left="0" w:firstLine="0"/>
+      </w:pPr>
+    </w:p>
+    <w:p>
+      <w:pPr>
+        <w:ind w:left="0" w:firstLine="0"/>
+      </w:pPr>
+    </w:p>
+    <w:p>
+      <w:pPr>
+        <w:ind w:left="0" w:firstLine="0"/>
+      </w:pPr>
+    </w:p>
+    <w:p>
+      <w:pPr>
         <w:pStyle w:val="Heading2"/>
       </w:pPr>
-      <w:bookmarkStart w:id="4" w:name="_Toc242865855"/>
-      <w:r>
+      <w:bookmarkStart w:id="4" w:name="_Toc243065259"/>
+      <w:r>
+        <w:lastRenderedPageBreak/>
         <w:t>Client Meetings</w:t>
       </w:r>
       <w:bookmarkEnd w:id="4"/>
@@ -2814,7 +2989,7 @@
       <w:pPr>
         <w:pStyle w:val="Heading2"/>
       </w:pPr>
-      <w:bookmarkStart w:id="5" w:name="_Toc242865856"/>
+      <w:bookmarkStart w:id="5" w:name="_Toc243065260"/>
       <w:r>
         <w:t>Research</w:t>
       </w:r>
@@ -2822,9 +2997,29 @@
     </w:p>
     <w:p>
       <w:pPr>
+        <w:rPr>
+          <w:b/>
+          <w:bCs/>
+        </w:rPr>
+      </w:pPr>
+      <w:r>
+        <w:rPr>
+          <w:b/>
+          <w:bCs/>
+        </w:rPr>
+        <w:t>1hr 15 min (See research log)</w:t>
+      </w:r>
+    </w:p>
+    <w:p>
+      <w:r>
+        <w:t>Research was focussed on supporting claims and findings in the Research report.</w:t>
+      </w:r>
+    </w:p>
+    <w:p>
+      <w:pPr>
         <w:pStyle w:val="Heading2"/>
       </w:pPr>
-      <w:bookmarkStart w:id="6" w:name="_Toc242865857"/>
+      <w:bookmarkStart w:id="6" w:name="_Toc243065261"/>
       <w:r>
         <w:t>Documentation</w:t>
       </w:r>
@@ -2913,27 +3108,12 @@
         <w:t>:</w:t>
       </w:r>
     </w:p>
-    <w:p/>
-    <w:p/>
-    <w:p/>
-    <w:p/>
-    <w:p/>
-    <w:p/>
-    <w:p/>
-    <w:p/>
-    <w:p/>
-    <w:p>
-      <w:pPr>
-        <w:ind w:left="0" w:firstLine="0"/>
-      </w:pPr>
-    </w:p>
     <w:p>
       <w:pPr>
         <w:pStyle w:val="Heading3"/>
       </w:pPr>
-      <w:bookmarkStart w:id="7" w:name="_Toc242865858"/>
-      <w:r>
-        <w:lastRenderedPageBreak/>
+      <w:bookmarkStart w:id="7" w:name="_Toc243065262"/>
+      <w:r>
         <w:t>4-Prompt Chunk Wireshark LLM Augmentation</w:t>
       </w:r>
       <w:bookmarkEnd w:id="7"/>
@@ -3785,6 +3965,7 @@
         <w:rPr>
           <w:noProof/>
         </w:rPr>
+        <w:lastRenderedPageBreak/>
         <w:drawing>
           <wp:inline distT="0" distB="0" distL="0" distR="0" wp14:anchorId="6E14FDAD" wp14:editId="12EEFECD">
             <wp:extent cx="5729605" cy="3731260"/>
@@ -3832,72 +4013,72 @@
         <w:ind w:left="0" w:firstLine="0"/>
       </w:pPr>
       <w:r>
+        <w:t>Wednesday, October 14</w:t>
+      </w:r>
+    </w:p>
+    <w:p>
+      <w:pPr>
+        <w:ind w:left="0" w:firstLine="0"/>
+        <w:rPr>
+          <w:b/>
+          <w:bCs/>
+        </w:rPr>
+      </w:pPr>
+      <w:r>
+        <w:rPr>
+          <w:b/>
+          <w:bCs/>
+        </w:rPr>
+        <w:t xml:space="preserve">10:45 – </w:t>
+      </w:r>
+      <w:r>
+        <w:rPr>
+          <w:b/>
+          <w:bCs/>
+        </w:rPr>
+        <w:t>1:00 (2hrs 15min)</w:t>
+      </w:r>
+    </w:p>
+    <w:p>
+      <w:pPr>
+        <w:ind w:left="0" w:firstLine="0"/>
+      </w:pPr>
+      <w:r>
+        <w:t>Working on the client closeout report</w:t>
+      </w:r>
+      <w:r>
+        <w:t>, adding manuals for all 3 DFIR LLM automation scripts.</w:t>
+      </w:r>
+      <w:r>
+        <w:t xml:space="preserve"> Part of this process was simulating the requirements to install and run the scripts from start to finish, including installing dependencies within a virtual environment.</w:t>
+      </w:r>
+      <w:r>
+        <w:t xml:space="preserve"> This required copying all tools</w:t>
+      </w:r>
+      <w:r>
+        <w:t xml:space="preserve"> and an example file for each</w:t>
+      </w:r>
+      <w:r>
+        <w:t xml:space="preserve"> into new directories.</w:t>
+      </w:r>
+    </w:p>
+    <w:p>
+      <w:pPr>
+        <w:ind w:left="0" w:firstLine="0"/>
+      </w:pPr>
+      <w:r>
+        <w:t>These are the pages I produced:</w:t>
+      </w:r>
+    </w:p>
+    <w:p>
+      <w:pPr>
+        <w:ind w:left="0" w:firstLine="0"/>
+      </w:pPr>
+      <w:r>
+        <w:rPr>
+          <w:noProof/>
+        </w:rPr>
         <w:lastRenderedPageBreak/>
-        <w:t>Wednesday, October 14</w:t>
-      </w:r>
-    </w:p>
-    <w:p>
-      <w:pPr>
-        <w:ind w:left="0" w:firstLine="0"/>
-        <w:rPr>
-          <w:b/>
-          <w:bCs/>
-        </w:rPr>
-      </w:pPr>
-      <w:r>
-        <w:rPr>
-          <w:b/>
-          <w:bCs/>
-        </w:rPr>
-        <w:t xml:space="preserve">10:45 – </w:t>
-      </w:r>
-      <w:r>
-        <w:rPr>
-          <w:b/>
-          <w:bCs/>
-        </w:rPr>
-        <w:t>1:00 (2hrs 15min)</w:t>
-      </w:r>
-    </w:p>
-    <w:p>
-      <w:pPr>
-        <w:ind w:left="0" w:firstLine="0"/>
-      </w:pPr>
-      <w:r>
-        <w:t>Working on the client closeout report</w:t>
-      </w:r>
-      <w:r>
-        <w:t>, adding manuals for all 3 DFIR LLM automation scripts.</w:t>
-      </w:r>
-      <w:r>
-        <w:t xml:space="preserve"> Part of this process was simulating the requirements to install and run the scripts from start to finish, including installing dependencies within a virtual environment.</w:t>
-      </w:r>
-      <w:r>
-        <w:t xml:space="preserve"> This required copying all tools</w:t>
-      </w:r>
-      <w:r>
-        <w:t xml:space="preserve"> and an example file for each</w:t>
-      </w:r>
-      <w:r>
-        <w:t xml:space="preserve"> into new directories.</w:t>
-      </w:r>
-    </w:p>
-    <w:p>
-      <w:pPr>
-        <w:ind w:left="0" w:firstLine="0"/>
-      </w:pPr>
-      <w:r>
-        <w:t>These are the pages I produced:</w:t>
-      </w:r>
-    </w:p>
-    <w:p>
-      <w:pPr>
-        <w:ind w:left="0" w:firstLine="0"/>
-      </w:pPr>
-      <w:r>
-        <w:rPr>
-          <w:noProof/>
-        </w:rPr>
         <w:drawing>
           <wp:inline distT="0" distB="0" distL="0" distR="0" wp14:anchorId="2CC921EC" wp14:editId="1A69AA45">
             <wp:extent cx="2129051" cy="3011063"/>
@@ -4158,275 +4339,732 @@
         <w:rPr>
           <w:noProof/>
         </w:rPr>
+        <w:t>Thursday, October 15</w:t>
+      </w:r>
+    </w:p>
+    <w:p>
+      <w:pPr>
+        <w:ind w:left="0" w:firstLine="0"/>
+        <w:rPr>
+          <w:b/>
+          <w:bCs/>
+          <w:noProof/>
+        </w:rPr>
+      </w:pPr>
+      <w:r>
+        <w:rPr>
+          <w:b/>
+          <w:bCs/>
+          <w:noProof/>
+        </w:rPr>
+        <w:t xml:space="preserve">11:30 </w:t>
+      </w:r>
+      <w:r>
+        <w:rPr>
+          <w:b/>
+          <w:bCs/>
+          <w:noProof/>
+        </w:rPr>
+        <w:t>–</w:t>
+      </w:r>
+      <w:r>
+        <w:rPr>
+          <w:b/>
+          <w:bCs/>
+          <w:noProof/>
+        </w:rPr>
+        <w:t xml:space="preserve"> </w:t>
+      </w:r>
+      <w:r>
+        <w:rPr>
+          <w:b/>
+          <w:bCs/>
+          <w:noProof/>
+        </w:rPr>
+        <w:t>2:00 (2hrs 30 min)</w:t>
+      </w:r>
+    </w:p>
+    <w:p>
+      <w:pPr>
+        <w:ind w:left="0" w:firstLine="0"/>
+        <w:rPr>
+          <w:noProof/>
+        </w:rPr>
+      </w:pPr>
+      <w:r>
+        <w:rPr>
+          <w:noProof/>
+        </w:rPr>
+        <w:t>Working on research report.</w:t>
+      </w:r>
+      <w:r>
+        <w:rPr>
+          <w:noProof/>
+        </w:rPr>
+        <w:t xml:space="preserve"> </w:t>
+      </w:r>
+      <w:r>
+        <w:rPr>
+          <w:noProof/>
+        </w:rPr>
+        <w:t>Recording documented findings.</w:t>
+      </w:r>
+      <w:r>
+        <w:rPr>
+          <w:noProof/>
+        </w:rPr>
+        <w:t xml:space="preserve"> Producing reccomendations for the client.</w:t>
+      </w:r>
+      <w:r>
+        <w:rPr>
+          <w:noProof/>
+        </w:rPr>
+        <w:t xml:space="preserve"> </w:t>
+      </w:r>
+      <w:r>
+        <w:rPr>
+          <w:noProof/>
+        </w:rPr>
+        <w:t>Recorded size difference in pcap vs csv, moved latest test cases to git.</w:t>
+      </w:r>
+      <w:r>
+        <w:rPr>
+          <w:noProof/>
+        </w:rPr>
+        <w:t xml:space="preserve"> I had to uncommit some case files because of their size.</w:t>
+      </w:r>
+      <w:r>
+        <w:rPr>
+          <w:noProof/>
+        </w:rPr>
+        <w:t xml:space="preserve"> Beginning an executive summary, defining some research questions.</w:t>
+      </w:r>
+    </w:p>
+    <w:p>
+      <w:pPr>
+        <w:ind w:left="0" w:firstLine="0"/>
+        <w:rPr>
+          <w:noProof/>
+        </w:rPr>
+      </w:pPr>
+    </w:p>
+    <w:p>
+      <w:pPr>
+        <w:ind w:left="0" w:firstLine="0"/>
+        <w:rPr>
+          <w:noProof/>
+        </w:rPr>
+      </w:pPr>
+    </w:p>
+    <w:p>
+      <w:pPr>
+        <w:ind w:left="0" w:firstLine="0"/>
+        <w:rPr>
+          <w:b/>
+          <w:bCs/>
+          <w:noProof/>
+        </w:rPr>
+      </w:pPr>
+      <w:r>
+        <w:rPr>
+          <w:b/>
+          <w:bCs/>
+          <w:noProof/>
+        </w:rPr>
         <w:lastRenderedPageBreak/>
-        <w:t>Thursday, October 15</w:t>
-      </w:r>
-    </w:p>
-    <w:p>
-      <w:pPr>
-        <w:ind w:left="0" w:firstLine="0"/>
-        <w:rPr>
-          <w:b/>
-          <w:bCs/>
-          <w:noProof/>
-        </w:rPr>
-      </w:pPr>
-      <w:r>
-        <w:rPr>
-          <w:b/>
-          <w:bCs/>
-          <w:noProof/>
-        </w:rPr>
-        <w:t xml:space="preserve">11:30 - </w:t>
-      </w:r>
-    </w:p>
-    <w:p>
-      <w:pPr>
-        <w:ind w:left="0" w:firstLine="0"/>
-        <w:rPr>
-          <w:noProof/>
-        </w:rPr>
-      </w:pPr>
-      <w:r>
-        <w:rPr>
-          <w:noProof/>
-        </w:rPr>
-        <w:t>Working on research report.</w:t>
-      </w:r>
-      <w:r>
-        <w:rPr>
+        <w:t xml:space="preserve">2:30 </w:t>
+      </w:r>
+      <w:r>
+        <w:rPr>
+          <w:b/>
+          <w:bCs/>
+          <w:noProof/>
+        </w:rPr>
+        <w:t>–</w:t>
+      </w:r>
+      <w:r>
+        <w:rPr>
+          <w:b/>
+          <w:bCs/>
           <w:noProof/>
         </w:rPr>
         <w:t xml:space="preserve"> </w:t>
       </w:r>
       <w:r>
         <w:rPr>
-          <w:noProof/>
-        </w:rPr>
-        <w:t>Recording documented findings.</w:t>
-      </w:r>
-      <w:r>
-        <w:rPr>
-          <w:noProof/>
-        </w:rPr>
-        <w:t xml:space="preserve"> Producing reccomendations for the client.</w:t>
-      </w:r>
-      <w:r>
-        <w:rPr>
+          <w:b/>
+          <w:bCs/>
+          <w:noProof/>
+        </w:rPr>
+        <w:t>3:30</w:t>
+      </w:r>
+      <w:r>
+        <w:rPr>
+          <w:b/>
+          <w:bCs/>
+          <w:noProof/>
+        </w:rPr>
+        <w:t>PM</w:t>
+      </w:r>
+      <w:r>
+        <w:rPr>
+          <w:b/>
+          <w:bCs/>
+          <w:noProof/>
+        </w:rPr>
+        <w:t xml:space="preserve"> (1hr)</w:t>
+      </w:r>
+    </w:p>
+    <w:p>
+      <w:pPr>
+        <w:pStyle w:val="TNR"/>
+        <w:rPr>
+          <w:noProof/>
+        </w:rPr>
+      </w:pPr>
+      <w:r>
+        <w:rPr>
+          <w:noProof/>
+        </w:rPr>
+        <w:t>Continuing work on research report.</w:t>
+      </w:r>
+      <w:r>
+        <w:rPr>
+          <w:noProof/>
+        </w:rPr>
+        <w:t xml:space="preserve"> Created a</w:t>
+      </w:r>
+      <w:r>
+        <w:rPr>
+          <w:noProof/>
+        </w:rPr>
+        <w:t xml:space="preserve"> table for stats on csv vs pcap size, accountability/traceability concerns/findings.</w:t>
+      </w:r>
+      <w:r>
+        <w:rPr>
+          <w:noProof/>
+        </w:rPr>
+        <w:t xml:space="preserve"> Put our research questions into definitive wor</w:t>
+      </w:r>
+      <w:r>
+        <w:rPr>
+          <w:noProof/>
+        </w:rPr>
+        <w:t>d</w:t>
+      </w:r>
+      <w:r>
+        <w:rPr>
+          <w:noProof/>
+        </w:rPr>
+        <w:t>s.</w:t>
+      </w:r>
+    </w:p>
+    <w:p>
+      <w:pPr>
+        <w:ind w:left="0" w:firstLine="0"/>
+        <w:rPr>
+          <w:noProof/>
+        </w:rPr>
+      </w:pPr>
+    </w:p>
+    <w:p>
+      <w:pPr>
+        <w:ind w:left="0" w:firstLine="0"/>
+        <w:rPr>
+          <w:noProof/>
+        </w:rPr>
+      </w:pPr>
+      <w:r>
+        <w:rPr>
+          <w:noProof/>
+        </w:rPr>
+        <w:t>Saturday, October 17</w:t>
+      </w:r>
+    </w:p>
+    <w:p>
+      <w:pPr>
+        <w:ind w:left="0" w:firstLine="0"/>
+        <w:rPr>
+          <w:b/>
+          <w:bCs/>
+          <w:noProof/>
+        </w:rPr>
+      </w:pPr>
+      <w:r>
+        <w:rPr>
+          <w:b/>
+          <w:bCs/>
+          <w:noProof/>
+        </w:rPr>
+        <w:t>11:45</w:t>
+      </w:r>
+      <w:r>
+        <w:rPr>
+          <w:b/>
+          <w:bCs/>
+          <w:noProof/>
+        </w:rPr>
+        <w:t>AM</w:t>
+      </w:r>
+      <w:r>
+        <w:rPr>
+          <w:b/>
+          <w:bCs/>
           <w:noProof/>
         </w:rPr>
         <w:t xml:space="preserve"> </w:t>
       </w:r>
       <w:r>
         <w:rPr>
-          <w:noProof/>
-        </w:rPr>
-        <w:t>Recorded size difference in pcap vs csv, moved latest test cases to git.</w:t>
-      </w:r>
-    </w:p>
-    <w:p>
-      <w:pPr>
-        <w:ind w:left="0" w:firstLine="0"/>
-        <w:rPr>
-          <w:noProof/>
-        </w:rPr>
-      </w:pPr>
-    </w:p>
-    <w:p>
-      <w:pPr>
-        <w:ind w:left="0" w:firstLine="0"/>
-        <w:rPr>
-          <w:noProof/>
-        </w:rPr>
-      </w:pPr>
-    </w:p>
-    <w:p>
-      <w:pPr>
-        <w:ind w:left="0" w:firstLine="0"/>
-        <w:rPr>
-          <w:noProof/>
-        </w:rPr>
-      </w:pPr>
-    </w:p>
-    <w:p>
-      <w:pPr>
-        <w:ind w:left="0" w:firstLine="0"/>
-        <w:rPr>
-          <w:noProof/>
-        </w:rPr>
-      </w:pPr>
-    </w:p>
-    <w:p>
-      <w:pPr>
-        <w:ind w:left="0" w:firstLine="0"/>
-        <w:rPr>
-          <w:noProof/>
-        </w:rPr>
-      </w:pPr>
-    </w:p>
-    <w:p>
-      <w:pPr>
-        <w:ind w:left="0" w:firstLine="0"/>
-        <w:rPr>
-          <w:noProof/>
-        </w:rPr>
-      </w:pPr>
-    </w:p>
-    <w:p>
-      <w:pPr>
-        <w:ind w:left="0" w:firstLine="0"/>
-        <w:rPr>
-          <w:noProof/>
-        </w:rPr>
-      </w:pPr>
-    </w:p>
-    <w:p>
-      <w:pPr>
-        <w:ind w:left="0" w:firstLine="0"/>
-        <w:rPr>
-          <w:noProof/>
-        </w:rPr>
-      </w:pPr>
-    </w:p>
-    <w:p>
-      <w:pPr>
-        <w:ind w:left="0" w:firstLine="0"/>
-        <w:rPr>
-          <w:noProof/>
-        </w:rPr>
-      </w:pPr>
-    </w:p>
-    <w:p>
-      <w:pPr>
-        <w:ind w:left="0" w:firstLine="0"/>
-        <w:rPr>
-          <w:noProof/>
-        </w:rPr>
-      </w:pPr>
-    </w:p>
-    <w:p>
-      <w:pPr>
-        <w:ind w:left="0" w:firstLine="0"/>
-        <w:rPr>
-          <w:noProof/>
-        </w:rPr>
-      </w:pPr>
-    </w:p>
-    <w:p>
-      <w:pPr>
-        <w:ind w:left="0" w:firstLine="0"/>
-        <w:rPr>
-          <w:noProof/>
-        </w:rPr>
-      </w:pPr>
-    </w:p>
-    <w:p>
-      <w:pPr>
-        <w:ind w:left="0" w:firstLine="0"/>
-        <w:rPr>
-          <w:noProof/>
-        </w:rPr>
-      </w:pPr>
-    </w:p>
-    <w:p>
-      <w:pPr>
-        <w:ind w:left="0" w:firstLine="0"/>
-        <w:rPr>
-          <w:noProof/>
-        </w:rPr>
-      </w:pPr>
-    </w:p>
-    <w:p>
-      <w:pPr>
-        <w:ind w:left="0" w:firstLine="0"/>
-        <w:rPr>
-          <w:noProof/>
-        </w:rPr>
-      </w:pPr>
-    </w:p>
-    <w:p>
-      <w:pPr>
-        <w:ind w:left="0" w:firstLine="0"/>
-        <w:rPr>
-          <w:noProof/>
-        </w:rPr>
-      </w:pPr>
-    </w:p>
-    <w:p>
-      <w:pPr>
-        <w:ind w:left="0" w:firstLine="0"/>
-        <w:rPr>
-          <w:noProof/>
-        </w:rPr>
-      </w:pPr>
-    </w:p>
-    <w:p>
-      <w:pPr>
-        <w:ind w:left="0" w:firstLine="0"/>
-        <w:rPr>
-          <w:noProof/>
-        </w:rPr>
-      </w:pPr>
-    </w:p>
-    <w:p>
-      <w:pPr>
-        <w:ind w:left="0" w:firstLine="0"/>
-        <w:rPr>
-          <w:noProof/>
-        </w:rPr>
-      </w:pPr>
-    </w:p>
-    <w:p>
-      <w:pPr>
-        <w:ind w:left="0" w:firstLine="0"/>
-        <w:rPr>
-          <w:noProof/>
-        </w:rPr>
-      </w:pPr>
-    </w:p>
-    <w:p>
-      <w:pPr>
-        <w:ind w:left="0" w:firstLine="0"/>
-        <w:rPr>
-          <w:noProof/>
-        </w:rPr>
-      </w:pPr>
-    </w:p>
-    <w:p>
-      <w:pPr>
-        <w:ind w:left="0" w:firstLine="0"/>
-        <w:rPr>
-          <w:noProof/>
-        </w:rPr>
-      </w:pPr>
-    </w:p>
-    <w:p>
-      <w:pPr>
-        <w:ind w:left="0" w:firstLine="0"/>
-        <w:rPr>
-          <w:noProof/>
-        </w:rPr>
-      </w:pPr>
-    </w:p>
-    <w:p>
-      <w:pPr>
-        <w:ind w:left="0" w:firstLine="0"/>
-        <w:rPr>
-          <w:noProof/>
-        </w:rPr>
-      </w:pPr>
-    </w:p>
-    <w:p>
-      <w:pPr>
-        <w:ind w:left="0" w:firstLine="0"/>
-        <w:rPr>
-          <w:noProof/>
-        </w:rPr>
-      </w:pPr>
-    </w:p>
-    <w:p>
-      <w:pPr>
-        <w:ind w:left="0" w:firstLine="0"/>
+          <w:b/>
+          <w:bCs/>
+          <w:noProof/>
+        </w:rPr>
+        <w:t>–</w:t>
+      </w:r>
+      <w:r>
+        <w:rPr>
+          <w:b/>
+          <w:bCs/>
+          <w:noProof/>
+        </w:rPr>
+        <w:t xml:space="preserve"> </w:t>
+      </w:r>
+      <w:r>
+        <w:rPr>
+          <w:b/>
+          <w:bCs/>
+          <w:noProof/>
+        </w:rPr>
+        <w:t>1:15PM (1hr 30min)</w:t>
+      </w:r>
+    </w:p>
+    <w:p>
+      <w:pPr>
+        <w:ind w:left="0" w:firstLine="0"/>
+        <w:rPr>
+          <w:noProof/>
+        </w:rPr>
+      </w:pPr>
+      <w:r>
+        <w:rPr>
+          <w:noProof/>
+        </w:rPr>
+        <w:t xml:space="preserve">Work on research report. </w:t>
+      </w:r>
+      <w:r>
+        <w:rPr>
+          <w:noProof/>
+        </w:rPr>
+        <w:t>Reading through wireshark reports generated by LLM to attempt to verify their claims</w:t>
+      </w:r>
+      <w:r>
+        <w:rPr>
+          <w:noProof/>
+        </w:rPr>
+        <w:t xml:space="preserve"> and produce more findings with regards to traceability. Working on “for further research” section</w:t>
+      </w:r>
+      <w:r>
+        <w:rPr>
+          <w:noProof/>
+        </w:rPr>
+        <w:t>.</w:t>
+      </w:r>
+    </w:p>
+    <w:p>
+      <w:pPr>
+        <w:ind w:left="0" w:firstLine="0"/>
+        <w:rPr>
+          <w:b/>
+          <w:bCs/>
+          <w:noProof/>
+        </w:rPr>
+      </w:pPr>
+      <w:r>
+        <w:rPr>
+          <w:b/>
+          <w:bCs/>
+          <w:noProof/>
+        </w:rPr>
+        <w:t xml:space="preserve">4:30 </w:t>
+      </w:r>
+      <w:r>
+        <w:rPr>
+          <w:b/>
+          <w:bCs/>
+          <w:noProof/>
+        </w:rPr>
+        <w:t>–</w:t>
+      </w:r>
+      <w:r>
+        <w:rPr>
+          <w:b/>
+          <w:bCs/>
+          <w:noProof/>
+        </w:rPr>
+        <w:t xml:space="preserve"> </w:t>
+      </w:r>
+      <w:r>
+        <w:rPr>
+          <w:b/>
+          <w:bCs/>
+          <w:noProof/>
+        </w:rPr>
+        <w:t>5:45</w:t>
+      </w:r>
+      <w:r>
+        <w:rPr>
+          <w:b/>
+          <w:bCs/>
+          <w:noProof/>
+        </w:rPr>
+        <w:t>PM</w:t>
+      </w:r>
+      <w:r>
+        <w:rPr>
+          <w:b/>
+          <w:bCs/>
+          <w:noProof/>
+        </w:rPr>
+        <w:t xml:space="preserve"> (1hr 15min)</w:t>
+      </w:r>
+    </w:p>
+    <w:p>
+      <w:pPr>
+        <w:ind w:left="0" w:firstLine="0"/>
+        <w:rPr>
+          <w:noProof/>
+        </w:rPr>
+      </w:pPr>
+      <w:r>
+        <w:rPr>
+          <w:noProof/>
+        </w:rPr>
+        <w:t>More work on research report.</w:t>
+      </w:r>
+      <w:r>
+        <w:rPr>
+          <w:noProof/>
+        </w:rPr>
+        <w:t xml:space="preserve"> Added input data discussion, Corrupted input data finding.</w:t>
+      </w:r>
+      <w:r>
+        <w:rPr>
+          <w:noProof/>
+        </w:rPr>
+        <w:t xml:space="preserve"> More for future research.</w:t>
+      </w:r>
+    </w:p>
+    <w:p>
+      <w:pPr>
+        <w:ind w:left="0" w:firstLine="0"/>
+        <w:rPr>
+          <w:noProof/>
+        </w:rPr>
+      </w:pPr>
+      <w:r>
+        <w:rPr>
+          <w:noProof/>
+        </w:rPr>
+        <w:t>Sunday. October 18</w:t>
+      </w:r>
+    </w:p>
+    <w:p>
+      <w:pPr>
+        <w:ind w:left="0" w:firstLine="0"/>
+        <w:rPr>
+          <w:b/>
+          <w:bCs/>
+          <w:noProof/>
+        </w:rPr>
+      </w:pPr>
+      <w:r>
+        <w:rPr>
+          <w:b/>
+          <w:bCs/>
+          <w:noProof/>
+        </w:rPr>
+        <w:t>12:00</w:t>
+      </w:r>
+      <w:r>
+        <w:rPr>
+          <w:b/>
+          <w:bCs/>
+          <w:noProof/>
+        </w:rPr>
+        <w:t xml:space="preserve"> </w:t>
+      </w:r>
+      <w:r>
+        <w:rPr>
+          <w:b/>
+          <w:bCs/>
+          <w:noProof/>
+        </w:rPr>
+        <w:t>-</w:t>
+      </w:r>
+      <w:r>
+        <w:rPr>
+          <w:b/>
+          <w:bCs/>
+          <w:noProof/>
+        </w:rPr>
+        <w:t xml:space="preserve"> 1:00</w:t>
+      </w:r>
+      <w:r>
+        <w:rPr>
+          <w:b/>
+          <w:bCs/>
+          <w:noProof/>
+        </w:rPr>
+        <w:t>PM</w:t>
+      </w:r>
+      <w:r>
+        <w:rPr>
+          <w:b/>
+          <w:bCs/>
+          <w:noProof/>
+        </w:rPr>
+        <w:t xml:space="preserve"> (1hr)</w:t>
+      </w:r>
+    </w:p>
+    <w:p>
+      <w:pPr>
+        <w:ind w:left="0" w:firstLine="0"/>
+        <w:rPr>
+          <w:noProof/>
+        </w:rPr>
+      </w:pPr>
+      <w:r>
+        <w:rPr>
+          <w:noProof/>
+        </w:rPr>
+        <w:t>Work on research report</w:t>
+      </w:r>
+      <w:r>
+        <w:rPr>
+          <w:noProof/>
+        </w:rPr>
+        <w:t>, mostly writing about script development, producing more tables for tools section.</w:t>
+      </w:r>
+    </w:p>
+    <w:p>
+      <w:pPr>
+        <w:ind w:left="0" w:firstLine="0"/>
+        <w:rPr>
+          <w:b/>
+          <w:bCs/>
+          <w:noProof/>
+        </w:rPr>
+      </w:pPr>
+      <w:r>
+        <w:rPr>
+          <w:b/>
+          <w:bCs/>
+          <w:noProof/>
+        </w:rPr>
+        <w:t xml:space="preserve">2:45 – </w:t>
+      </w:r>
+      <w:r>
+        <w:rPr>
+          <w:b/>
+          <w:bCs/>
+          <w:noProof/>
+        </w:rPr>
+        <w:t>5:00</w:t>
+      </w:r>
+      <w:r>
+        <w:rPr>
+          <w:b/>
+          <w:bCs/>
+          <w:noProof/>
+        </w:rPr>
+        <w:t>PM</w:t>
+      </w:r>
+      <w:r>
+        <w:rPr>
+          <w:b/>
+          <w:bCs/>
+          <w:noProof/>
+        </w:rPr>
+        <w:t xml:space="preserve"> (2hrs 15</w:t>
+      </w:r>
+      <w:r>
+        <w:rPr>
+          <w:b/>
+          <w:bCs/>
+          <w:noProof/>
+        </w:rPr>
+        <w:t>min</w:t>
+      </w:r>
+      <w:r>
+        <w:rPr>
+          <w:b/>
+          <w:bCs/>
+          <w:noProof/>
+        </w:rPr>
+        <w:t>)</w:t>
+      </w:r>
+    </w:p>
+    <w:p>
+      <w:pPr>
+        <w:ind w:left="0" w:firstLine="0"/>
+        <w:rPr>
+          <w:noProof/>
+        </w:rPr>
+      </w:pPr>
+      <w:r>
+        <w:rPr>
+          <w:noProof/>
+        </w:rPr>
+        <w:t>More work on research report.</w:t>
+      </w:r>
+      <w:r>
+        <w:rPr>
+          <w:noProof/>
+        </w:rPr>
+        <w:t xml:space="preserve"> Generation period, consideration of development time, Future Research section, future hybridized testing scheme. Conclusion draft.</w:t>
+      </w:r>
+      <w:r>
+        <w:rPr>
+          <w:noProof/>
+        </w:rPr>
+        <w:t xml:space="preserve"> Explanation of the superiority of the model (gemma4:26b), why it was picked. Recommend future research trying the higher parameter models and windows based GUI tools like openwebui.</w:t>
+      </w:r>
+    </w:p>
+    <w:p>
+      <w:pPr>
+        <w:ind w:left="0" w:firstLine="0"/>
+        <w:rPr>
+          <w:noProof/>
+        </w:rPr>
+      </w:pPr>
+    </w:p>
+    <w:p>
+      <w:pPr>
+        <w:ind w:left="0" w:firstLine="0"/>
+        <w:rPr>
+          <w:noProof/>
+        </w:rPr>
+      </w:pPr>
+    </w:p>
+    <w:p>
+      <w:pPr>
+        <w:ind w:left="0" w:firstLine="0"/>
+        <w:rPr>
+          <w:noProof/>
+        </w:rPr>
+      </w:pPr>
+    </w:p>
+    <w:p>
+      <w:pPr>
+        <w:ind w:left="0" w:firstLine="0"/>
+        <w:rPr>
+          <w:noProof/>
+        </w:rPr>
+      </w:pPr>
+    </w:p>
+    <w:p>
+      <w:pPr>
+        <w:ind w:left="0" w:firstLine="0"/>
+        <w:rPr>
+          <w:noProof/>
+        </w:rPr>
+      </w:pPr>
+    </w:p>
+    <w:p>
+      <w:pPr>
+        <w:ind w:left="0" w:firstLine="0"/>
+        <w:rPr>
+          <w:noProof/>
+        </w:rPr>
+      </w:pPr>
+    </w:p>
+    <w:p>
+      <w:pPr>
+        <w:ind w:left="0" w:firstLine="0"/>
+        <w:rPr>
+          <w:noProof/>
+        </w:rPr>
+      </w:pPr>
+    </w:p>
+    <w:p>
+      <w:pPr>
+        <w:ind w:left="0" w:firstLine="0"/>
+        <w:rPr>
+          <w:noProof/>
+        </w:rPr>
+      </w:pPr>
+    </w:p>
+    <w:p>
+      <w:pPr>
+        <w:ind w:left="0" w:firstLine="0"/>
+        <w:rPr>
+          <w:noProof/>
+        </w:rPr>
+      </w:pPr>
+    </w:p>
+    <w:p>
+      <w:pPr>
+        <w:ind w:left="0" w:firstLine="0"/>
+        <w:rPr>
+          <w:noProof/>
+        </w:rPr>
+      </w:pPr>
+    </w:p>
+    <w:p>
+      <w:pPr>
+        <w:ind w:left="0" w:firstLine="0"/>
+        <w:rPr>
+          <w:noProof/>
+        </w:rPr>
+      </w:pPr>
+    </w:p>
+    <w:p>
+      <w:pPr>
+        <w:ind w:left="0" w:firstLine="0"/>
+        <w:rPr>
+          <w:noProof/>
+        </w:rPr>
+      </w:pPr>
+    </w:p>
+    <w:p>
+      <w:pPr>
+        <w:ind w:left="0" w:firstLine="0"/>
+        <w:rPr>
+          <w:noProof/>
+        </w:rPr>
+      </w:pPr>
+    </w:p>
+    <w:p>
+      <w:pPr>
+        <w:ind w:left="0" w:firstLine="0"/>
+        <w:rPr>
+          <w:noProof/>
+        </w:rPr>
+      </w:pPr>
+    </w:p>
+    <w:p>
+      <w:pPr>
+        <w:ind w:left="0" w:firstLine="0"/>
+        <w:rPr>
+          <w:noProof/>
+        </w:rPr>
+      </w:pPr>
+    </w:p>
+    <w:p>
+      <w:pPr>
+        <w:ind w:left="0" w:firstLine="0"/>
+        <w:rPr>
+          <w:noProof/>
+        </w:rPr>
+      </w:pPr>
+    </w:p>
+    <w:p>
+      <w:pPr>
+        <w:ind w:left="0" w:firstLine="0"/>
+        <w:rPr>
+          <w:noProof/>
+        </w:rPr>
       </w:pPr>
     </w:p>
     <w:p>
@@ -4438,9 +5076,8 @@
       <w:pPr>
         <w:pStyle w:val="Heading2"/>
       </w:pPr>
-      <w:bookmarkStart w:id="8" w:name="_Toc242865859"/>
-      <w:r>
-        <w:lastRenderedPageBreak/>
+      <w:bookmarkStart w:id="8" w:name="_Toc243065263"/>
+      <w:r>
         <w:t>Testing</w:t>
       </w:r>
       <w:bookmarkEnd w:id="8"/>
@@ -5421,7 +6058,6 @@
           <w:bCs/>
           <w:sz w:val="24"/>
         </w:rPr>
-        <w:lastRenderedPageBreak/>
         <w:t>Quality</w:t>
       </w:r>
     </w:p>
@@ -5529,7 +6165,6 @@
     <w:p/>
     <w:p>
       <w:r>
-        <w:lastRenderedPageBreak/>
         <w:t xml:space="preserve">One extremely interesting finding is that ALL of the reports generated with thinking disabled all </w:t>
       </w:r>
       <w:r>
@@ -5620,6 +6255,7 @@
         <w:rPr>
           <w:noProof/>
         </w:rPr>
+        <w:lastRenderedPageBreak/>
         <w:drawing>
           <wp:inline distT="0" distB="0" distL="0" distR="0" wp14:anchorId="181B0E53" wp14:editId="4D969391">
             <wp:extent cx="4826441" cy="4143369"/>
@@ -5659,7 +6295,6 @@
     </w:p>
     <w:p>
       <w:r>
-        <w:lastRenderedPageBreak/>
         <w:t xml:space="preserve">The script with thinking enabled on its prompts however is able to piece together and recontextualize the chunks more accurately. </w:t>
       </w:r>
       <w:r>
@@ -5678,6 +6313,7 @@
         <w:keepNext/>
       </w:pPr>
       <w:r>
+        <w:lastRenderedPageBreak/>
         <w:t xml:space="preserve">Figure </w:t>
       </w:r>
       <w:fldSimple w:instr=" SEQ Figure \* ARABIC ">
@@ -5734,23 +6370,1324 @@
         </w:drawing>
       </w:r>
     </w:p>
+    <w:p>
+      <w:r>
+        <w:t>Thursday, October 15</w:t>
+      </w:r>
+    </w:p>
+    <w:p>
+      <w:pPr>
+        <w:rPr>
+          <w:b/>
+          <w:bCs/>
+        </w:rPr>
+      </w:pPr>
+      <w:r>
+        <w:rPr>
+          <w:b/>
+          <w:bCs/>
+        </w:rPr>
+        <w:t xml:space="preserve">6:15 </w:t>
+      </w:r>
+      <w:r>
+        <w:rPr>
+          <w:b/>
+          <w:bCs/>
+        </w:rPr>
+        <w:t>–</w:t>
+      </w:r>
+      <w:r>
+        <w:rPr>
+          <w:b/>
+          <w:bCs/>
+        </w:rPr>
+        <w:t xml:space="preserve"> </w:t>
+      </w:r>
+      <w:r>
+        <w:rPr>
+          <w:b/>
+          <w:bCs/>
+        </w:rPr>
+        <w:t>8:00 (1hr 45min)</w:t>
+      </w:r>
+    </w:p>
+    <w:p>
+      <w:r>
+        <w:t>Testing limit of forced context</w:t>
+      </w:r>
+      <w:r>
+        <w:t xml:space="preserve"> by modifying ollama service override.</w:t>
+      </w:r>
+      <w:r>
+        <w:t xml:space="preserve"> Starting at 50000 tokens max</w:t>
+      </w:r>
+      <w:r>
+        <w:t>.</w:t>
+      </w:r>
+    </w:p>
+    <w:p>
+      <w:r>
+        <w:rPr>
+          <w:noProof/>
+        </w:rPr>
+        <w:drawing>
+          <wp:inline distT="0" distB="0" distL="0" distR="0" wp14:anchorId="67F3486B" wp14:editId="3B0EC69A">
+            <wp:extent cx="5729605" cy="508000"/>
+            <wp:effectExtent l="0" t="0" r="4445" b="6350"/>
+            <wp:docPr id="1958384804" name="Picture 1"/>
+            <wp:cNvGraphicFramePr>
+              <a:graphicFrameLocks xmlns:a="http://schemas.openxmlformats.org/drawingml/2006/main" noChangeAspect="1"/>
+            </wp:cNvGraphicFramePr>
+            <a:graphic xmlns:a="http://schemas.openxmlformats.org/drawingml/2006/main">
+              <a:graphicData uri="http://schemas.openxmlformats.org/drawingml/2006/picture">
+                <pic:pic xmlns:pic="http://schemas.openxmlformats.org/drawingml/2006/picture">
+                  <pic:nvPicPr>
+                    <pic:cNvPr id="1958384804" name=""/>
+                    <pic:cNvPicPr/>
+                  </pic:nvPicPr>
+                  <pic:blipFill>
+                    <a:blip r:embed="rId19"/>
+                    <a:stretch>
+                      <a:fillRect/>
+                    </a:stretch>
+                  </pic:blipFill>
+                  <pic:spPr>
+                    <a:xfrm>
+                      <a:off x="0" y="0"/>
+                      <a:ext cx="5729605" cy="508000"/>
+                    </a:xfrm>
+                    <a:prstGeom prst="rect">
+                      <a:avLst/>
+                    </a:prstGeom>
+                  </pic:spPr>
+                </pic:pic>
+              </a:graphicData>
+            </a:graphic>
+          </wp:inline>
+        </w:drawing>
+      </w:r>
+    </w:p>
+    <w:p>
+      <w:r>
+        <w:rPr>
+          <w:noProof/>
+        </w:rPr>
+        <w:drawing>
+          <wp:inline distT="0" distB="0" distL="0" distR="0" wp14:anchorId="35528BED" wp14:editId="403103BE">
+            <wp:extent cx="4007457" cy="2166062"/>
+            <wp:effectExtent l="0" t="0" r="0" b="5715"/>
+            <wp:docPr id="2030939470" name="Picture 1"/>
+            <wp:cNvGraphicFramePr>
+              <a:graphicFrameLocks xmlns:a="http://schemas.openxmlformats.org/drawingml/2006/main" noChangeAspect="1"/>
+            </wp:cNvGraphicFramePr>
+            <a:graphic xmlns:a="http://schemas.openxmlformats.org/drawingml/2006/main">
+              <a:graphicData uri="http://schemas.openxmlformats.org/drawingml/2006/picture">
+                <pic:pic xmlns:pic="http://schemas.openxmlformats.org/drawingml/2006/picture">
+                  <pic:nvPicPr>
+                    <pic:cNvPr id="2030939470" name=""/>
+                    <pic:cNvPicPr/>
+                  </pic:nvPicPr>
+                  <pic:blipFill>
+                    <a:blip r:embed="rId20"/>
+                    <a:stretch>
+                      <a:fillRect/>
+                    </a:stretch>
+                  </pic:blipFill>
+                  <pic:spPr>
+                    <a:xfrm>
+                      <a:off x="0" y="0"/>
+                      <a:ext cx="4009675" cy="2167261"/>
+                    </a:xfrm>
+                    <a:prstGeom prst="rect">
+                      <a:avLst/>
+                    </a:prstGeom>
+                  </pic:spPr>
+                </pic:pic>
+              </a:graphicData>
+            </a:graphic>
+          </wp:inline>
+        </w:drawing>
+      </w:r>
+    </w:p>
+    <w:p>
+      <w:r>
+        <w:t>Troubleshooted context remaining at 32k</w:t>
+      </w:r>
+      <w:r>
+        <w:t xml:space="preserve">, turns out you have to restart </w:t>
+      </w:r>
+      <w:r>
+        <w:t xml:space="preserve">the </w:t>
+      </w:r>
+      <w:r>
+        <w:t>ollama service too.</w:t>
+      </w:r>
+    </w:p>
+    <w:p>
+      <w:r>
+        <w:rPr>
+          <w:noProof/>
+        </w:rPr>
+        <w:drawing>
+          <wp:inline distT="0" distB="0" distL="0" distR="0" wp14:anchorId="6AA322DC" wp14:editId="39639392">
+            <wp:extent cx="5729605" cy="664210"/>
+            <wp:effectExtent l="0" t="0" r="4445" b="2540"/>
+            <wp:docPr id="1627776032" name="Picture 1"/>
+            <wp:cNvGraphicFramePr>
+              <a:graphicFrameLocks xmlns:a="http://schemas.openxmlformats.org/drawingml/2006/main" noChangeAspect="1"/>
+            </wp:cNvGraphicFramePr>
+            <a:graphic xmlns:a="http://schemas.openxmlformats.org/drawingml/2006/main">
+              <a:graphicData uri="http://schemas.openxmlformats.org/drawingml/2006/picture">
+                <pic:pic xmlns:pic="http://schemas.openxmlformats.org/drawingml/2006/picture">
+                  <pic:nvPicPr>
+                    <pic:cNvPr id="1627776032" name=""/>
+                    <pic:cNvPicPr/>
+                  </pic:nvPicPr>
+                  <pic:blipFill>
+                    <a:blip r:embed="rId21"/>
+                    <a:stretch>
+                      <a:fillRect/>
+                    </a:stretch>
+                  </pic:blipFill>
+                  <pic:spPr>
+                    <a:xfrm>
+                      <a:off x="0" y="0"/>
+                      <a:ext cx="5729605" cy="664210"/>
+                    </a:xfrm>
+                    <a:prstGeom prst="rect">
+                      <a:avLst/>
+                    </a:prstGeom>
+                  </pic:spPr>
+                </pic:pic>
+              </a:graphicData>
+            </a:graphic>
+          </wp:inline>
+        </w:drawing>
+      </w:r>
+    </w:p>
+    <w:p>
+      <w:pPr>
+        <w:ind w:left="0" w:firstLine="0"/>
+      </w:pPr>
+      <w:r>
+        <w:lastRenderedPageBreak/>
+        <w:t>Test new context length on the 7k packet long “evidence02.pcapng”</w:t>
+      </w:r>
+      <w:r>
+        <w:t>, get familiar result, context of proprietary gemma4-df:latest model hard set to 32</w:t>
+      </w:r>
+      <w:r>
+        <w:t>k. gemma4:26b is possible to override.</w:t>
+      </w:r>
+    </w:p>
+    <w:p>
+      <w:r>
+        <w:rPr>
+          <w:noProof/>
+        </w:rPr>
+        <w:drawing>
+          <wp:inline distT="0" distB="0" distL="0" distR="0" wp14:anchorId="7BA9F81D" wp14:editId="18A46B6A">
+            <wp:extent cx="5729605" cy="609600"/>
+            <wp:effectExtent l="0" t="0" r="4445" b="0"/>
+            <wp:docPr id="1950559518" name="Picture 1"/>
+            <wp:cNvGraphicFramePr>
+              <a:graphicFrameLocks xmlns:a="http://schemas.openxmlformats.org/drawingml/2006/main" noChangeAspect="1"/>
+            </wp:cNvGraphicFramePr>
+            <a:graphic xmlns:a="http://schemas.openxmlformats.org/drawingml/2006/main">
+              <a:graphicData uri="http://schemas.openxmlformats.org/drawingml/2006/picture">
+                <pic:pic xmlns:pic="http://schemas.openxmlformats.org/drawingml/2006/picture">
+                  <pic:nvPicPr>
+                    <pic:cNvPr id="1950559518" name=""/>
+                    <pic:cNvPicPr/>
+                  </pic:nvPicPr>
+                  <pic:blipFill>
+                    <a:blip r:embed="rId22"/>
+                    <a:stretch>
+                      <a:fillRect/>
+                    </a:stretch>
+                  </pic:blipFill>
+                  <pic:spPr>
+                    <a:xfrm>
+                      <a:off x="0" y="0"/>
+                      <a:ext cx="5729605" cy="609600"/>
+                    </a:xfrm>
+                    <a:prstGeom prst="rect">
+                      <a:avLst/>
+                    </a:prstGeom>
+                  </pic:spPr>
+                </pic:pic>
+              </a:graphicData>
+            </a:graphic>
+          </wp:inline>
+        </w:drawing>
+      </w:r>
+    </w:p>
+    <w:p>
+      <w:r>
+        <w:t>Also realised the ollama service runs for 4 minutes after initial execution, this is why ollama doesn’t seem to shut down for awhile in my experience.</w:t>
+      </w:r>
+    </w:p>
+    <w:p>
+      <w:r>
+        <w:rPr>
+          <w:noProof/>
+        </w:rPr>
+        <w:drawing>
+          <wp:inline distT="0" distB="0" distL="0" distR="0" wp14:anchorId="4A9E4CCE" wp14:editId="326848BF">
+            <wp:extent cx="5729605" cy="2212340"/>
+            <wp:effectExtent l="0" t="0" r="4445" b="0"/>
+            <wp:docPr id="819588686" name="Picture 1"/>
+            <wp:cNvGraphicFramePr>
+              <a:graphicFrameLocks xmlns:a="http://schemas.openxmlformats.org/drawingml/2006/main" noChangeAspect="1"/>
+            </wp:cNvGraphicFramePr>
+            <a:graphic xmlns:a="http://schemas.openxmlformats.org/drawingml/2006/main">
+              <a:graphicData uri="http://schemas.openxmlformats.org/drawingml/2006/picture">
+                <pic:pic xmlns:pic="http://schemas.openxmlformats.org/drawingml/2006/picture">
+                  <pic:nvPicPr>
+                    <pic:cNvPr id="819588686" name=""/>
+                    <pic:cNvPicPr/>
+                  </pic:nvPicPr>
+                  <pic:blipFill>
+                    <a:blip r:embed="rId23"/>
+                    <a:stretch>
+                      <a:fillRect/>
+                    </a:stretch>
+                  </pic:blipFill>
+                  <pic:spPr>
+                    <a:xfrm>
+                      <a:off x="0" y="0"/>
+                      <a:ext cx="5729605" cy="2212340"/>
+                    </a:xfrm>
+                    <a:prstGeom prst="rect">
+                      <a:avLst/>
+                    </a:prstGeom>
+                  </pic:spPr>
+                </pic:pic>
+              </a:graphicData>
+            </a:graphic>
+          </wp:inline>
+        </w:drawing>
+      </w:r>
+    </w:p>
+    <w:p>
+      <w:r>
+        <w:t>Created a new copy of gemma4-df:latest with 64k context</w:t>
+      </w:r>
+      <w:r>
+        <w:t xml:space="preserve"> called “gemma4-df-64k:latest</w:t>
+      </w:r>
+      <w:r>
+        <w:t>”</w:t>
+      </w:r>
+      <w:r>
+        <w:t xml:space="preserve"> and modified the HammerheadV1 script to use it.</w:t>
+      </w:r>
+    </w:p>
+    <w:p>
+      <w:r>
+        <w:rPr>
+          <w:noProof/>
+        </w:rPr>
+        <w:drawing>
+          <wp:inline distT="0" distB="0" distL="0" distR="0" wp14:anchorId="5CA10897" wp14:editId="03D41ECB">
+            <wp:extent cx="5605669" cy="1811607"/>
+            <wp:effectExtent l="0" t="0" r="0" b="0"/>
+            <wp:docPr id="1298387707" name="Picture 1"/>
+            <wp:cNvGraphicFramePr>
+              <a:graphicFrameLocks xmlns:a="http://schemas.openxmlformats.org/drawingml/2006/main" noChangeAspect="1"/>
+            </wp:cNvGraphicFramePr>
+            <a:graphic xmlns:a="http://schemas.openxmlformats.org/drawingml/2006/main">
+              <a:graphicData uri="http://schemas.openxmlformats.org/drawingml/2006/picture">
+                <pic:pic xmlns:pic="http://schemas.openxmlformats.org/drawingml/2006/picture">
+                  <pic:nvPicPr>
+                    <pic:cNvPr id="1298387707" name=""/>
+                    <pic:cNvPicPr/>
+                  </pic:nvPicPr>
+                  <pic:blipFill>
+                    <a:blip r:embed="rId24"/>
+                    <a:stretch>
+                      <a:fillRect/>
+                    </a:stretch>
+                  </pic:blipFill>
+                  <pic:spPr>
+                    <a:xfrm>
+                      <a:off x="0" y="0"/>
+                      <a:ext cx="5607486" cy="1812194"/>
+                    </a:xfrm>
+                    <a:prstGeom prst="rect">
+                      <a:avLst/>
+                    </a:prstGeom>
+                  </pic:spPr>
+                </pic:pic>
+              </a:graphicData>
+            </a:graphic>
+          </wp:inline>
+        </w:drawing>
+      </w:r>
+    </w:p>
+    <w:p>
+      <w:r>
+        <w:t>Context successfully allocated</w:t>
+      </w:r>
+    </w:p>
+    <w:p>
+      <w:r>
+        <w:rPr>
+          <w:noProof/>
+        </w:rPr>
+        <w:drawing>
+          <wp:inline distT="0" distB="0" distL="0" distR="0" wp14:anchorId="7E97E1C8" wp14:editId="660BF4C0">
+            <wp:extent cx="5729605" cy="593725"/>
+            <wp:effectExtent l="0" t="0" r="4445" b="0"/>
+            <wp:docPr id="110527113" name="Picture 1"/>
+            <wp:cNvGraphicFramePr>
+              <a:graphicFrameLocks xmlns:a="http://schemas.openxmlformats.org/drawingml/2006/main" noChangeAspect="1"/>
+            </wp:cNvGraphicFramePr>
+            <a:graphic xmlns:a="http://schemas.openxmlformats.org/drawingml/2006/main">
+              <a:graphicData uri="http://schemas.openxmlformats.org/drawingml/2006/picture">
+                <pic:pic xmlns:pic="http://schemas.openxmlformats.org/drawingml/2006/picture">
+                  <pic:nvPicPr>
+                    <pic:cNvPr id="110527113" name=""/>
+                    <pic:cNvPicPr/>
+                  </pic:nvPicPr>
+                  <pic:blipFill>
+                    <a:blip r:embed="rId25"/>
+                    <a:stretch>
+                      <a:fillRect/>
+                    </a:stretch>
+                  </pic:blipFill>
+                  <pic:spPr>
+                    <a:xfrm>
+                      <a:off x="0" y="0"/>
+                      <a:ext cx="5729605" cy="593725"/>
+                    </a:xfrm>
+                    <a:prstGeom prst="rect">
+                      <a:avLst/>
+                    </a:prstGeom>
+                  </pic:spPr>
+                </pic:pic>
+              </a:graphicData>
+            </a:graphic>
+          </wp:inline>
+        </w:drawing>
+      </w:r>
+    </w:p>
     <w:p/>
-    <w:p/>
-    <w:p>
-      <w:pPr>
-        <w:ind w:left="0" w:firstLine="0"/>
-      </w:pPr>
+    <w:p>
+      <w:r>
+        <w:t>A monstrous total token cost.</w:t>
+      </w:r>
+    </w:p>
+    <w:p>
+      <w:r>
+        <w:rPr>
+          <w:noProof/>
+        </w:rPr>
+        <w:lastRenderedPageBreak/>
+        <w:drawing>
+          <wp:inline distT="0" distB="0" distL="0" distR="0" wp14:anchorId="47AB8AC4" wp14:editId="0D488E8D">
+            <wp:extent cx="5729605" cy="4961890"/>
+            <wp:effectExtent l="0" t="0" r="4445" b="0"/>
+            <wp:docPr id="184057280" name="Picture 1"/>
+            <wp:cNvGraphicFramePr>
+              <a:graphicFrameLocks xmlns:a="http://schemas.openxmlformats.org/drawingml/2006/main" noChangeAspect="1"/>
+            </wp:cNvGraphicFramePr>
+            <a:graphic xmlns:a="http://schemas.openxmlformats.org/drawingml/2006/main">
+              <a:graphicData uri="http://schemas.openxmlformats.org/drawingml/2006/picture">
+                <pic:pic xmlns:pic="http://schemas.openxmlformats.org/drawingml/2006/picture">
+                  <pic:nvPicPr>
+                    <pic:cNvPr id="184057280" name=""/>
+                    <pic:cNvPicPr/>
+                  </pic:nvPicPr>
+                  <pic:blipFill>
+                    <a:blip r:embed="rId26"/>
+                    <a:stretch>
+                      <a:fillRect/>
+                    </a:stretch>
+                  </pic:blipFill>
+                  <pic:spPr>
+                    <a:xfrm>
+                      <a:off x="0" y="0"/>
+                      <a:ext cx="5729605" cy="4961890"/>
+                    </a:xfrm>
+                    <a:prstGeom prst="rect">
+                      <a:avLst/>
+                    </a:prstGeom>
+                  </pic:spPr>
+                </pic:pic>
+              </a:graphicData>
+            </a:graphic>
+          </wp:inline>
+        </w:drawing>
+      </w:r>
     </w:p>
     <w:p/>
     <w:p/>
     <w:p/>
     <w:p/>
     <w:p/>
-    <w:p/>
-    <w:p/>
-    <w:p/>
-    <w:p/>
-    <w:p/>
+    <w:p>
+      <w:pPr>
+        <w:ind w:left="0" w:firstLine="0"/>
+      </w:pPr>
+    </w:p>
+    <w:p>
+      <w:pPr>
+        <w:ind w:left="0" w:firstLine="0"/>
+      </w:pPr>
+    </w:p>
+    <w:p>
+      <w:pPr>
+        <w:ind w:left="0" w:firstLine="0"/>
+      </w:pPr>
+    </w:p>
+    <w:p>
+      <w:pPr>
+        <w:ind w:left="0" w:firstLine="0"/>
+      </w:pPr>
+    </w:p>
+    <w:p>
+      <w:pPr>
+        <w:ind w:left="0" w:firstLine="0"/>
+      </w:pPr>
+    </w:p>
+    <w:p>
+      <w:pPr>
+        <w:ind w:left="0" w:firstLine="0"/>
+      </w:pPr>
+    </w:p>
+    <w:p>
+      <w:pPr>
+        <w:ind w:left="0" w:firstLine="0"/>
+      </w:pPr>
+    </w:p>
+    <w:p>
+      <w:pPr>
+        <w:ind w:left="0" w:firstLine="0"/>
+      </w:pPr>
+      <w:r>
+        <w:t>The 3rd quarter of raw data starts at 3710 and ends at 5556</w:t>
+      </w:r>
+    </w:p>
+    <w:p>
+      <w:pPr>
+        <w:ind w:left="0" w:firstLine="0"/>
+      </w:pPr>
+      <w:r>
+        <w:rPr>
+          <w:noProof/>
+        </w:rPr>
+        <w:lastRenderedPageBreak/>
+        <w:drawing>
+          <wp:inline distT="0" distB="0" distL="0" distR="0" wp14:anchorId="3C6219A9" wp14:editId="5138C615">
+            <wp:extent cx="2743200" cy="1214078"/>
+            <wp:effectExtent l="0" t="0" r="0" b="5715"/>
+            <wp:docPr id="1846577673" name="Picture 1"/>
+            <wp:cNvGraphicFramePr>
+              <a:graphicFrameLocks xmlns:a="http://schemas.openxmlformats.org/drawingml/2006/main" noChangeAspect="1"/>
+            </wp:cNvGraphicFramePr>
+            <a:graphic xmlns:a="http://schemas.openxmlformats.org/drawingml/2006/main">
+              <a:graphicData uri="http://schemas.openxmlformats.org/drawingml/2006/picture">
+                <pic:pic xmlns:pic="http://schemas.openxmlformats.org/drawingml/2006/picture">
+                  <pic:nvPicPr>
+                    <pic:cNvPr id="1846577673" name=""/>
+                    <pic:cNvPicPr/>
+                  </pic:nvPicPr>
+                  <pic:blipFill>
+                    <a:blip r:embed="rId27"/>
+                    <a:stretch>
+                      <a:fillRect/>
+                    </a:stretch>
+                  </pic:blipFill>
+                  <pic:spPr>
+                    <a:xfrm>
+                      <a:off x="0" y="0"/>
+                      <a:ext cx="2753583" cy="1218673"/>
+                    </a:xfrm>
+                    <a:prstGeom prst="rect">
+                      <a:avLst/>
+                    </a:prstGeom>
+                  </pic:spPr>
+                </pic:pic>
+              </a:graphicData>
+            </a:graphic>
+          </wp:inline>
+        </w:drawing>
+      </w:r>
+    </w:p>
+    <w:p>
+      <w:pPr>
+        <w:ind w:left="0" w:firstLine="0"/>
+      </w:pPr>
+      <w:r>
+        <w:rPr>
+          <w:noProof/>
+        </w:rPr>
+        <w:drawing>
+          <wp:inline distT="0" distB="0" distL="0" distR="0" wp14:anchorId="50547527" wp14:editId="5ECFF8DF">
+            <wp:extent cx="4532243" cy="1001310"/>
+            <wp:effectExtent l="0" t="0" r="1905" b="8890"/>
+            <wp:docPr id="1294642765" name="Picture 1"/>
+            <wp:cNvGraphicFramePr>
+              <a:graphicFrameLocks xmlns:a="http://schemas.openxmlformats.org/drawingml/2006/main" noChangeAspect="1"/>
+            </wp:cNvGraphicFramePr>
+            <a:graphic xmlns:a="http://schemas.openxmlformats.org/drawingml/2006/main">
+              <a:graphicData uri="http://schemas.openxmlformats.org/drawingml/2006/picture">
+                <pic:pic xmlns:pic="http://schemas.openxmlformats.org/drawingml/2006/picture">
+                  <pic:nvPicPr>
+                    <pic:cNvPr id="1294642765" name=""/>
+                    <pic:cNvPicPr/>
+                  </pic:nvPicPr>
+                  <pic:blipFill>
+                    <a:blip r:embed="rId28"/>
+                    <a:stretch>
+                      <a:fillRect/>
+                    </a:stretch>
+                  </pic:blipFill>
+                  <pic:spPr>
+                    <a:xfrm>
+                      <a:off x="0" y="0"/>
+                      <a:ext cx="4544018" cy="1003911"/>
+                    </a:xfrm>
+                    <a:prstGeom prst="rect">
+                      <a:avLst/>
+                    </a:prstGeom>
+                  </pic:spPr>
+                </pic:pic>
+              </a:graphicData>
+            </a:graphic>
+          </wp:inline>
+        </w:drawing>
+      </w:r>
+    </w:p>
+    <w:p>
+      <w:pPr>
+        <w:ind w:left="0" w:firstLine="0"/>
+      </w:pPr>
+      <w:r>
+        <w:t>The 3</w:t>
+      </w:r>
+      <w:r>
+        <w:rPr>
+          <w:vertAlign w:val="superscript"/>
+        </w:rPr>
+        <w:t>rd</w:t>
+      </w:r>
+      <w:r>
+        <w:t xml:space="preserve"> LLM chunk summary gets this fact wrong even with the 64k context window.</w:t>
+      </w:r>
+    </w:p>
+    <w:p>
+      <w:pPr>
+        <w:ind w:left="0" w:firstLine="0"/>
+      </w:pPr>
+      <w:r>
+        <w:rPr>
+          <w:noProof/>
+        </w:rPr>
+        <w:drawing>
+          <wp:inline distT="0" distB="0" distL="0" distR="0" wp14:anchorId="39E38CAF" wp14:editId="50C07775">
+            <wp:extent cx="3880237" cy="2316616"/>
+            <wp:effectExtent l="0" t="0" r="6350" b="7620"/>
+            <wp:docPr id="988904398" name="Picture 1"/>
+            <wp:cNvGraphicFramePr>
+              <a:graphicFrameLocks xmlns:a="http://schemas.openxmlformats.org/drawingml/2006/main" noChangeAspect="1"/>
+            </wp:cNvGraphicFramePr>
+            <a:graphic xmlns:a="http://schemas.openxmlformats.org/drawingml/2006/main">
+              <a:graphicData uri="http://schemas.openxmlformats.org/drawingml/2006/picture">
+                <pic:pic xmlns:pic="http://schemas.openxmlformats.org/drawingml/2006/picture">
+                  <pic:nvPicPr>
+                    <pic:cNvPr id="988904398" name=""/>
+                    <pic:cNvPicPr/>
+                  </pic:nvPicPr>
+                  <pic:blipFill>
+                    <a:blip r:embed="rId29"/>
+                    <a:stretch>
+                      <a:fillRect/>
+                    </a:stretch>
+                  </pic:blipFill>
+                  <pic:spPr>
+                    <a:xfrm>
+                      <a:off x="0" y="0"/>
+                      <a:ext cx="3885599" cy="2319817"/>
+                    </a:xfrm>
+                    <a:prstGeom prst="rect">
+                      <a:avLst/>
+                    </a:prstGeom>
+                  </pic:spPr>
+                </pic:pic>
+              </a:graphicData>
+            </a:graphic>
+          </wp:inline>
+        </w:drawing>
+      </w:r>
+    </w:p>
+    <w:p>
+      <w:pPr>
+        <w:ind w:left="0" w:firstLine="0"/>
+      </w:pPr>
+      <w:r>
+        <w:t>At this point im only riding on experience that the LLM cant actually see the first packet. It’s possible that it can but that some other function of AI is preventing it from accessing that content, its also possible that asking every sub prompt to find the range is extremely taxing as those two pieces of data are very far from eachother.</w:t>
+      </w:r>
+      <w:r>
+        <w:t xml:space="preserve"> The actual content of the </w:t>
+      </w:r>
+      <w:r>
+        <w:t xml:space="preserve">64k context yield </w:t>
+      </w:r>
+      <w:r>
+        <w:t xml:space="preserve">report is much better I think </w:t>
+      </w:r>
+      <w:r>
+        <w:t>though.</w:t>
+      </w:r>
+    </w:p>
+    <w:p>
+      <w:pPr>
+        <w:ind w:left="0" w:firstLine="0"/>
+      </w:pPr>
+      <w:r>
+        <w:t>Next I will try enabling thinking.</w:t>
+      </w:r>
+    </w:p>
+    <w:p>
+      <w:pPr>
+        <w:ind w:left="0" w:firstLine="0"/>
+      </w:pPr>
+    </w:p>
+    <w:p>
+      <w:pPr>
+        <w:ind w:left="0" w:firstLine="0"/>
+      </w:pPr>
+    </w:p>
+    <w:p>
+      <w:pPr>
+        <w:ind w:left="0" w:firstLine="0"/>
+      </w:pPr>
+    </w:p>
+    <w:p>
+      <w:pPr>
+        <w:ind w:left="0" w:firstLine="0"/>
+      </w:pPr>
+    </w:p>
+    <w:p>
+      <w:pPr>
+        <w:ind w:left="0" w:firstLine="0"/>
+      </w:pPr>
+    </w:p>
+    <w:p>
+      <w:pPr>
+        <w:ind w:left="0" w:firstLine="0"/>
+      </w:pPr>
+    </w:p>
+    <w:p>
+      <w:pPr>
+        <w:ind w:left="0" w:firstLine="0"/>
+      </w:pPr>
+    </w:p>
+    <w:p>
+      <w:pPr>
+        <w:ind w:left="0" w:firstLine="0"/>
+      </w:pPr>
+    </w:p>
+    <w:p>
+      <w:pPr>
+        <w:ind w:left="0" w:firstLine="0"/>
+      </w:pPr>
+      <w:r>
+        <w:lastRenderedPageBreak/>
+        <w:t>Friday, 16 October</w:t>
+      </w:r>
+    </w:p>
+    <w:p>
+      <w:pPr>
+        <w:ind w:left="0" w:firstLine="0"/>
+        <w:rPr>
+          <w:b/>
+          <w:bCs/>
+        </w:rPr>
+      </w:pPr>
+      <w:r>
+        <w:rPr>
+          <w:b/>
+          <w:bCs/>
+        </w:rPr>
+        <w:t xml:space="preserve">3:45 </w:t>
+      </w:r>
+      <w:r>
+        <w:rPr>
+          <w:b/>
+          <w:bCs/>
+        </w:rPr>
+        <w:t>–</w:t>
+      </w:r>
+      <w:r>
+        <w:rPr>
+          <w:b/>
+          <w:bCs/>
+        </w:rPr>
+        <w:t xml:space="preserve"> </w:t>
+      </w:r>
+      <w:r>
+        <w:rPr>
+          <w:b/>
+          <w:bCs/>
+        </w:rPr>
+        <w:t>5:00 (1hr 15min)</w:t>
+      </w:r>
+    </w:p>
+    <w:p>
+      <w:pPr>
+        <w:ind w:left="0" w:firstLine="0"/>
+      </w:pPr>
+      <w:r>
+        <w:t xml:space="preserve">Pushing </w:t>
+      </w:r>
+      <w:r>
+        <w:t>the machine and LLM</w:t>
+      </w:r>
+      <w:r>
+        <w:t xml:space="preserve"> to the limits, using thinking on the four prompt solution, recording hardware metrics during</w:t>
+      </w:r>
+      <w:r>
+        <w:t xml:space="preserve"> and moving them to git</w:t>
+      </w:r>
+      <w:r>
+        <w:t>.</w:t>
+      </w:r>
+    </w:p>
+    <w:p>
+      <w:pPr>
+        <w:ind w:left="0" w:firstLine="0"/>
+      </w:pPr>
+    </w:p>
+    <w:tbl>
+      <w:tblPr>
+        <w:tblStyle w:val="TableGrid0"/>
+        <w:tblW w:w="0" w:type="auto"/>
+        <w:tblLook w:val="04A0" w:firstRow="1" w:lastRow="0" w:firstColumn="1" w:lastColumn="0" w:noHBand="0" w:noVBand="1"/>
+      </w:tblPr>
+      <w:tblGrid>
+        <w:gridCol w:w="2277"/>
+        <w:gridCol w:w="1231"/>
+        <w:gridCol w:w="1101"/>
+        <w:gridCol w:w="1101"/>
+        <w:gridCol w:w="1101"/>
+        <w:gridCol w:w="1101"/>
+      </w:tblGrid>
+      <w:tr>
+        <w:tc>
+          <w:tcPr>
+            <w:tcW w:w="2277" w:type="dxa"/>
+          </w:tcPr>
+          <w:p>
+            <w:pPr>
+              <w:ind w:left="0" w:firstLine="0"/>
+            </w:pPr>
+            <w:r>
+              <w:t>Case File</w:t>
+            </w:r>
+          </w:p>
+        </w:tc>
+        <w:tc>
+          <w:tcPr>
+            <w:tcW w:w="1231" w:type="dxa"/>
+          </w:tcPr>
+          <w:p>
+            <w:pPr>
+              <w:ind w:left="0" w:firstLine="0"/>
+            </w:pPr>
+            <w:r>
+              <w:t>Test</w:t>
+            </w:r>
+          </w:p>
+        </w:tc>
+        <w:tc>
+          <w:tcPr>
+            <w:tcW w:w="1101" w:type="dxa"/>
+          </w:tcPr>
+          <w:p>
+            <w:pPr>
+              <w:ind w:left="0" w:firstLine="0"/>
+            </w:pPr>
+            <w:r>
+              <w:t>Time (s)</w:t>
+            </w:r>
+          </w:p>
+        </w:tc>
+        <w:tc>
+          <w:tcPr>
+            <w:tcW w:w="1101" w:type="dxa"/>
+          </w:tcPr>
+          <w:p>
+            <w:pPr>
+              <w:ind w:left="0" w:firstLine="0"/>
+            </w:pPr>
+            <w:r>
+              <w:t>Input Tokens</w:t>
+            </w:r>
+          </w:p>
+        </w:tc>
+        <w:tc>
+          <w:tcPr>
+            <w:tcW w:w="1101" w:type="dxa"/>
+          </w:tcPr>
+          <w:p>
+            <w:pPr>
+              <w:ind w:left="0" w:firstLine="0"/>
+            </w:pPr>
+            <w:r>
+              <w:t>Output Tokens</w:t>
+            </w:r>
+          </w:p>
+        </w:tc>
+        <w:tc>
+          <w:tcPr>
+            <w:tcW w:w="1101" w:type="dxa"/>
+          </w:tcPr>
+          <w:p>
+            <w:pPr>
+              <w:ind w:left="0" w:firstLine="0"/>
+            </w:pPr>
+            <w:r>
+              <w:t>Total Tokens</w:t>
+            </w:r>
+          </w:p>
+        </w:tc>
+      </w:tr>
+      <w:tr>
+        <w:tc>
+          <w:tcPr>
+            <w:tcW w:w="2277" w:type="dxa"/>
+          </w:tcPr>
+          <w:p>
+            <w:pPr>
+              <w:ind w:left="0" w:firstLine="0"/>
+            </w:pPr>
+            <w:r>
+              <w:t>evidence02.pcapng</w:t>
+            </w:r>
+          </w:p>
+        </w:tc>
+        <w:tc>
+          <w:tcPr>
+            <w:tcW w:w="1231" w:type="dxa"/>
+          </w:tcPr>
+          <w:p>
+            <w:pPr>
+              <w:ind w:left="0" w:firstLine="0"/>
+            </w:pPr>
+            <w:r>
+              <w:t>1</w:t>
+            </w:r>
+          </w:p>
+        </w:tc>
+        <w:tc>
+          <w:tcPr>
+            <w:tcW w:w="1101" w:type="dxa"/>
+          </w:tcPr>
+          <w:p>
+            <w:pPr>
+              <w:ind w:left="0" w:firstLine="0"/>
+            </w:pPr>
+            <w:r>
+              <w:t>209.98</w:t>
+            </w:r>
+          </w:p>
+        </w:tc>
+        <w:tc>
+          <w:tcPr>
+            <w:tcW w:w="1101" w:type="dxa"/>
+          </w:tcPr>
+          <w:p>
+            <w:pPr>
+              <w:ind w:left="0" w:firstLine="0"/>
+            </w:pPr>
+            <w:r>
+              <w:t>134010</w:t>
+            </w:r>
+          </w:p>
+        </w:tc>
+        <w:tc>
+          <w:tcPr>
+            <w:tcW w:w="1101" w:type="dxa"/>
+          </w:tcPr>
+          <w:p>
+            <w:pPr>
+              <w:ind w:left="0" w:firstLine="0"/>
+            </w:pPr>
+            <w:r>
+              <w:t>8842</w:t>
+            </w:r>
+          </w:p>
+        </w:tc>
+        <w:tc>
+          <w:tcPr>
+            <w:tcW w:w="1101" w:type="dxa"/>
+          </w:tcPr>
+          <w:p>
+            <w:pPr>
+              <w:ind w:left="0" w:firstLine="0"/>
+            </w:pPr>
+            <w:r>
+              <w:t>142852</w:t>
+            </w:r>
+          </w:p>
+        </w:tc>
+      </w:tr>
+      <w:tr>
+        <w:tc>
+          <w:tcPr>
+            <w:tcW w:w="2277" w:type="dxa"/>
+          </w:tcPr>
+          <w:p>
+            <w:pPr>
+              <w:ind w:left="0" w:firstLine="0"/>
+            </w:pPr>
+            <w:r>
+              <w:t>evidence02.pcapng</w:t>
+            </w:r>
+          </w:p>
+        </w:tc>
+        <w:tc>
+          <w:tcPr>
+            <w:tcW w:w="1231" w:type="dxa"/>
+          </w:tcPr>
+          <w:p>
+            <w:pPr>
+              <w:ind w:left="0" w:firstLine="0"/>
+            </w:pPr>
+            <w:r>
+              <w:t>2</w:t>
+            </w:r>
+          </w:p>
+        </w:tc>
+        <w:tc>
+          <w:tcPr>
+            <w:tcW w:w="1101" w:type="dxa"/>
+          </w:tcPr>
+          <w:p>
+            <w:pPr>
+              <w:ind w:left="0" w:firstLine="0"/>
+            </w:pPr>
+            <w:r>
+              <w:t>446.54</w:t>
+            </w:r>
+          </w:p>
+        </w:tc>
+        <w:tc>
+          <w:tcPr>
+            <w:tcW w:w="1101" w:type="dxa"/>
+          </w:tcPr>
+          <w:p>
+            <w:pPr>
+              <w:ind w:left="0" w:firstLine="0"/>
+            </w:pPr>
+            <w:r>
+              <w:t>134228</w:t>
+            </w:r>
+          </w:p>
+        </w:tc>
+        <w:tc>
+          <w:tcPr>
+            <w:tcW w:w="1101" w:type="dxa"/>
+          </w:tcPr>
+          <w:p>
+            <w:pPr>
+              <w:ind w:left="0" w:firstLine="0"/>
+            </w:pPr>
+            <w:r>
+              <w:t>9597</w:t>
+            </w:r>
+          </w:p>
+        </w:tc>
+        <w:tc>
+          <w:tcPr>
+            <w:tcW w:w="1101" w:type="dxa"/>
+          </w:tcPr>
+          <w:p>
+            <w:pPr>
+              <w:ind w:left="0" w:firstLine="0"/>
+            </w:pPr>
+            <w:r>
+              <w:t>143825</w:t>
+            </w:r>
+          </w:p>
+        </w:tc>
+      </w:tr>
+      <w:tr>
+        <w:tc>
+          <w:tcPr>
+            <w:tcW w:w="2277" w:type="dxa"/>
+          </w:tcPr>
+          <w:p>
+            <w:pPr>
+              <w:ind w:left="0" w:firstLine="0"/>
+            </w:pPr>
+            <w:r>
+              <w:t>evidence02.pcapng</w:t>
+            </w:r>
+          </w:p>
+        </w:tc>
+        <w:tc>
+          <w:tcPr>
+            <w:tcW w:w="1231" w:type="dxa"/>
+          </w:tcPr>
+          <w:p>
+            <w:pPr>
+              <w:ind w:left="0" w:firstLine="0"/>
+            </w:pPr>
+            <w:r>
+              <w:t>3</w:t>
+            </w:r>
+          </w:p>
+        </w:tc>
+        <w:tc>
+          <w:tcPr>
+            <w:tcW w:w="1101" w:type="dxa"/>
+          </w:tcPr>
+          <w:p>
+            <w:pPr>
+              <w:ind w:left="0" w:firstLine="0"/>
+            </w:pPr>
+            <w:r>
+              <w:t>444.45</w:t>
+            </w:r>
+          </w:p>
+        </w:tc>
+        <w:tc>
+          <w:tcPr>
+            <w:tcW w:w="1101" w:type="dxa"/>
+          </w:tcPr>
+          <w:p>
+            <w:pPr>
+              <w:ind w:left="0" w:firstLine="0"/>
+            </w:pPr>
+            <w:r>
+              <w:t>134228</w:t>
+            </w:r>
+          </w:p>
+        </w:tc>
+        <w:tc>
+          <w:tcPr>
+            <w:tcW w:w="1101" w:type="dxa"/>
+          </w:tcPr>
+          <w:p>
+            <w:pPr>
+              <w:ind w:left="0" w:firstLine="0"/>
+            </w:pPr>
+            <w:r>
+              <w:t>9389</w:t>
+            </w:r>
+          </w:p>
+        </w:tc>
+        <w:tc>
+          <w:tcPr>
+            <w:tcW w:w="1101" w:type="dxa"/>
+          </w:tcPr>
+          <w:p>
+            <w:pPr>
+              <w:ind w:left="0" w:firstLine="0"/>
+            </w:pPr>
+            <w:r>
+              <w:t>143617</w:t>
+            </w:r>
+          </w:p>
+        </w:tc>
+      </w:tr>
+    </w:tbl>
+    <w:p>
+      <w:pPr>
+        <w:ind w:left="0" w:firstLine="0"/>
+      </w:pPr>
+    </w:p>
+    <w:p>
+      <w:pPr>
+        <w:ind w:left="0" w:firstLine="0"/>
+      </w:pPr>
+      <w:r>
+        <w:t>The quality of reports themselves is quite good, this one can define each chunk’s packet range, it is still struggling to consume such large chunks of data.</w:t>
+      </w:r>
+      <w:r>
+        <w:t xml:space="preserve"> I want to now attempt to validate the AI report’s findings.</w:t>
+      </w:r>
+    </w:p>
+    <w:p>
+      <w:pPr>
+        <w:ind w:left="0" w:firstLine="0"/>
+      </w:pPr>
+      <w:r>
+        <w:rPr>
+          <w:noProof/>
+        </w:rPr>
+        <w:drawing>
+          <wp:inline distT="0" distB="0" distL="0" distR="0" wp14:anchorId="6AB799BA" wp14:editId="358D7FCD">
+            <wp:extent cx="5000625" cy="5122552"/>
+            <wp:effectExtent l="0" t="0" r="0" b="1905"/>
+            <wp:docPr id="1867952655" name="Picture 1"/>
+            <wp:cNvGraphicFramePr>
+              <a:graphicFrameLocks xmlns:a="http://schemas.openxmlformats.org/drawingml/2006/main" noChangeAspect="1"/>
+            </wp:cNvGraphicFramePr>
+            <a:graphic xmlns:a="http://schemas.openxmlformats.org/drawingml/2006/main">
+              <a:graphicData uri="http://schemas.openxmlformats.org/drawingml/2006/picture">
+                <pic:pic xmlns:pic="http://schemas.openxmlformats.org/drawingml/2006/picture">
+                  <pic:nvPicPr>
+                    <pic:cNvPr id="1867952655" name=""/>
+                    <pic:cNvPicPr/>
+                  </pic:nvPicPr>
+                  <pic:blipFill>
+                    <a:blip r:embed="rId30"/>
+                    <a:stretch>
+                      <a:fillRect/>
+                    </a:stretch>
+                  </pic:blipFill>
+                  <pic:spPr>
+                    <a:xfrm>
+                      <a:off x="0" y="0"/>
+                      <a:ext cx="5029684" cy="5152319"/>
+                    </a:xfrm>
+                    <a:prstGeom prst="rect">
+                      <a:avLst/>
+                    </a:prstGeom>
+                  </pic:spPr>
+                </pic:pic>
+              </a:graphicData>
+            </a:graphic>
+          </wp:inline>
+        </w:drawing>
+      </w:r>
+    </w:p>
+    <w:p>
+      <w:pPr>
+        <w:ind w:left="0" w:firstLine="0"/>
+      </w:pPr>
+      <w:r>
+        <w:lastRenderedPageBreak/>
+        <w:t>Saturday, 17 October</w:t>
+      </w:r>
+    </w:p>
+    <w:p>
+      <w:pPr>
+        <w:ind w:left="0" w:firstLine="0"/>
+        <w:rPr>
+          <w:b/>
+          <w:bCs/>
+        </w:rPr>
+      </w:pPr>
+      <w:r>
+        <w:rPr>
+          <w:b/>
+          <w:bCs/>
+        </w:rPr>
+        <w:t xml:space="preserve">5:45 </w:t>
+      </w:r>
+      <w:r>
+        <w:rPr>
+          <w:b/>
+          <w:bCs/>
+        </w:rPr>
+        <w:t>–</w:t>
+      </w:r>
+      <w:r>
+        <w:rPr>
+          <w:b/>
+          <w:bCs/>
+        </w:rPr>
+        <w:t xml:space="preserve"> </w:t>
+      </w:r>
+      <w:r>
+        <w:rPr>
+          <w:b/>
+          <w:bCs/>
+        </w:rPr>
+        <w:t>6:00 (15min)</w:t>
+      </w:r>
+    </w:p>
+    <w:p>
+      <w:pPr>
+        <w:ind w:left="0" w:firstLine="0"/>
+      </w:pPr>
+      <w:r>
+        <w:t>Testing higher context models on images.</w:t>
+      </w:r>
+      <w:r>
+        <w:t xml:space="preserve"> </w:t>
+      </w:r>
+      <w:r>
+        <w:t>During previous testing we</w:t>
+      </w:r>
+      <w:r>
+        <w:t xml:space="preserve"> only had 4k</w:t>
+      </w:r>
+      <w:r>
+        <w:t xml:space="preserve"> </w:t>
+      </w:r>
+      <w:r>
+        <w:t>context models.</w:t>
+      </w:r>
+    </w:p>
+    <w:p>
+      <w:pPr>
+        <w:ind w:left="0" w:firstLine="0"/>
+      </w:pPr>
+      <w:r>
+        <w:t>Notably, the previous time I tested this, it got some of the words wrong and asserted some idea of what the last words (1) say, with the temperature reduced, it no longer asserts an incorrect assumption, but is able to claim its impossible to read</w:t>
+      </w:r>
+      <w:r>
+        <w:t xml:space="preserve"> </w:t>
+      </w:r>
+      <w:r>
+        <w:t>(2).</w:t>
+      </w:r>
+      <w:r>
+        <w:t xml:space="preserve"> The token count isn’t actually below what we had access to earlier either. So vision prompts really aren’t helped by context.</w:t>
+      </w:r>
+    </w:p>
+    <w:p>
+      <w:pPr>
+        <w:ind w:left="0" w:firstLine="0"/>
+      </w:pPr>
+      <w:r>
+        <w:rPr>
+          <w:noProof/>
+        </w:rPr>
+        <w:drawing>
+          <wp:inline distT="0" distB="0" distL="0" distR="0" wp14:anchorId="2E00E037" wp14:editId="6E0D6DBB">
+            <wp:extent cx="4048125" cy="2475175"/>
+            <wp:effectExtent l="0" t="0" r="0" b="1905"/>
+            <wp:docPr id="515473752" name="Picture 1"/>
+            <wp:cNvGraphicFramePr>
+              <a:graphicFrameLocks xmlns:a="http://schemas.openxmlformats.org/drawingml/2006/main" noChangeAspect="1"/>
+            </wp:cNvGraphicFramePr>
+            <a:graphic xmlns:a="http://schemas.openxmlformats.org/drawingml/2006/main">
+              <a:graphicData uri="http://schemas.openxmlformats.org/drawingml/2006/picture">
+                <pic:pic xmlns:pic="http://schemas.openxmlformats.org/drawingml/2006/picture">
+                  <pic:nvPicPr>
+                    <pic:cNvPr id="515473752" name=""/>
+                    <pic:cNvPicPr/>
+                  </pic:nvPicPr>
+                  <pic:blipFill>
+                    <a:blip r:embed="rId31"/>
+                    <a:stretch>
+                      <a:fillRect/>
+                    </a:stretch>
+                  </pic:blipFill>
+                  <pic:spPr>
+                    <a:xfrm>
+                      <a:off x="0" y="0"/>
+                      <a:ext cx="4050654" cy="2476721"/>
+                    </a:xfrm>
+                    <a:prstGeom prst="rect">
+                      <a:avLst/>
+                    </a:prstGeom>
+                  </pic:spPr>
+                </pic:pic>
+              </a:graphicData>
+            </a:graphic>
+          </wp:inline>
+        </w:drawing>
+      </w:r>
+    </w:p>
     <w:p>
       <w:pPr>
         <w:ind w:left="0" w:firstLine="0"/>
@@ -5760,9 +7697,8 @@
       <w:pPr>
         <w:pStyle w:val="Heading2"/>
       </w:pPr>
-      <w:bookmarkStart w:id="9" w:name="_Toc242865860"/>
-      <w:r>
-        <w:lastRenderedPageBreak/>
+      <w:bookmarkStart w:id="9" w:name="_Toc243065264"/>
+      <w:r>
         <w:t>Development</w:t>
       </w:r>
       <w:bookmarkEnd w:id="9"/>
@@ -5883,7 +7819,7 @@
                     <pic:cNvPicPr/>
                   </pic:nvPicPr>
                   <pic:blipFill>
-                    <a:blip r:embed="rId19"/>
+                    <a:blip r:embed="rId32"/>
                     <a:stretch>
                       <a:fillRect/>
                     </a:stretch>
@@ -5929,7 +7865,7 @@
                     <pic:cNvPicPr/>
                   </pic:nvPicPr>
                   <pic:blipFill>
-                    <a:blip r:embed="rId20"/>
+                    <a:blip r:embed="rId33"/>
                     <a:stretch>
                       <a:fillRect/>
                     </a:stretch>
@@ -5961,6 +7897,7 @@
         <w:rPr>
           <w:noProof/>
         </w:rPr>
+        <w:lastRenderedPageBreak/>
         <w:drawing>
           <wp:inline distT="0" distB="0" distL="0" distR="0" wp14:anchorId="4BB764FD" wp14:editId="455F7DDD">
             <wp:extent cx="2417197" cy="2259409"/>
@@ -5977,7 +7914,7 @@
                     <pic:cNvPicPr/>
                   </pic:nvPicPr>
                   <pic:blipFill>
-                    <a:blip r:embed="rId21"/>
+                    <a:blip r:embed="rId34"/>
                     <a:stretch>
                       <a:fillRect/>
                     </a:stretch>
@@ -6007,13 +7944,75 @@
     <w:p>
       <w:pPr>
         <w:ind w:left="0" w:firstLine="0"/>
-      </w:pPr>
+        <w:rPr>
+          <w:noProof/>
+        </w:rPr>
+      </w:pPr>
+      <w:r>
+        <w:rPr>
+          <w:noProof/>
+        </w:rPr>
+        <w:t>Saturday, October 17</w:t>
+      </w:r>
+    </w:p>
+    <w:p>
+      <w:pPr>
+        <w:rPr>
+          <w:b/>
+          <w:bCs/>
+        </w:rPr>
+      </w:pPr>
+      <w:r>
+        <w:rPr>
+          <w:b/>
+          <w:bCs/>
+        </w:rPr>
+        <w:t xml:space="preserve">11:15 </w:t>
+      </w:r>
+      <w:r>
+        <w:rPr>
+          <w:b/>
+          <w:bCs/>
+        </w:rPr>
+        <w:t>–</w:t>
+      </w:r>
+      <w:r>
+        <w:rPr>
+          <w:b/>
+          <w:bCs/>
+        </w:rPr>
+        <w:t xml:space="preserve"> </w:t>
+      </w:r>
+      <w:r>
+        <w:rPr>
+          <w:b/>
+          <w:bCs/>
+        </w:rPr>
+        <w:t>11:45 (30 min)</w:t>
+      </w:r>
+    </w:p>
+    <w:p>
+      <w:pPr>
+        <w:pStyle w:val="TNR"/>
+      </w:pPr>
+      <w:r>
+        <w:t>Making a 64k context thinking 2 chunk solution to compare to the definitive reports to see if we are bottlenecked by performance.</w:t>
+      </w:r>
+      <w:r>
+        <w:t xml:space="preserve"> The 64k solution looks better but I feel like I’m being sidetracked and choose to focus on the existing measured reports</w:t>
+      </w:r>
+      <w:r>
+        <w:t xml:space="preserve"> and their documentable comparison with human reports</w:t>
+      </w:r>
+      <w:r>
+        <w:t>.</w:t>
+      </w:r>
     </w:p>
     <w:sectPr>
-      <w:headerReference w:type="default" r:id="rId22"/>
-      <w:footerReference w:type="even" r:id="rId23"/>
-      <w:footerReference w:type="default" r:id="rId24"/>
-      <w:footerReference w:type="first" r:id="rId25"/>
+      <w:headerReference w:type="default" r:id="rId35"/>
+      <w:footerReference w:type="even" r:id="rId36"/>
+      <w:footerReference w:type="default" r:id="rId37"/>
+      <w:footerReference w:type="first" r:id="rId38"/>
       <w:pgSz w:w="11906" w:h="16838"/>
       <w:pgMar w:top="1483" w:right="1448" w:bottom="1544" w:left="1435" w:header="720" w:footer="730" w:gutter="0"/>
       <w:pgNumType w:start="0"/>

--- a/Weekly Logs/Matt/Matt Baker - Week 14 Individual Logbook.docx
+++ b/Weekly Logs/Matt/Matt Baker - Week 14 Individual Logbook.docx
@@ -2546,19 +2546,13 @@
               <w:rPr>
                 <w:sz w:val="24"/>
               </w:rPr>
-              <w:t>3</w:t>
+              <w:t>67</w:t>
             </w:r>
             <w:r>
               <w:rPr>
                 <w:sz w:val="24"/>
               </w:rPr>
-              <w:t>9</w:t>
-            </w:r>
-            <w:r>
-              <w:rPr>
-                <w:sz w:val="24"/>
-              </w:rPr>
-              <w:t>hrs 15min</w:t>
+              <w:t>hrs</w:t>
             </w:r>
             <w:r>
               <w:rPr>
@@ -3949,23 +3943,40 @@
       </w:tr>
     </w:tbl>
     <w:p/>
-    <w:p>
-      <w:r>
+    <w:p/>
+    <w:p/>
+    <w:p/>
+    <w:p/>
+    <w:p/>
+    <w:p/>
+    <w:p/>
+    <w:p/>
+    <w:p/>
+    <w:p>
+      <w:r>
+        <w:lastRenderedPageBreak/>
         <w:t xml:space="preserve">My setup, ssh terminal one (1) executes the LLM-augmentation scripts, terminal two (2) runs the </w:t>
       </w:r>
       <w:r>
         <w:t>Nvidia</w:t>
       </w:r>
       <w:r>
-        <w:t xml:space="preserve"> smi metric recording script, and terminal three (3) monitors the script output.</w:t>
-      </w:r>
-    </w:p>
-    <w:p>
-      <w:r>
-        <w:rPr>
-          <w:noProof/>
-        </w:rPr>
-        <w:lastRenderedPageBreak/>
+        <w:t xml:space="preserve"> </w:t>
+      </w:r>
+      <w:proofErr w:type="spellStart"/>
+      <w:r>
+        <w:t>smi</w:t>
+      </w:r>
+      <w:proofErr w:type="spellEnd"/>
+      <w:r>
+        <w:t xml:space="preserve"> metric recording script, and terminal three (3) monitors the script output.</w:t>
+      </w:r>
+    </w:p>
+    <w:p>
+      <w:r>
+        <w:rPr>
+          <w:noProof/>
+        </w:rPr>
         <w:drawing>
           <wp:inline distT="0" distB="0" distL="0" distR="0" wp14:anchorId="6E14FDAD" wp14:editId="12EEFECD">
             <wp:extent cx="5729605" cy="3731260"/>
@@ -4012,6 +4023,86 @@
       <w:pPr>
         <w:ind w:left="0" w:firstLine="0"/>
       </w:pPr>
+    </w:p>
+    <w:p>
+      <w:pPr>
+        <w:ind w:left="0" w:firstLine="0"/>
+      </w:pPr>
+    </w:p>
+    <w:p>
+      <w:pPr>
+        <w:ind w:left="0" w:firstLine="0"/>
+      </w:pPr>
+    </w:p>
+    <w:p>
+      <w:pPr>
+        <w:ind w:left="0" w:firstLine="0"/>
+      </w:pPr>
+    </w:p>
+    <w:p>
+      <w:pPr>
+        <w:ind w:left="0" w:firstLine="0"/>
+      </w:pPr>
+    </w:p>
+    <w:p>
+      <w:pPr>
+        <w:ind w:left="0" w:firstLine="0"/>
+      </w:pPr>
+    </w:p>
+    <w:p>
+      <w:pPr>
+        <w:ind w:left="0" w:firstLine="0"/>
+      </w:pPr>
+    </w:p>
+    <w:p>
+      <w:pPr>
+        <w:ind w:left="0" w:firstLine="0"/>
+      </w:pPr>
+    </w:p>
+    <w:p>
+      <w:pPr>
+        <w:ind w:left="0" w:firstLine="0"/>
+      </w:pPr>
+    </w:p>
+    <w:p>
+      <w:pPr>
+        <w:ind w:left="0" w:firstLine="0"/>
+      </w:pPr>
+    </w:p>
+    <w:p>
+      <w:pPr>
+        <w:ind w:left="0" w:firstLine="0"/>
+      </w:pPr>
+    </w:p>
+    <w:p>
+      <w:pPr>
+        <w:ind w:left="0" w:firstLine="0"/>
+      </w:pPr>
+    </w:p>
+    <w:p>
+      <w:pPr>
+        <w:ind w:left="0" w:firstLine="0"/>
+      </w:pPr>
+    </w:p>
+    <w:p>
+      <w:pPr>
+        <w:ind w:left="0" w:firstLine="0"/>
+      </w:pPr>
+    </w:p>
+    <w:p>
+      <w:pPr>
+        <w:ind w:left="0" w:firstLine="0"/>
+      </w:pPr>
+    </w:p>
+    <w:p>
+      <w:pPr>
+        <w:ind w:left="0" w:firstLine="0"/>
+      </w:pPr>
+    </w:p>
+    <w:p>
+      <w:pPr>
+        <w:ind w:left="0" w:firstLine="0"/>
+      </w:pPr>
       <w:r>
         <w:t>Wednesday, October 14</w:t>
       </w:r>
@@ -4078,7 +4169,6 @@
         <w:rPr>
           <w:noProof/>
         </w:rPr>
-        <w:lastRenderedPageBreak/>
         <w:drawing>
           <wp:inline distT="0" distB="0" distL="0" distR="0" wp14:anchorId="2CC921EC" wp14:editId="1A69AA45">
             <wp:extent cx="2129051" cy="3011063"/>
@@ -4452,33 +4542,555 @@
       <w:pPr>
         <w:ind w:left="0" w:firstLine="0"/>
         <w:rPr>
-          <w:noProof/>
-        </w:rPr>
-      </w:pPr>
-    </w:p>
-    <w:p>
-      <w:pPr>
-        <w:ind w:left="0" w:firstLine="0"/>
-        <w:rPr>
-          <w:b/>
-          <w:bCs/>
-          <w:noProof/>
-        </w:rPr>
-      </w:pPr>
-      <w:r>
-        <w:rPr>
-          <w:b/>
-          <w:bCs/>
-          <w:noProof/>
-        </w:rPr>
+          <w:b/>
+          <w:bCs/>
+          <w:noProof/>
+        </w:rPr>
+      </w:pPr>
+      <w:r>
+        <w:rPr>
+          <w:b/>
+          <w:bCs/>
+          <w:noProof/>
+        </w:rPr>
+        <w:t xml:space="preserve">2:30 </w:t>
+      </w:r>
+      <w:r>
+        <w:rPr>
+          <w:b/>
+          <w:bCs/>
+          <w:noProof/>
+        </w:rPr>
+        <w:t>–</w:t>
+      </w:r>
+      <w:r>
+        <w:rPr>
+          <w:b/>
+          <w:bCs/>
+          <w:noProof/>
+        </w:rPr>
+        <w:t xml:space="preserve"> </w:t>
+      </w:r>
+      <w:r>
+        <w:rPr>
+          <w:b/>
+          <w:bCs/>
+          <w:noProof/>
+        </w:rPr>
+        <w:t>3:30</w:t>
+      </w:r>
+      <w:r>
+        <w:rPr>
+          <w:b/>
+          <w:bCs/>
+          <w:noProof/>
+        </w:rPr>
+        <w:t>PM</w:t>
+      </w:r>
+      <w:r>
+        <w:rPr>
+          <w:b/>
+          <w:bCs/>
+          <w:noProof/>
+        </w:rPr>
+        <w:t xml:space="preserve"> (1hr)</w:t>
+      </w:r>
+    </w:p>
+    <w:p>
+      <w:pPr>
+        <w:pStyle w:val="TNR"/>
+        <w:rPr>
+          <w:noProof/>
+        </w:rPr>
+      </w:pPr>
+      <w:r>
+        <w:rPr>
+          <w:noProof/>
+        </w:rPr>
+        <w:t>Continuing work on research report.</w:t>
+      </w:r>
+      <w:r>
+        <w:rPr>
+          <w:noProof/>
+        </w:rPr>
+        <w:t xml:space="preserve"> Created a</w:t>
+      </w:r>
+      <w:r>
+        <w:rPr>
+          <w:noProof/>
+        </w:rPr>
+        <w:t xml:space="preserve"> table for stats on csv vs pcap size, accountability/traceability concerns/findings.</w:t>
+      </w:r>
+      <w:r>
+        <w:rPr>
+          <w:noProof/>
+        </w:rPr>
+        <w:t xml:space="preserve"> Put our research questions into definitive wor</w:t>
+      </w:r>
+      <w:r>
+        <w:rPr>
+          <w:noProof/>
+        </w:rPr>
+        <w:t>d</w:t>
+      </w:r>
+      <w:r>
+        <w:rPr>
+          <w:noProof/>
+        </w:rPr>
+        <w:t>s.</w:t>
+      </w:r>
+    </w:p>
+    <w:p>
+      <w:pPr>
+        <w:ind w:left="0" w:firstLine="0"/>
+        <w:rPr>
+          <w:noProof/>
+        </w:rPr>
+      </w:pPr>
+    </w:p>
+    <w:p>
+      <w:pPr>
+        <w:ind w:left="0" w:firstLine="0"/>
+        <w:rPr>
+          <w:noProof/>
+        </w:rPr>
+      </w:pPr>
+      <w:r>
+        <w:rPr>
+          <w:noProof/>
+        </w:rPr>
+        <w:t>Saturday, October 17</w:t>
+      </w:r>
+    </w:p>
+    <w:p>
+      <w:pPr>
+        <w:ind w:left="0" w:firstLine="0"/>
+        <w:rPr>
+          <w:b/>
+          <w:bCs/>
+          <w:noProof/>
+        </w:rPr>
+      </w:pPr>
+      <w:r>
+        <w:rPr>
+          <w:b/>
+          <w:bCs/>
+          <w:noProof/>
+        </w:rPr>
+        <w:t>11:45</w:t>
+      </w:r>
+      <w:r>
+        <w:rPr>
+          <w:b/>
+          <w:bCs/>
+          <w:noProof/>
+        </w:rPr>
+        <w:t>AM</w:t>
+      </w:r>
+      <w:r>
+        <w:rPr>
+          <w:b/>
+          <w:bCs/>
+          <w:noProof/>
+        </w:rPr>
+        <w:t xml:space="preserve"> </w:t>
+      </w:r>
+      <w:r>
+        <w:rPr>
+          <w:b/>
+          <w:bCs/>
+          <w:noProof/>
+        </w:rPr>
+        <w:t>–</w:t>
+      </w:r>
+      <w:r>
+        <w:rPr>
+          <w:b/>
+          <w:bCs/>
+          <w:noProof/>
+        </w:rPr>
+        <w:t xml:space="preserve"> </w:t>
+      </w:r>
+      <w:r>
+        <w:rPr>
+          <w:b/>
+          <w:bCs/>
+          <w:noProof/>
+        </w:rPr>
+        <w:t>1:15PM (1hr 30min)</w:t>
+      </w:r>
+    </w:p>
+    <w:p>
+      <w:pPr>
+        <w:ind w:left="0" w:firstLine="0"/>
+        <w:rPr>
+          <w:noProof/>
+        </w:rPr>
+      </w:pPr>
+      <w:r>
+        <w:rPr>
+          <w:noProof/>
+        </w:rPr>
+        <w:t xml:space="preserve">Work on research report. </w:t>
+      </w:r>
+      <w:r>
+        <w:rPr>
+          <w:noProof/>
+        </w:rPr>
+        <w:t>Reading through wireshark reports generated by LLM to attempt to verify their claims</w:t>
+      </w:r>
+      <w:r>
+        <w:rPr>
+          <w:noProof/>
+        </w:rPr>
+        <w:t xml:space="preserve"> and produce more findings with regards to traceability. Working on “for further research” section</w:t>
+      </w:r>
+      <w:r>
+        <w:rPr>
+          <w:noProof/>
+        </w:rPr>
+        <w:t>.</w:t>
+      </w:r>
+    </w:p>
+    <w:p>
+      <w:pPr>
+        <w:ind w:left="0" w:firstLine="0"/>
+        <w:rPr>
+          <w:b/>
+          <w:bCs/>
+          <w:noProof/>
+        </w:rPr>
+      </w:pPr>
+      <w:r>
+        <w:rPr>
+          <w:b/>
+          <w:bCs/>
+          <w:noProof/>
+        </w:rPr>
+        <w:t xml:space="preserve">4:30 </w:t>
+      </w:r>
+      <w:r>
+        <w:rPr>
+          <w:b/>
+          <w:bCs/>
+          <w:noProof/>
+        </w:rPr>
+        <w:t>–</w:t>
+      </w:r>
+      <w:r>
+        <w:rPr>
+          <w:b/>
+          <w:bCs/>
+          <w:noProof/>
+        </w:rPr>
+        <w:t xml:space="preserve"> </w:t>
+      </w:r>
+      <w:r>
+        <w:rPr>
+          <w:b/>
+          <w:bCs/>
+          <w:noProof/>
+        </w:rPr>
+        <w:t>5:45</w:t>
+      </w:r>
+      <w:r>
+        <w:rPr>
+          <w:b/>
+          <w:bCs/>
+          <w:noProof/>
+        </w:rPr>
+        <w:t>PM</w:t>
+      </w:r>
+      <w:r>
+        <w:rPr>
+          <w:b/>
+          <w:bCs/>
+          <w:noProof/>
+        </w:rPr>
+        <w:t xml:space="preserve"> (1hr 15min)</w:t>
+      </w:r>
+    </w:p>
+    <w:p>
+      <w:pPr>
+        <w:ind w:left="0" w:firstLine="0"/>
+        <w:rPr>
+          <w:noProof/>
+        </w:rPr>
+      </w:pPr>
+      <w:r>
+        <w:rPr>
+          <w:noProof/>
+        </w:rPr>
+        <w:t>More work on research report.</w:t>
+      </w:r>
+      <w:r>
+        <w:rPr>
+          <w:noProof/>
+        </w:rPr>
+        <w:t xml:space="preserve"> Added input data discussion, Corrupted input data finding.</w:t>
+      </w:r>
+      <w:r>
+        <w:rPr>
+          <w:noProof/>
+        </w:rPr>
+        <w:t xml:space="preserve"> More for future research.</w:t>
+      </w:r>
+    </w:p>
+    <w:p>
+      <w:pPr>
+        <w:ind w:left="0" w:firstLine="0"/>
+        <w:rPr>
+          <w:noProof/>
+        </w:rPr>
+      </w:pPr>
+      <w:r>
+        <w:rPr>
+          <w:noProof/>
+        </w:rPr>
+        <w:t>Sunday. October 18</w:t>
+      </w:r>
+    </w:p>
+    <w:p>
+      <w:pPr>
+        <w:ind w:left="0" w:firstLine="0"/>
+        <w:rPr>
+          <w:b/>
+          <w:bCs/>
+          <w:noProof/>
+        </w:rPr>
+      </w:pPr>
+      <w:r>
+        <w:rPr>
+          <w:b/>
+          <w:bCs/>
+          <w:noProof/>
+        </w:rPr>
+        <w:t>12:00</w:t>
+      </w:r>
+      <w:r>
+        <w:rPr>
+          <w:b/>
+          <w:bCs/>
+          <w:noProof/>
+        </w:rPr>
+        <w:t xml:space="preserve"> </w:t>
+      </w:r>
+      <w:r>
+        <w:rPr>
+          <w:b/>
+          <w:bCs/>
+          <w:noProof/>
+        </w:rPr>
+        <w:t>-</w:t>
+      </w:r>
+      <w:r>
+        <w:rPr>
+          <w:b/>
+          <w:bCs/>
+          <w:noProof/>
+        </w:rPr>
+        <w:t xml:space="preserve"> 1:00</w:t>
+      </w:r>
+      <w:r>
+        <w:rPr>
+          <w:b/>
+          <w:bCs/>
+          <w:noProof/>
+        </w:rPr>
+        <w:t>PM</w:t>
+      </w:r>
+      <w:r>
+        <w:rPr>
+          <w:b/>
+          <w:bCs/>
+          <w:noProof/>
+        </w:rPr>
+        <w:t xml:space="preserve"> (1hr)</w:t>
+      </w:r>
+    </w:p>
+    <w:p>
+      <w:pPr>
+        <w:ind w:left="0" w:firstLine="0"/>
+        <w:rPr>
+          <w:noProof/>
+        </w:rPr>
+      </w:pPr>
+      <w:r>
+        <w:rPr>
+          <w:noProof/>
+        </w:rPr>
+        <w:t>Work on research report</w:t>
+      </w:r>
+      <w:r>
+        <w:rPr>
+          <w:noProof/>
+        </w:rPr>
+        <w:t>, mostly writing about script development, producing more tables for tools section.</w:t>
+      </w:r>
+    </w:p>
+    <w:p>
+      <w:pPr>
+        <w:ind w:left="0" w:firstLine="0"/>
+        <w:rPr>
+          <w:b/>
+          <w:bCs/>
+          <w:noProof/>
+        </w:rPr>
+      </w:pPr>
+      <w:r>
+        <w:rPr>
+          <w:b/>
+          <w:bCs/>
+          <w:noProof/>
+        </w:rPr>
+        <w:t xml:space="preserve">2:45 – </w:t>
+      </w:r>
+      <w:r>
+        <w:rPr>
+          <w:b/>
+          <w:bCs/>
+          <w:noProof/>
+        </w:rPr>
+        <w:t>5:00</w:t>
+      </w:r>
+      <w:r>
+        <w:rPr>
+          <w:b/>
+          <w:bCs/>
+          <w:noProof/>
+        </w:rPr>
+        <w:t>PM</w:t>
+      </w:r>
+      <w:r>
+        <w:rPr>
+          <w:b/>
+          <w:bCs/>
+          <w:noProof/>
+        </w:rPr>
+        <w:t xml:space="preserve"> (2hrs 15</w:t>
+      </w:r>
+      <w:r>
+        <w:rPr>
+          <w:b/>
+          <w:bCs/>
+          <w:noProof/>
+        </w:rPr>
+        <w:t>min</w:t>
+      </w:r>
+      <w:r>
+        <w:rPr>
+          <w:b/>
+          <w:bCs/>
+          <w:noProof/>
+        </w:rPr>
+        <w:t>)</w:t>
+      </w:r>
+    </w:p>
+    <w:p>
+      <w:pPr>
+        <w:ind w:left="0" w:firstLine="0"/>
+        <w:rPr>
+          <w:noProof/>
+        </w:rPr>
+      </w:pPr>
+      <w:r>
+        <w:rPr>
+          <w:noProof/>
+        </w:rPr>
+        <w:t>More work on research report.</w:t>
+      </w:r>
+      <w:r>
+        <w:rPr>
+          <w:noProof/>
+        </w:rPr>
+        <w:t xml:space="preserve"> Generation period, consideration of development time, Future Research section, future hybridized testing scheme. Conclusion draft.</w:t>
+      </w:r>
+      <w:r>
+        <w:rPr>
+          <w:noProof/>
+        </w:rPr>
+        <w:t xml:space="preserve"> Explanation of the superiority of the model (gemma4:26b), why it was picked. Recommend future research trying the higher parameter models and windows based GUI tools like openwebui.</w:t>
+      </w:r>
+    </w:p>
+    <w:p>
+      <w:pPr>
+        <w:ind w:left="0" w:firstLine="0"/>
+        <w:rPr>
+          <w:noProof/>
+        </w:rPr>
+      </w:pPr>
+    </w:p>
+    <w:p>
+      <w:pPr>
+        <w:ind w:left="0" w:firstLine="0"/>
+        <w:rPr>
+          <w:noProof/>
+        </w:rPr>
+      </w:pPr>
+    </w:p>
+    <w:p>
+      <w:pPr>
+        <w:ind w:left="0" w:firstLine="0"/>
+        <w:rPr>
+          <w:noProof/>
+        </w:rPr>
+      </w:pPr>
+    </w:p>
+    <w:p>
+      <w:pPr>
+        <w:ind w:left="0" w:firstLine="0"/>
+        <w:rPr>
+          <w:noProof/>
+        </w:rPr>
+      </w:pPr>
+    </w:p>
+    <w:p>
+      <w:pPr>
+        <w:ind w:left="0" w:firstLine="0"/>
+        <w:rPr>
+          <w:noProof/>
+        </w:rPr>
+      </w:pPr>
+    </w:p>
+    <w:p>
+      <w:pPr>
+        <w:ind w:left="0" w:firstLine="0"/>
+      </w:pPr>
+    </w:p>
+    <w:p>
+      <w:pPr>
+        <w:pStyle w:val="Heading2"/>
+      </w:pPr>
+      <w:bookmarkStart w:id="8" w:name="_Toc243065263"/>
+      <w:r>
         <w:lastRenderedPageBreak/>
-        <w:t xml:space="preserve">2:30 </w:t>
-      </w:r>
-      <w:r>
-        <w:rPr>
-          <w:b/>
-          <w:bCs/>
-          <w:noProof/>
+        <w:t>Testing</w:t>
+      </w:r>
+      <w:bookmarkEnd w:id="8"/>
+    </w:p>
+    <w:p>
+      <w:r>
+        <w:t>Wednesday, October 14</w:t>
+      </w:r>
+    </w:p>
+    <w:p>
+      <w:pPr>
+        <w:rPr>
+          <w:b/>
+          <w:bCs/>
+        </w:rPr>
+      </w:pPr>
+      <w:r>
+        <w:rPr>
+          <w:b/>
+          <w:bCs/>
+        </w:rPr>
+        <w:t xml:space="preserve">4:30 </w:t>
+      </w:r>
+      <w:r>
+        <w:rPr>
+          <w:b/>
+          <w:bCs/>
         </w:rPr>
         <w:t>–</w:t>
       </w:r>
@@ -4486,7 +5098,6 @@
         <w:rPr>
           <w:b/>
           <w:bCs/>
-          <w:noProof/>
         </w:rPr>
         <w:t xml:space="preserve"> </w:t>
       </w:r>
@@ -4494,710 +5105,124 @@
         <w:rPr>
           <w:b/>
           <w:bCs/>
-          <w:noProof/>
-        </w:rPr>
-        <w:t>3:30</w:t>
-      </w:r>
-      <w:r>
-        <w:rPr>
-          <w:b/>
-          <w:bCs/>
-          <w:noProof/>
-        </w:rPr>
-        <w:t>PM</w:t>
-      </w:r>
-      <w:r>
-        <w:rPr>
-          <w:b/>
-          <w:bCs/>
-          <w:noProof/>
-        </w:rPr>
-        <w:t xml:space="preserve"> (1hr)</w:t>
-      </w:r>
-    </w:p>
-    <w:p>
-      <w:pPr>
-        <w:pStyle w:val="TNR"/>
-        <w:rPr>
-          <w:noProof/>
-        </w:rPr>
-      </w:pPr>
-      <w:r>
-        <w:rPr>
-          <w:noProof/>
-        </w:rPr>
-        <w:t>Continuing work on research report.</w:t>
-      </w:r>
-      <w:r>
-        <w:rPr>
-          <w:noProof/>
-        </w:rPr>
-        <w:t xml:space="preserve"> Created a</w:t>
-      </w:r>
-      <w:r>
-        <w:rPr>
-          <w:noProof/>
-        </w:rPr>
-        <w:t xml:space="preserve"> table for stats on csv vs pcap size, accountability/traceability concerns/findings.</w:t>
-      </w:r>
-      <w:r>
-        <w:rPr>
-          <w:noProof/>
-        </w:rPr>
-        <w:t xml:space="preserve"> Put our research questions into definitive wor</w:t>
-      </w:r>
-      <w:r>
-        <w:rPr>
-          <w:noProof/>
-        </w:rPr>
-        <w:t>d</w:t>
-      </w:r>
-      <w:r>
-        <w:rPr>
-          <w:noProof/>
-        </w:rPr>
-        <w:t>s.</w:t>
-      </w:r>
-    </w:p>
-    <w:p>
-      <w:pPr>
-        <w:ind w:left="0" w:firstLine="0"/>
-        <w:rPr>
-          <w:noProof/>
-        </w:rPr>
-      </w:pPr>
-    </w:p>
-    <w:p>
-      <w:pPr>
-        <w:ind w:left="0" w:firstLine="0"/>
-        <w:rPr>
-          <w:noProof/>
-        </w:rPr>
-      </w:pPr>
-      <w:r>
-        <w:rPr>
-          <w:noProof/>
-        </w:rPr>
-        <w:t>Saturday, October 17</w:t>
-      </w:r>
-    </w:p>
-    <w:p>
-      <w:pPr>
-        <w:ind w:left="0" w:firstLine="0"/>
-        <w:rPr>
-          <w:b/>
-          <w:bCs/>
-          <w:noProof/>
-        </w:rPr>
-      </w:pPr>
-      <w:r>
-        <w:rPr>
-          <w:b/>
-          <w:bCs/>
-          <w:noProof/>
-        </w:rPr>
-        <w:t>11:45</w:t>
-      </w:r>
-      <w:r>
-        <w:rPr>
-          <w:b/>
-          <w:bCs/>
-          <w:noProof/>
-        </w:rPr>
-        <w:t>AM</w:t>
-      </w:r>
-      <w:r>
-        <w:rPr>
-          <w:b/>
-          <w:bCs/>
-          <w:noProof/>
-        </w:rPr>
+        </w:rPr>
+        <w:t>7:00</w:t>
+      </w:r>
+      <w:r>
+        <w:rPr>
+          <w:b/>
+          <w:bCs/>
+        </w:rPr>
+        <w:t xml:space="preserve"> (2hrs </w:t>
+      </w:r>
+      <w:r>
+        <w:rPr>
+          <w:b/>
+          <w:bCs/>
+        </w:rPr>
+        <w:t>30</w:t>
+      </w:r>
+      <w:r>
+        <w:rPr>
+          <w:b/>
+          <w:bCs/>
+        </w:rPr>
+        <w:t xml:space="preserve"> min</w:t>
+      </w:r>
+      <w:r>
+        <w:rPr>
+          <w:b/>
+          <w:bCs/>
+        </w:rPr>
+        <w:t>)</w:t>
+      </w:r>
+    </w:p>
+    <w:p>
+      <w:r>
+        <w:t>Testing for any observable differences in token cost/time/</w:t>
+      </w:r>
+      <w:r>
+        <w:t xml:space="preserve">report </w:t>
+      </w:r>
+      <w:r>
+        <w:t>quality between Silent</w:t>
+      </w:r>
+      <w:r>
+        <w:t>C</w:t>
+      </w:r>
+      <w:r>
+        <w:t>artographer</w:t>
+      </w:r>
+      <w:r>
+        <w:t xml:space="preserve">V1 </w:t>
+      </w:r>
+      <w:r>
+        <w:t xml:space="preserve">with thinking enabled vs thinking disabled. </w:t>
+      </w:r>
+      <w:r>
+        <w:t>SilentCartographerV2 will have thinking hidden but enabled (--</w:t>
+      </w:r>
+      <w:proofErr w:type="spellStart"/>
+      <w:r>
+        <w:t>hidethinking</w:t>
+      </w:r>
+      <w:proofErr w:type="spellEnd"/>
+      <w:r>
+        <w:t>)</w:t>
+      </w:r>
+      <w:r>
+        <w:t>.</w:t>
+      </w:r>
+      <w:r>
+        <w:t xml:space="preserve"> Added cleanup of residual TOON file</w:t>
+      </w:r>
+      <w:r>
+        <w:t>, changed specification of xml when asking for input.</w:t>
+      </w:r>
+      <w:r>
+        <w:t xml:space="preserve"> Recorded data in my tests and examined differences in produced </w:t>
+      </w:r>
+      <w:r>
+        <w:t>reports.</w:t>
+      </w:r>
+      <w:r>
+        <w:t xml:space="preserve"> Wrote the findings into the research </w:t>
+      </w:r>
+      <w:proofErr w:type="spellStart"/>
+      <w:proofErr w:type="gramStart"/>
+      <w:r>
+        <w:t>report.s</w:t>
+      </w:r>
+      <w:proofErr w:type="spellEnd"/>
+      <w:proofErr w:type="gramEnd"/>
+    </w:p>
+    <w:p>
+      <w:r>
+        <w:t xml:space="preserve">Tests were </w:t>
+      </w:r>
+      <w:proofErr w:type="gramStart"/>
+      <w:r>
+        <w:t>ran</w:t>
+      </w:r>
+      <w:proofErr w:type="gramEnd"/>
+      <w:r>
+        <w:t xml:space="preserve"> against a human readable output of </w:t>
+      </w:r>
+      <w:proofErr w:type="gramStart"/>
+      <w:r>
+        <w:t>an</w:t>
+      </w:r>
+      <w:proofErr w:type="gramEnd"/>
+      <w:r>
         <w:t xml:space="preserve"> </w:t>
       </w:r>
-      <w:r>
-        <w:rPr>
-          <w:b/>
-          <w:bCs/>
-          <w:noProof/>
-        </w:rPr>
-        <w:t>–</w:t>
-      </w:r>
-      <w:r>
-        <w:rPr>
-          <w:b/>
-          <w:bCs/>
-          <w:noProof/>
-        </w:rPr>
-        <w:t xml:space="preserve"> </w:t>
-      </w:r>
-      <w:r>
-        <w:rPr>
-          <w:b/>
-          <w:bCs/>
-          <w:noProof/>
-        </w:rPr>
-        <w:t>1:15PM (1hr 30min)</w:t>
-      </w:r>
-    </w:p>
-    <w:p>
-      <w:pPr>
-        <w:ind w:left="0" w:firstLine="0"/>
-        <w:rPr>
-          <w:noProof/>
-        </w:rPr>
-      </w:pPr>
-      <w:r>
-        <w:rPr>
-          <w:noProof/>
-        </w:rPr>
-        <w:t xml:space="preserve">Work on research report. </w:t>
-      </w:r>
-      <w:r>
-        <w:rPr>
-          <w:noProof/>
-        </w:rPr>
-        <w:t>Reading through wireshark reports generated by LLM to attempt to verify their claims</w:t>
-      </w:r>
-      <w:r>
-        <w:rPr>
-          <w:noProof/>
-        </w:rPr>
-        <w:t xml:space="preserve"> and produce more findings with regards to traceability. Working on “for further research” section</w:t>
-      </w:r>
-      <w:r>
-        <w:rPr>
-          <w:noProof/>
-        </w:rPr>
-        <w:t>.</w:t>
-      </w:r>
-    </w:p>
-    <w:p>
-      <w:pPr>
-        <w:ind w:left="0" w:firstLine="0"/>
-        <w:rPr>
-          <w:b/>
-          <w:bCs/>
-          <w:noProof/>
-        </w:rPr>
-      </w:pPr>
-      <w:r>
-        <w:rPr>
-          <w:b/>
-          <w:bCs/>
-          <w:noProof/>
-        </w:rPr>
-        <w:t xml:space="preserve">4:30 </w:t>
-      </w:r>
-      <w:r>
-        <w:rPr>
-          <w:b/>
-          <w:bCs/>
-          <w:noProof/>
-        </w:rPr>
-        <w:t>–</w:t>
-      </w:r>
-      <w:r>
-        <w:rPr>
-          <w:b/>
-          <w:bCs/>
-          <w:noProof/>
-        </w:rPr>
-        <w:t xml:space="preserve"> </w:t>
-      </w:r>
-      <w:r>
-        <w:rPr>
-          <w:b/>
-          <w:bCs/>
-          <w:noProof/>
-        </w:rPr>
-        <w:t>5:45</w:t>
-      </w:r>
-      <w:r>
-        <w:rPr>
-          <w:b/>
-          <w:bCs/>
-          <w:noProof/>
-        </w:rPr>
-        <w:t>PM</w:t>
-      </w:r>
-      <w:r>
-        <w:rPr>
-          <w:b/>
-          <w:bCs/>
-          <w:noProof/>
-        </w:rPr>
-        <w:t xml:space="preserve"> (1hr 15min)</w:t>
-      </w:r>
-    </w:p>
-    <w:p>
-      <w:pPr>
-        <w:ind w:left="0" w:firstLine="0"/>
-        <w:rPr>
-          <w:noProof/>
-        </w:rPr>
-      </w:pPr>
-      <w:r>
-        <w:rPr>
-          <w:noProof/>
-        </w:rPr>
-        <w:t>More work on research report.</w:t>
-      </w:r>
-      <w:r>
-        <w:rPr>
-          <w:noProof/>
-        </w:rPr>
-        <w:t xml:space="preserve"> Added input data discussion, Corrupted input data finding.</w:t>
-      </w:r>
-      <w:r>
-        <w:rPr>
-          <w:noProof/>
-        </w:rPr>
-        <w:t xml:space="preserve"> More for future research.</w:t>
-      </w:r>
-    </w:p>
-    <w:p>
-      <w:pPr>
-        <w:ind w:left="0" w:firstLine="0"/>
-        <w:rPr>
-          <w:noProof/>
-        </w:rPr>
-      </w:pPr>
-      <w:r>
-        <w:rPr>
-          <w:noProof/>
-        </w:rPr>
-        <w:t>Sunday. October 18</w:t>
-      </w:r>
-    </w:p>
-    <w:p>
-      <w:pPr>
-        <w:ind w:left="0" w:firstLine="0"/>
-        <w:rPr>
-          <w:b/>
-          <w:bCs/>
-          <w:noProof/>
-        </w:rPr>
-      </w:pPr>
-      <w:r>
-        <w:rPr>
-          <w:b/>
-          <w:bCs/>
-          <w:noProof/>
-        </w:rPr>
-        <w:t>12:00</w:t>
-      </w:r>
-      <w:r>
-        <w:rPr>
-          <w:b/>
-          <w:bCs/>
-          <w:noProof/>
-        </w:rPr>
-        <w:t xml:space="preserve"> </w:t>
-      </w:r>
-      <w:r>
-        <w:rPr>
-          <w:b/>
-          <w:bCs/>
-          <w:noProof/>
-        </w:rPr>
-        <w:t>-</w:t>
-      </w:r>
-      <w:r>
-        <w:rPr>
-          <w:b/>
-          <w:bCs/>
-          <w:noProof/>
-        </w:rPr>
-        <w:t xml:space="preserve"> 1:00</w:t>
-      </w:r>
-      <w:r>
-        <w:rPr>
-          <w:b/>
-          <w:bCs/>
-          <w:noProof/>
-        </w:rPr>
-        <w:t>PM</w:t>
-      </w:r>
-      <w:r>
-        <w:rPr>
-          <w:b/>
-          <w:bCs/>
-          <w:noProof/>
-        </w:rPr>
-        <w:t xml:space="preserve"> (1hr)</w:t>
-      </w:r>
-    </w:p>
-    <w:p>
-      <w:pPr>
-        <w:ind w:left="0" w:firstLine="0"/>
-        <w:rPr>
-          <w:noProof/>
-        </w:rPr>
-      </w:pPr>
-      <w:r>
-        <w:rPr>
-          <w:noProof/>
-        </w:rPr>
-        <w:t>Work on research report</w:t>
-      </w:r>
-      <w:r>
-        <w:rPr>
-          <w:noProof/>
-        </w:rPr>
-        <w:t>, mostly writing about script development, producing more tables for tools section.</w:t>
-      </w:r>
-    </w:p>
-    <w:p>
-      <w:pPr>
-        <w:ind w:left="0" w:firstLine="0"/>
-        <w:rPr>
-          <w:b/>
-          <w:bCs/>
-          <w:noProof/>
-        </w:rPr>
-      </w:pPr>
-      <w:r>
-        <w:rPr>
-          <w:b/>
-          <w:bCs/>
-          <w:noProof/>
-        </w:rPr>
-        <w:t xml:space="preserve">2:45 – </w:t>
-      </w:r>
-      <w:r>
-        <w:rPr>
-          <w:b/>
-          <w:bCs/>
-          <w:noProof/>
-        </w:rPr>
-        <w:t>5:00</w:t>
-      </w:r>
-      <w:r>
-        <w:rPr>
-          <w:b/>
-          <w:bCs/>
-          <w:noProof/>
-        </w:rPr>
-        <w:t>PM</w:t>
-      </w:r>
-      <w:r>
-        <w:rPr>
-          <w:b/>
-          <w:bCs/>
-          <w:noProof/>
-        </w:rPr>
-        <w:t xml:space="preserve"> (2hrs 15</w:t>
-      </w:r>
-      <w:r>
-        <w:rPr>
-          <w:b/>
-          <w:bCs/>
-          <w:noProof/>
-        </w:rPr>
-        <w:t>min</w:t>
-      </w:r>
-      <w:r>
-        <w:rPr>
-          <w:b/>
-          <w:bCs/>
-          <w:noProof/>
-        </w:rPr>
-        <w:t>)</w:t>
-      </w:r>
-    </w:p>
-    <w:p>
-      <w:pPr>
-        <w:ind w:left="0" w:firstLine="0"/>
-        <w:rPr>
-          <w:noProof/>
-        </w:rPr>
-      </w:pPr>
-      <w:r>
-        <w:rPr>
-          <w:noProof/>
-        </w:rPr>
-        <w:t>More work on research report.</w:t>
-      </w:r>
-      <w:r>
-        <w:rPr>
-          <w:noProof/>
-        </w:rPr>
-        <w:t xml:space="preserve"> Generation period, consideration of development time, Future Research section, future hybridized testing scheme. Conclusion draft.</w:t>
-      </w:r>
-      <w:r>
-        <w:rPr>
-          <w:noProof/>
-        </w:rPr>
-        <w:t xml:space="preserve"> Explanation of the superiority of the model (gemma4:26b), why it was picked. Recommend future research trying the higher parameter models and windows based GUI tools like openwebui.</w:t>
-      </w:r>
-    </w:p>
-    <w:p>
-      <w:pPr>
-        <w:ind w:left="0" w:firstLine="0"/>
-        <w:rPr>
-          <w:noProof/>
-        </w:rPr>
-      </w:pPr>
-    </w:p>
-    <w:p>
-      <w:pPr>
-        <w:ind w:left="0" w:firstLine="0"/>
-        <w:rPr>
-          <w:noProof/>
-        </w:rPr>
-      </w:pPr>
-    </w:p>
-    <w:p>
-      <w:pPr>
-        <w:ind w:left="0" w:firstLine="0"/>
-        <w:rPr>
-          <w:noProof/>
-        </w:rPr>
-      </w:pPr>
-    </w:p>
-    <w:p>
-      <w:pPr>
-        <w:ind w:left="0" w:firstLine="0"/>
-        <w:rPr>
-          <w:noProof/>
-        </w:rPr>
-      </w:pPr>
-    </w:p>
-    <w:p>
-      <w:pPr>
-        <w:ind w:left="0" w:firstLine="0"/>
-        <w:rPr>
-          <w:noProof/>
-        </w:rPr>
-      </w:pPr>
-    </w:p>
-    <w:p>
-      <w:pPr>
-        <w:ind w:left="0" w:firstLine="0"/>
-        <w:rPr>
-          <w:noProof/>
-        </w:rPr>
-      </w:pPr>
-    </w:p>
-    <w:p>
-      <w:pPr>
-        <w:ind w:left="0" w:firstLine="0"/>
-        <w:rPr>
-          <w:noProof/>
-        </w:rPr>
-      </w:pPr>
-    </w:p>
-    <w:p>
-      <w:pPr>
-        <w:ind w:left="0" w:firstLine="0"/>
-        <w:rPr>
-          <w:noProof/>
-        </w:rPr>
-      </w:pPr>
-    </w:p>
-    <w:p>
-      <w:pPr>
-        <w:ind w:left="0" w:firstLine="0"/>
-        <w:rPr>
-          <w:noProof/>
-        </w:rPr>
-      </w:pPr>
-    </w:p>
-    <w:p>
-      <w:pPr>
-        <w:ind w:left="0" w:firstLine="0"/>
-        <w:rPr>
-          <w:noProof/>
-        </w:rPr>
-      </w:pPr>
-    </w:p>
-    <w:p>
-      <w:pPr>
-        <w:ind w:left="0" w:firstLine="0"/>
-        <w:rPr>
-          <w:noProof/>
-        </w:rPr>
-      </w:pPr>
-    </w:p>
-    <w:p>
-      <w:pPr>
-        <w:ind w:left="0" w:firstLine="0"/>
-        <w:rPr>
-          <w:noProof/>
-        </w:rPr>
-      </w:pPr>
-    </w:p>
-    <w:p>
-      <w:pPr>
-        <w:ind w:left="0" w:firstLine="0"/>
-        <w:rPr>
-          <w:noProof/>
-        </w:rPr>
-      </w:pPr>
-    </w:p>
-    <w:p>
-      <w:pPr>
-        <w:ind w:left="0" w:firstLine="0"/>
-        <w:rPr>
-          <w:noProof/>
-        </w:rPr>
-      </w:pPr>
-    </w:p>
-    <w:p>
-      <w:pPr>
-        <w:ind w:left="0" w:firstLine="0"/>
-        <w:rPr>
-          <w:noProof/>
-        </w:rPr>
-      </w:pPr>
-    </w:p>
-    <w:p>
-      <w:pPr>
-        <w:ind w:left="0" w:firstLine="0"/>
-        <w:rPr>
-          <w:noProof/>
-        </w:rPr>
-      </w:pPr>
-    </w:p>
-    <w:p>
-      <w:pPr>
-        <w:ind w:left="0" w:firstLine="0"/>
-        <w:rPr>
-          <w:noProof/>
-        </w:rPr>
-      </w:pPr>
-    </w:p>
-    <w:p>
-      <w:pPr>
-        <w:ind w:left="0" w:firstLine="0"/>
-      </w:pPr>
-    </w:p>
-    <w:p>
-      <w:pPr>
-        <w:pStyle w:val="Heading2"/>
-      </w:pPr>
-      <w:bookmarkStart w:id="8" w:name="_Toc243065263"/>
-      <w:r>
-        <w:t>Testing</w:t>
-      </w:r>
-      <w:bookmarkEnd w:id="8"/>
-    </w:p>
-    <w:p>
-      <w:r>
-        <w:t>Wednesday, October 14</w:t>
-      </w:r>
-    </w:p>
-    <w:p>
-      <w:pPr>
-        <w:rPr>
-          <w:b/>
-          <w:bCs/>
-        </w:rPr>
-      </w:pPr>
-      <w:r>
-        <w:rPr>
-          <w:b/>
-          <w:bCs/>
-        </w:rPr>
-        <w:t xml:space="preserve">4:30 </w:t>
-      </w:r>
-      <w:r>
-        <w:rPr>
-          <w:b/>
-          <w:bCs/>
-        </w:rPr>
-        <w:t>–</w:t>
-      </w:r>
-      <w:r>
-        <w:rPr>
-          <w:b/>
-          <w:bCs/>
-        </w:rPr>
-        <w:t xml:space="preserve"> </w:t>
-      </w:r>
-      <w:r>
-        <w:rPr>
-          <w:b/>
-          <w:bCs/>
-        </w:rPr>
-        <w:t>7:00</w:t>
-      </w:r>
-      <w:r>
-        <w:rPr>
-          <w:b/>
-          <w:bCs/>
-        </w:rPr>
-        <w:t xml:space="preserve"> (2hrs </w:t>
-      </w:r>
-      <w:r>
-        <w:rPr>
-          <w:b/>
-          <w:bCs/>
-        </w:rPr>
-        <w:t>30</w:t>
-      </w:r>
-      <w:r>
-        <w:rPr>
-          <w:b/>
-          <w:bCs/>
-        </w:rPr>
-        <w:t xml:space="preserve"> min</w:t>
-      </w:r>
-      <w:r>
-        <w:rPr>
-          <w:b/>
-          <w:bCs/>
-        </w:rPr>
-        <w:t>)</w:t>
-      </w:r>
-    </w:p>
-    <w:p>
-      <w:r>
-        <w:t>Testing for any observable differences in token cost/time/</w:t>
-      </w:r>
-      <w:r>
-        <w:t xml:space="preserve">report </w:t>
-      </w:r>
-      <w:r>
-        <w:t>quality between Silent</w:t>
-      </w:r>
-      <w:r>
-        <w:t>C</w:t>
-      </w:r>
-      <w:r>
-        <w:t>artographer</w:t>
-      </w:r>
-      <w:r>
-        <w:t xml:space="preserve">V1 </w:t>
-      </w:r>
-      <w:r>
-        <w:t xml:space="preserve">with thinking enabled vs thinking disabled. </w:t>
-      </w:r>
-      <w:r>
-        <w:t>SilentCartographerV2 will have thinking hidden but enabled (--hidethinking)</w:t>
-      </w:r>
-      <w:r>
-        <w:t>.</w:t>
-      </w:r>
-      <w:r>
-        <w:t xml:space="preserve"> Added cleanup of residual TOON file</w:t>
-      </w:r>
-      <w:r>
-        <w:t>, changed specification of xml when asking for input.</w:t>
-      </w:r>
-      <w:r>
-        <w:t xml:space="preserve"> Recorded data in my tests and examined differences in produced </w:t>
-      </w:r>
-      <w:r>
-        <w:t>reports.</w:t>
-      </w:r>
-      <w:r>
-        <w:t xml:space="preserve"> Wrote the findings into the research report.s</w:t>
-      </w:r>
-    </w:p>
-    <w:p>
-      <w:r>
-        <w:t>Tests were ran against a human readable output of an nmap scan.</w:t>
+      <w:proofErr w:type="spellStart"/>
+      <w:r>
+        <w:t>nmap</w:t>
+      </w:r>
+      <w:proofErr w:type="spellEnd"/>
+      <w:r>
+        <w:t xml:space="preserve"> scan.</w:t>
       </w:r>
       <w:r>
         <w:t xml:space="preserve"> Much shorter than an xml.</w:t>
@@ -5985,6 +6010,36 @@
     </w:p>
     <w:p>
       <w:pPr>
+        <w:pStyle w:val="TNR"/>
+      </w:pPr>
+    </w:p>
+    <w:p>
+      <w:pPr>
+        <w:pStyle w:val="TNR"/>
+      </w:pPr>
+    </w:p>
+    <w:p>
+      <w:pPr>
+        <w:pStyle w:val="TNR"/>
+      </w:pPr>
+    </w:p>
+    <w:p>
+      <w:pPr>
+        <w:pStyle w:val="TNR"/>
+      </w:pPr>
+    </w:p>
+    <w:p>
+      <w:pPr>
+        <w:pStyle w:val="TNR"/>
+      </w:pPr>
+    </w:p>
+    <w:p>
+      <w:pPr>
+        <w:pStyle w:val="TNR"/>
+      </w:pPr>
+    </w:p>
+    <w:p>
+      <w:pPr>
         <w:ind w:left="0" w:firstLine="0"/>
         <w:rPr>
           <w:b/>
@@ -5992,72 +6047,13 @@
           <w:sz w:val="24"/>
         </w:rPr>
       </w:pPr>
-    </w:p>
-    <w:p>
-      <w:pPr>
-        <w:ind w:left="0" w:firstLine="0"/>
+      <w:r>
         <w:rPr>
           <w:b/>
           <w:bCs/>
           <w:sz w:val="24"/>
         </w:rPr>
-      </w:pPr>
-    </w:p>
-    <w:p>
-      <w:pPr>
-        <w:ind w:left="0" w:firstLine="0"/>
-        <w:rPr>
-          <w:b/>
-          <w:bCs/>
-          <w:sz w:val="24"/>
-        </w:rPr>
-      </w:pPr>
-    </w:p>
-    <w:p>
-      <w:pPr>
-        <w:ind w:left="0" w:firstLine="0"/>
-        <w:rPr>
-          <w:b/>
-          <w:bCs/>
-          <w:sz w:val="24"/>
-        </w:rPr>
-      </w:pPr>
-    </w:p>
-    <w:p>
-      <w:pPr>
-        <w:ind w:left="0" w:firstLine="0"/>
-        <w:rPr>
-          <w:b/>
-          <w:bCs/>
-          <w:sz w:val="24"/>
-        </w:rPr>
-      </w:pPr>
-    </w:p>
-    <w:p>
-      <w:pPr>
-        <w:ind w:left="0" w:firstLine="0"/>
-        <w:rPr>
-          <w:b/>
-          <w:bCs/>
-          <w:sz w:val="24"/>
-        </w:rPr>
-      </w:pPr>
-    </w:p>
-    <w:p>
-      <w:pPr>
-        <w:ind w:left="0" w:firstLine="0"/>
-        <w:rPr>
-          <w:b/>
-          <w:bCs/>
-          <w:sz w:val="24"/>
-        </w:rPr>
-      </w:pPr>
-      <w:r>
-        <w:rPr>
-          <w:b/>
-          <w:bCs/>
-          <w:sz w:val="24"/>
-        </w:rPr>
+        <w:lastRenderedPageBreak/>
         <w:t>Quality</w:t>
       </w:r>
     </w:p>
@@ -6075,6 +6071,7 @@
         </w:rPr>
         <w:t xml:space="preserve">LLM misspelled </w:t>
       </w:r>
+      <w:proofErr w:type="spellStart"/>
       <w:r>
         <w:rPr>
           <w:b/>
@@ -6089,6 +6086,7 @@
         </w:rPr>
         <w:t>etasploitable</w:t>
       </w:r>
+      <w:proofErr w:type="spellEnd"/>
     </w:p>
     <w:p>
       <w:r>
@@ -6157,15 +6155,48 @@
     <w:p/>
     <w:p/>
     <w:p/>
-    <w:p/>
-    <w:p/>
-    <w:p/>
-    <w:p/>
-    <w:p/>
-    <w:p/>
-    <w:p>
-      <w:r>
-        <w:t xml:space="preserve">One extremely interesting finding is that ALL of the reports generated with thinking disabled all </w:t>
+    <w:p>
+      <w:pPr>
+        <w:ind w:left="0" w:firstLine="0"/>
+      </w:pPr>
+    </w:p>
+    <w:p>
+      <w:pPr>
+        <w:ind w:left="0" w:firstLine="0"/>
+      </w:pPr>
+    </w:p>
+    <w:p>
+      <w:pPr>
+        <w:ind w:left="0" w:firstLine="0"/>
+      </w:pPr>
+    </w:p>
+    <w:p>
+      <w:pPr>
+        <w:ind w:left="0" w:firstLine="0"/>
+      </w:pPr>
+    </w:p>
+    <w:p>
+      <w:pPr>
+        <w:ind w:left="0" w:firstLine="0"/>
+      </w:pPr>
+    </w:p>
+    <w:p>
+      <w:pPr>
+        <w:ind w:left="0" w:firstLine="0"/>
+      </w:pPr>
+    </w:p>
+    <w:p>
+      <w:r>
+        <w:lastRenderedPageBreak/>
+        <w:t xml:space="preserve">One extremely interesting finding is that </w:t>
+      </w:r>
+      <w:proofErr w:type="gramStart"/>
+      <w:r>
+        <w:t>ALL of</w:t>
+      </w:r>
+      <w:proofErr w:type="gramEnd"/>
+      <w:r>
+        <w:t xml:space="preserve"> the reports generated with thinking disabled all </w:t>
       </w:r>
       <w:r>
         <w:t xml:space="preserve">erroneously </w:t>
@@ -6236,26 +6267,60 @@
         </w:drawing>
       </w:r>
     </w:p>
-    <w:p>
-      <w:r>
+    <w:p/>
+    <w:p/>
+    <w:p/>
+    <w:p/>
+    <w:p/>
+    <w:p/>
+    <w:p/>
+    <w:p/>
+    <w:p/>
+    <w:p/>
+    <w:p/>
+    <w:p/>
+    <w:p/>
+    <w:p/>
+    <w:p/>
+    <w:p/>
+    <w:p/>
+    <w:p/>
+    <w:p>
+      <w:r>
+        <w:lastRenderedPageBreak/>
         <w:t>The reason why is bec</w:t>
       </w:r>
       <w:r>
-        <w:t>ause the script prompt chunks by splitting this 82-line source scan in half (highlighted). The scan for host .21 (metasploitable) (1) is cut off during this process (2). Because this data appears in the second chunk above host .22’s scan (5), it is associated with the orphaned service info (4), (5) by the LLM. Even though the raw data</w:t>
+        <w:t>ause the script prompt chunks by splitting this 82-line source scan in half (highlighted). The scan for host .21 (</w:t>
+      </w:r>
+      <w:proofErr w:type="spellStart"/>
+      <w:r>
+        <w:t>metasploitable</w:t>
+      </w:r>
+      <w:proofErr w:type="spellEnd"/>
+      <w:r>
+        <w:t>) (1) is cut off during this process (2). Because this data appears in the second chunk above host .22’s scan (5), it is associated with the orphaned service info (4), (5) by the LLM. Even though the raw data</w:t>
       </w:r>
       <w:r>
         <w:t xml:space="preserve"> from the Nmap scan</w:t>
       </w:r>
       <w:r>
-        <w:t xml:space="preserve"> actually points differently.</w:t>
-      </w:r>
-    </w:p>
-    <w:p>
-      <w:r>
-        <w:rPr>
-          <w:noProof/>
-        </w:rPr>
-        <w:lastRenderedPageBreak/>
+        <w:t xml:space="preserve"> </w:t>
+      </w:r>
+      <w:proofErr w:type="gramStart"/>
+      <w:r>
+        <w:t>actually points</w:t>
+      </w:r>
+      <w:proofErr w:type="gramEnd"/>
+      <w:r>
+        <w:t xml:space="preserve"> differently.</w:t>
+      </w:r>
+    </w:p>
+    <w:p>
+      <w:r>
+        <w:rPr>
+          <w:noProof/>
+        </w:rPr>
         <w:drawing>
           <wp:inline distT="0" distB="0" distL="0" distR="0" wp14:anchorId="181B0E53" wp14:editId="4D969391">
             <wp:extent cx="4826441" cy="4143369"/>
@@ -6295,10 +6360,26 @@
     </w:p>
     <w:p>
       <w:r>
-        <w:t xml:space="preserve">The script with thinking enabled on its prompts however is able to piece together and recontextualize the chunks more accurately. </w:t>
-      </w:r>
-      <w:r>
-        <w:t xml:space="preserve">This is evident in ALL of the reports I generated. </w:t>
+        <w:t xml:space="preserve">The script with thinking enabled on its prompts however </w:t>
+      </w:r>
+      <w:proofErr w:type="gramStart"/>
+      <w:r>
+        <w:t>is able to</w:t>
+      </w:r>
+      <w:proofErr w:type="gramEnd"/>
+      <w:r>
+        <w:t xml:space="preserve"> piece together and recontextualize the chunks more accurately. </w:t>
+      </w:r>
+      <w:r>
+        <w:t xml:space="preserve">This is evident in </w:t>
+      </w:r>
+      <w:proofErr w:type="gramStart"/>
+      <w:r>
+        <w:t>ALL of</w:t>
+      </w:r>
+      <w:proofErr w:type="gramEnd"/>
+      <w:r>
+        <w:t xml:space="preserve"> the reports I generated. </w:t>
       </w:r>
       <w:r>
         <w:t>They are all able to assign the exposed services to the host that the original Nmap scan identified.</w:t>
@@ -6416,7 +6497,15 @@
         <w:t>Testing limit of forced context</w:t>
       </w:r>
       <w:r>
-        <w:t xml:space="preserve"> by modifying ollama service override.</w:t>
+        <w:t xml:space="preserve"> by modifying </w:t>
+      </w:r>
+      <w:proofErr w:type="spellStart"/>
+      <w:r>
+        <w:t>ollama</w:t>
+      </w:r>
+      <w:proofErr w:type="spellEnd"/>
+      <w:r>
+        <w:t xml:space="preserve"> service override.</w:t>
       </w:r>
       <w:r>
         <w:t xml:space="preserve"> Starting at 50000 tokens max</w:t>
@@ -6514,13 +6603,26 @@
         <w:t>Troubleshooted context remaining at 32k</w:t>
       </w:r>
       <w:r>
-        <w:t xml:space="preserve">, turns out you have to restart </w:t>
+        <w:t xml:space="preserve">, turns out you </w:t>
+      </w:r>
+      <w:proofErr w:type="gramStart"/>
+      <w:r>
+        <w:t>have to</w:t>
+      </w:r>
+      <w:proofErr w:type="gramEnd"/>
+      <w:r>
+        <w:t xml:space="preserve"> restart </w:t>
       </w:r>
       <w:r>
         <w:t xml:space="preserve">the </w:t>
       </w:r>
-      <w:r>
-        <w:t>ollama service too.</w:t>
+      <w:proofErr w:type="spellStart"/>
+      <w:r>
+        <w:t>ollama</w:t>
+      </w:r>
+      <w:proofErr w:type="spellEnd"/>
+      <w:r>
+        <w:t xml:space="preserve"> service too.</w:t>
       </w:r>
     </w:p>
     <w:p>
@@ -6574,7 +6676,15 @@
         <w:t>Test new context length on the 7k packet long “evidence02.pcapng”</w:t>
       </w:r>
       <w:r>
-        <w:t>, get familiar result, context of proprietary gemma4-df:latest model hard set to 32</w:t>
+        <w:t>, get familiar result, context of proprietary gemma4-</w:t>
+      </w:r>
+      <w:proofErr w:type="gramStart"/>
+      <w:r>
+        <w:t>df:latest</w:t>
+      </w:r>
+      <w:proofErr w:type="gramEnd"/>
+      <w:r>
+        <w:t xml:space="preserve"> model hard set to 32</w:t>
       </w:r>
       <w:r>
         <w:t>k. gemma4:26b is possible to override.</w:t>
@@ -6624,7 +6734,31 @@
     </w:p>
     <w:p>
       <w:r>
-        <w:t>Also realised the ollama service runs for 4 minutes after initial execution, this is why ollama doesn’t seem to shut down for awhile in my experience.</w:t>
+        <w:t xml:space="preserve">Also realised the </w:t>
+      </w:r>
+      <w:proofErr w:type="spellStart"/>
+      <w:r>
+        <w:t>ollama</w:t>
+      </w:r>
+      <w:proofErr w:type="spellEnd"/>
+      <w:r>
+        <w:t xml:space="preserve"> service runs for 4 minutes after initial execution, this is why </w:t>
+      </w:r>
+      <w:proofErr w:type="spellStart"/>
+      <w:r>
+        <w:t>ollama</w:t>
+      </w:r>
+      <w:proofErr w:type="spellEnd"/>
+      <w:r>
+        <w:t xml:space="preserve"> doesn’t seem to shut down for </w:t>
+      </w:r>
+      <w:proofErr w:type="spellStart"/>
+      <w:r>
+        <w:t>awhile</w:t>
+      </w:r>
+      <w:proofErr w:type="spellEnd"/>
+      <w:r>
+        <w:t xml:space="preserve"> in my experience.</w:t>
       </w:r>
     </w:p>
     <w:p>
@@ -6671,11 +6805,24 @@
     </w:p>
     <w:p>
       <w:r>
-        <w:t>Created a new copy of gemma4-df:latest with 64k context</w:t>
-      </w:r>
-      <w:r>
-        <w:t xml:space="preserve"> called “gemma4-df-64k:latest</w:t>
-      </w:r>
+        <w:t>Created a new copy of gemma4-</w:t>
+      </w:r>
+      <w:proofErr w:type="gramStart"/>
+      <w:r>
+        <w:t>df:latest</w:t>
+      </w:r>
+      <w:proofErr w:type="gramEnd"/>
+      <w:r>
+        <w:t xml:space="preserve"> with 64k context</w:t>
+      </w:r>
+      <w:r>
+        <w:t xml:space="preserve"> called “gemma4-df-64</w:t>
+      </w:r>
+      <w:proofErr w:type="gramStart"/>
+      <w:r>
+        <w:t>k:latest</w:t>
+      </w:r>
+      <w:proofErr w:type="gramEnd"/>
       <w:r>
         <w:t>”</w:t>
       </w:r>
@@ -6773,8 +6920,13 @@
       </w:r>
     </w:p>
     <w:p/>
-    <w:p>
-      <w:r>
+    <w:p/>
+    <w:p/>
+    <w:p/>
+    <w:p/>
+    <w:p>
+      <w:r>
+        <w:lastRenderedPageBreak/>
         <w:t>A monstrous total token cost.</w:t>
       </w:r>
     </w:p>
@@ -6783,7 +6935,6 @@
         <w:rPr>
           <w:noProof/>
         </w:rPr>
-        <w:lastRenderedPageBreak/>
         <w:drawing>
           <wp:inline distT="0" distB="0" distL="0" distR="0" wp14:anchorId="47AB8AC4" wp14:editId="0D488E8D">
             <wp:extent cx="5729605" cy="4961890"/>
@@ -6865,6 +7016,11 @@
       <w:pPr>
         <w:ind w:left="0" w:firstLine="0"/>
       </w:pPr>
+    </w:p>
+    <w:p>
+      <w:pPr>
+        <w:ind w:left="0" w:firstLine="0"/>
+      </w:pPr>
       <w:r>
         <w:t>The 3rd quarter of raw data starts at 3710 and ends at 5556</w:t>
       </w:r>
@@ -6877,7 +7033,6 @@
         <w:rPr>
           <w:noProof/>
         </w:rPr>
-        <w:lastRenderedPageBreak/>
         <w:drawing>
           <wp:inline distT="0" distB="0" distL="0" distR="0" wp14:anchorId="3C6219A9" wp14:editId="5138C615">
             <wp:extent cx="2743200" cy="1214078"/>
@@ -7027,7 +7182,49 @@
         <w:ind w:left="0" w:firstLine="0"/>
       </w:pPr>
       <w:r>
-        <w:t>At this point im only riding on experience that the LLM cant actually see the first packet. It’s possible that it can but that some other function of AI is preventing it from accessing that content, its also possible that asking every sub prompt to find the range is extremely taxing as those two pieces of data are very far from eachother.</w:t>
+        <w:t xml:space="preserve">At this point </w:t>
+      </w:r>
+      <w:proofErr w:type="spellStart"/>
+      <w:r>
+        <w:t>im</w:t>
+      </w:r>
+      <w:proofErr w:type="spellEnd"/>
+      <w:r>
+        <w:t xml:space="preserve"> only riding on experience that the LLM </w:t>
+      </w:r>
+      <w:proofErr w:type="gramStart"/>
+      <w:r>
+        <w:t>cant</w:t>
+      </w:r>
+      <w:proofErr w:type="gramEnd"/>
+      <w:r>
+        <w:t xml:space="preserve"> </w:t>
+      </w:r>
+      <w:proofErr w:type="gramStart"/>
+      <w:r>
+        <w:t>actually see</w:t>
+      </w:r>
+      <w:proofErr w:type="gramEnd"/>
+      <w:r>
+        <w:t xml:space="preserve"> the first packet. It’s possible that it can but that some other function of AI is preventing it from accessing that content, </w:t>
+      </w:r>
+      <w:proofErr w:type="spellStart"/>
+      <w:proofErr w:type="gramStart"/>
+      <w:r>
+        <w:t>its</w:t>
+      </w:r>
+      <w:proofErr w:type="spellEnd"/>
+      <w:proofErr w:type="gramEnd"/>
+      <w:r>
+        <w:t xml:space="preserve"> also possible that asking every sub prompt to find the range is extremely taxing as those two pieces of data are very far from </w:t>
+      </w:r>
+      <w:proofErr w:type="spellStart"/>
+      <w:r>
+        <w:t>eachother</w:t>
+      </w:r>
+      <w:proofErr w:type="spellEnd"/>
+      <w:r>
+        <w:t>.</w:t>
       </w:r>
       <w:r>
         <w:t xml:space="preserve"> The actual content of the </w:t>
@@ -7046,56 +7243,55 @@
       <w:pPr>
         <w:ind w:left="0" w:firstLine="0"/>
       </w:pPr>
-      <w:r>
-        <w:t>Next I will try enabling thinking.</w:t>
-      </w:r>
-    </w:p>
-    <w:p>
-      <w:pPr>
-        <w:ind w:left="0" w:firstLine="0"/>
-      </w:pPr>
-    </w:p>
-    <w:p>
-      <w:pPr>
-        <w:ind w:left="0" w:firstLine="0"/>
-      </w:pPr>
-    </w:p>
-    <w:p>
-      <w:pPr>
-        <w:ind w:left="0" w:firstLine="0"/>
-      </w:pPr>
-    </w:p>
-    <w:p>
-      <w:pPr>
-        <w:ind w:left="0" w:firstLine="0"/>
-      </w:pPr>
-    </w:p>
-    <w:p>
-      <w:pPr>
-        <w:ind w:left="0" w:firstLine="0"/>
-      </w:pPr>
-    </w:p>
-    <w:p>
-      <w:pPr>
-        <w:ind w:left="0" w:firstLine="0"/>
-      </w:pPr>
-    </w:p>
-    <w:p>
-      <w:pPr>
-        <w:ind w:left="0" w:firstLine="0"/>
-      </w:pPr>
-    </w:p>
-    <w:p>
-      <w:pPr>
-        <w:ind w:left="0" w:firstLine="0"/>
-      </w:pPr>
-    </w:p>
-    <w:p>
-      <w:pPr>
-        <w:ind w:left="0" w:firstLine="0"/>
-      </w:pPr>
-      <w:r>
-        <w:lastRenderedPageBreak/>
+      <w:proofErr w:type="gramStart"/>
+      <w:r>
+        <w:t>Next</w:t>
+      </w:r>
+      <w:proofErr w:type="gramEnd"/>
+      <w:r>
+        <w:t xml:space="preserve"> I will try enabling thinking.</w:t>
+      </w:r>
+    </w:p>
+    <w:p>
+      <w:pPr>
+        <w:ind w:left="0" w:firstLine="0"/>
+      </w:pPr>
+    </w:p>
+    <w:p>
+      <w:pPr>
+        <w:ind w:left="0" w:firstLine="0"/>
+      </w:pPr>
+    </w:p>
+    <w:p>
+      <w:pPr>
+        <w:ind w:left="0" w:firstLine="0"/>
+      </w:pPr>
+    </w:p>
+    <w:p>
+      <w:pPr>
+        <w:ind w:left="0" w:firstLine="0"/>
+      </w:pPr>
+    </w:p>
+    <w:p>
+      <w:pPr>
+        <w:ind w:left="0" w:firstLine="0"/>
+      </w:pPr>
+    </w:p>
+    <w:p>
+      <w:pPr>
+        <w:ind w:left="0" w:firstLine="0"/>
+      </w:pPr>
+    </w:p>
+    <w:p>
+      <w:pPr>
+        <w:ind w:left="0" w:firstLine="0"/>
+      </w:pPr>
+    </w:p>
+    <w:p>
+      <w:pPr>
+        <w:ind w:left="0" w:firstLine="0"/>
+      </w:pPr>
+      <w:r>
         <w:t>Friday, 16 October</w:t>
       </w:r>
     </w:p>
@@ -7147,7 +7343,15 @@
         <w:t>the machine and LLM</w:t>
       </w:r>
       <w:r>
-        <w:t xml:space="preserve"> to the limits, using thinking on the four prompt solution, recording hardware metrics during</w:t>
+        <w:t xml:space="preserve"> to the limits, using thinking on the </w:t>
+      </w:r>
+      <w:proofErr w:type="gramStart"/>
+      <w:r>
+        <w:t>four prompt</w:t>
+      </w:r>
+      <w:proofErr w:type="gramEnd"/>
+      <w:r>
+        <w:t xml:space="preserve"> solution, recording hardware metrics during</w:t>
       </w:r>
       <w:r>
         <w:t xml:space="preserve"> and moving them to git</w:t>
@@ -7520,6 +7724,7 @@
         <w:rPr>
           <w:noProof/>
         </w:rPr>
+        <w:lastRenderedPageBreak/>
         <w:drawing>
           <wp:inline distT="0" distB="0" distL="0" distR="0" wp14:anchorId="6AB799BA" wp14:editId="358D7FCD">
             <wp:extent cx="5000625" cy="5122552"/>
@@ -7562,95 +7767,119 @@
         <w:ind w:left="0" w:firstLine="0"/>
       </w:pPr>
       <w:r>
+        <w:t>Saturday, 17 October</w:t>
+      </w:r>
+    </w:p>
+    <w:p>
+      <w:pPr>
+        <w:ind w:left="0" w:firstLine="0"/>
+        <w:rPr>
+          <w:b/>
+          <w:bCs/>
+        </w:rPr>
+      </w:pPr>
+      <w:r>
+        <w:rPr>
+          <w:b/>
+          <w:bCs/>
+        </w:rPr>
+        <w:t xml:space="preserve">5:45 </w:t>
+      </w:r>
+      <w:r>
+        <w:rPr>
+          <w:b/>
+          <w:bCs/>
+        </w:rPr>
+        <w:t>–</w:t>
+      </w:r>
+      <w:r>
+        <w:rPr>
+          <w:b/>
+          <w:bCs/>
+        </w:rPr>
+        <w:t xml:space="preserve"> </w:t>
+      </w:r>
+      <w:r>
+        <w:rPr>
+          <w:b/>
+          <w:bCs/>
+        </w:rPr>
+        <w:t>6:00 (15min)</w:t>
+      </w:r>
+    </w:p>
+    <w:p>
+      <w:pPr>
+        <w:ind w:left="0" w:firstLine="0"/>
+      </w:pPr>
+      <w:r>
+        <w:t>Testing higher context models on images.</w:t>
+      </w:r>
+      <w:r>
+        <w:t xml:space="preserve"> </w:t>
+      </w:r>
+      <w:r>
+        <w:t>During previous testing we</w:t>
+      </w:r>
+      <w:r>
+        <w:t xml:space="preserve"> only had 4k</w:t>
+      </w:r>
+      <w:r>
+        <w:t xml:space="preserve"> </w:t>
+      </w:r>
+      <w:r>
+        <w:t>context models.</w:t>
+      </w:r>
+    </w:p>
+    <w:p>
+      <w:pPr>
+        <w:ind w:left="0" w:firstLine="0"/>
+      </w:pPr>
+      <w:r>
+        <w:t xml:space="preserve">Notably, the previous time I tested this, it got some of the words wrong and asserted some idea of what the last words (1) say, with the temperature reduced, it no longer asserts an incorrect assumption, but is able to claim </w:t>
+      </w:r>
+      <w:proofErr w:type="spellStart"/>
+      <w:r>
+        <w:t>its</w:t>
+      </w:r>
+      <w:proofErr w:type="spellEnd"/>
+      <w:r>
+        <w:t xml:space="preserve"> impossible to read</w:t>
+      </w:r>
+      <w:r>
+        <w:t xml:space="preserve"> </w:t>
+      </w:r>
+      <w:r>
+        <w:t>(2).</w:t>
+      </w:r>
+      <w:r>
+        <w:t xml:space="preserve"> The token count isn’t </w:t>
+      </w:r>
+      <w:proofErr w:type="gramStart"/>
+      <w:r>
+        <w:t>actually below</w:t>
+      </w:r>
+      <w:proofErr w:type="gramEnd"/>
+      <w:r>
+        <w:t xml:space="preserve"> what we had access to earlier either. </w:t>
+      </w:r>
+      <w:proofErr w:type="gramStart"/>
+      <w:r>
+        <w:t>So</w:t>
+      </w:r>
+      <w:proofErr w:type="gramEnd"/>
+      <w:r>
+        <w:t xml:space="preserve"> vision prompts really aren’t helped by context.</w:t>
+      </w:r>
+    </w:p>
+    <w:p>
+      <w:pPr>
+        <w:ind w:left="0" w:firstLine="0"/>
+      </w:pPr>
+      <w:r>
+        <w:rPr>
+          <w:noProof/>
+        </w:rPr>
         <w:lastRenderedPageBreak/>
-        <w:t>Saturday, 17 October</w:t>
-      </w:r>
-    </w:p>
-    <w:p>
-      <w:pPr>
-        <w:ind w:left="0" w:firstLine="0"/>
-        <w:rPr>
-          <w:b/>
-          <w:bCs/>
-        </w:rPr>
-      </w:pPr>
-      <w:r>
-        <w:rPr>
-          <w:b/>
-          <w:bCs/>
-        </w:rPr>
-        <w:t xml:space="preserve">5:45 </w:t>
-      </w:r>
-      <w:r>
-        <w:rPr>
-          <w:b/>
-          <w:bCs/>
-        </w:rPr>
-        <w:t>–</w:t>
-      </w:r>
-      <w:r>
-        <w:rPr>
-          <w:b/>
-          <w:bCs/>
-        </w:rPr>
-        <w:t xml:space="preserve"> </w:t>
-      </w:r>
-      <w:r>
-        <w:rPr>
-          <w:b/>
-          <w:bCs/>
-        </w:rPr>
-        <w:t>6:00 (15min)</w:t>
-      </w:r>
-    </w:p>
-    <w:p>
-      <w:pPr>
-        <w:ind w:left="0" w:firstLine="0"/>
-      </w:pPr>
-      <w:r>
-        <w:t>Testing higher context models on images.</w:t>
-      </w:r>
-      <w:r>
-        <w:t xml:space="preserve"> </w:t>
-      </w:r>
-      <w:r>
-        <w:t>During previous testing we</w:t>
-      </w:r>
-      <w:r>
-        <w:t xml:space="preserve"> only had 4k</w:t>
-      </w:r>
-      <w:r>
-        <w:t xml:space="preserve"> </w:t>
-      </w:r>
-      <w:r>
-        <w:t>context models.</w:t>
-      </w:r>
-    </w:p>
-    <w:p>
-      <w:pPr>
-        <w:ind w:left="0" w:firstLine="0"/>
-      </w:pPr>
-      <w:r>
-        <w:t>Notably, the previous time I tested this, it got some of the words wrong and asserted some idea of what the last words (1) say, with the temperature reduced, it no longer asserts an incorrect assumption, but is able to claim its impossible to read</w:t>
-      </w:r>
-      <w:r>
-        <w:t xml:space="preserve"> </w:t>
-      </w:r>
-      <w:r>
-        <w:t>(2).</w:t>
-      </w:r>
-      <w:r>
-        <w:t xml:space="preserve"> The token count isn’t actually below what we had access to earlier either. So vision prompts really aren’t helped by context.</w:t>
-      </w:r>
-    </w:p>
-    <w:p>
-      <w:pPr>
-        <w:ind w:left="0" w:firstLine="0"/>
-      </w:pPr>
-      <w:r>
-        <w:rPr>
-          <w:noProof/>
-        </w:rPr>
         <w:drawing>
           <wp:inline distT="0" distB="0" distL="0" distR="0" wp14:anchorId="2E00E037" wp14:editId="6E0D6DBB">
             <wp:extent cx="4048125" cy="2475175"/>
@@ -7695,10 +7924,111 @@
     </w:p>
     <w:p>
       <w:pPr>
+        <w:ind w:left="0" w:firstLine="0"/>
+      </w:pPr>
+    </w:p>
+    <w:p>
+      <w:pPr>
+        <w:ind w:left="0" w:firstLine="0"/>
+      </w:pPr>
+    </w:p>
+    <w:p>
+      <w:pPr>
+        <w:ind w:left="0" w:firstLine="0"/>
+      </w:pPr>
+    </w:p>
+    <w:p>
+      <w:pPr>
+        <w:ind w:left="0" w:firstLine="0"/>
+      </w:pPr>
+    </w:p>
+    <w:p>
+      <w:pPr>
+        <w:ind w:left="0" w:firstLine="0"/>
+      </w:pPr>
+    </w:p>
+    <w:p>
+      <w:pPr>
+        <w:ind w:left="0" w:firstLine="0"/>
+      </w:pPr>
+    </w:p>
+    <w:p>
+      <w:pPr>
+        <w:ind w:left="0" w:firstLine="0"/>
+      </w:pPr>
+    </w:p>
+    <w:p>
+      <w:pPr>
+        <w:ind w:left="0" w:firstLine="0"/>
+      </w:pPr>
+    </w:p>
+    <w:p>
+      <w:pPr>
+        <w:ind w:left="0" w:firstLine="0"/>
+      </w:pPr>
+    </w:p>
+    <w:p>
+      <w:pPr>
+        <w:ind w:left="0" w:firstLine="0"/>
+      </w:pPr>
+    </w:p>
+    <w:p>
+      <w:pPr>
+        <w:ind w:left="0" w:firstLine="0"/>
+      </w:pPr>
+    </w:p>
+    <w:p>
+      <w:pPr>
+        <w:ind w:left="0" w:firstLine="0"/>
+      </w:pPr>
+    </w:p>
+    <w:p>
+      <w:pPr>
+        <w:ind w:left="0" w:firstLine="0"/>
+      </w:pPr>
+    </w:p>
+    <w:p>
+      <w:pPr>
+        <w:ind w:left="0" w:firstLine="0"/>
+      </w:pPr>
+    </w:p>
+    <w:p>
+      <w:pPr>
+        <w:ind w:left="0" w:firstLine="0"/>
+      </w:pPr>
+    </w:p>
+    <w:p>
+      <w:pPr>
+        <w:ind w:left="0" w:firstLine="0"/>
+      </w:pPr>
+    </w:p>
+    <w:p>
+      <w:pPr>
+        <w:ind w:left="0" w:firstLine="0"/>
+      </w:pPr>
+    </w:p>
+    <w:p>
+      <w:pPr>
+        <w:ind w:left="0" w:firstLine="0"/>
+      </w:pPr>
+    </w:p>
+    <w:p>
+      <w:pPr>
+        <w:ind w:left="0" w:firstLine="0"/>
+      </w:pPr>
+    </w:p>
+    <w:p>
+      <w:pPr>
+        <w:ind w:left="0" w:firstLine="0"/>
+      </w:pPr>
+    </w:p>
+    <w:p>
+      <w:pPr>
         <w:pStyle w:val="Heading2"/>
       </w:pPr>
       <w:bookmarkStart w:id="9" w:name="_Toc243065264"/>
       <w:r>
+        <w:lastRenderedPageBreak/>
         <w:t>Development</w:t>
       </w:r>
       <w:bookmarkEnd w:id="9"/>
@@ -7897,7 +8227,6 @@
         <w:rPr>
           <w:noProof/>
         </w:rPr>
-        <w:lastRenderedPageBreak/>
         <w:drawing>
           <wp:inline distT="0" distB="0" distL="0" distR="0" wp14:anchorId="4BB764FD" wp14:editId="455F7DDD">
             <wp:extent cx="2417197" cy="2259409"/>
